--- a/templates/TEMPLATE_FREQ/bienban.docx
+++ b/templates/TEMPLATE_FREQ/bienban.docx
@@ -18,6 +18,10 @@
           </w:tcPr>
           <w:p>
             <w:r>
+              <w:rPr>
+                <w:rFonts w:ascii="Times New Roman" w:hAnsi="Times New Roman" w:eastAsia="Times New Roman"/>
+                <w:sz w:val="22"/>
+              </w:rPr>
               <w:t>CỤC TIÊU CHUẨN ĐO LƯỜNG-CHẤT LƯỢNG / TRUNG TÂM TIÊU CHUẨN ĐO LƯỜNG-CHẤT LƯỢNG 2</w:t>
             </w:r>
           </w:p>
@@ -27,7 +31,15 @@
             <w:tcW w:type="dxa" w:w="4320"/>
           </w:tcPr>
           <w:p>
+            <w:pPr>
+              <w:jc w:val="center"/>
+            </w:pPr>
             <w:r>
+              <w:rPr>
+                <w:rFonts w:ascii="Times New Roman" w:hAnsi="Times New Roman" w:eastAsia="Times New Roman"/>
+                <w:b/>
+                <w:sz w:val="19"/>
+              </w:rPr>
               <w:t>CỘNG HÒA XÃ HỘI CHỦ NGHĨA VIỆT NAM / Độc lập - Tự do - Hạnh phúc</w:t>
             </w:r>
           </w:p>
@@ -35,88 +47,279 @@
       </w:tr>
     </w:tbl>
     <w:p>
+      <w:pPr>
+        <w:spacing w:after="80"/>
+        <w:jc w:val="center"/>
+      </w:pPr>
       <w:r>
+        <w:rPr>
+          <w:rFonts w:ascii="Times New Roman" w:hAnsi="Times New Roman" w:eastAsia="Times New Roman"/>
+          <w:b/>
+          <w:sz w:val="32"/>
+        </w:rPr>
         <w:t>BIÊN BẢN KIỂM ĐỊNH</w:t>
       </w:r>
     </w:p>
     <w:p>
       <w:r>
-        <w:t>Tên phương tiện ĐL-TN: {{ header.name }}</w:t>
+        <w:rPr>
+          <w:rFonts w:ascii="Times New Roman" w:hAnsi="Times New Roman" w:eastAsia="Times New Roman"/>
+          <w:b/>
+          <w:sz w:val="26"/>
+        </w:rPr>
+        <w:t xml:space="preserve">Tên phương tiện ĐL-TN: </w:t>
+      </w:r>
+      <w:r>
+        <w:rPr>
+          <w:rFonts w:ascii="Times New Roman" w:hAnsi="Times New Roman" w:eastAsia="Times New Roman"/>
+          <w:b w:val="0"/>
+          <w:sz w:val="26"/>
+        </w:rPr>
+        <w:t>{{ header.name }}</w:t>
       </w:r>
     </w:p>
     <w:p>
       <w:r>
-        <w:t>Ký hiệu: {{ header.no }}          Số hiệu: {{ header.serial }}</w:t>
+        <w:rPr>
+          <w:rFonts w:ascii="Times New Roman" w:hAnsi="Times New Roman" w:eastAsia="Times New Roman"/>
+          <w:b/>
+          <w:sz w:val="26"/>
+        </w:rPr>
+        <w:t xml:space="preserve">Ký hiệu: </w:t>
+      </w:r>
+      <w:r>
+        <w:rPr>
+          <w:rFonts w:ascii="Times New Roman" w:hAnsi="Times New Roman" w:eastAsia="Times New Roman"/>
+          <w:b w:val="0"/>
+          <w:sz w:val="26"/>
+        </w:rPr>
+        <w:t>{{ header.no }}</w:t>
+      </w:r>
+      <w:r>
+        <w:rPr>
+          <w:rFonts w:ascii="Times New Roman" w:hAnsi="Times New Roman" w:eastAsia="Times New Roman"/>
+          <w:b/>
+          <w:sz w:val="26"/>
+        </w:rPr>
+        <w:t xml:space="preserve">          Số hiệu: </w:t>
+      </w:r>
+      <w:r>
+        <w:rPr>
+          <w:rFonts w:ascii="Times New Roman" w:hAnsi="Times New Roman" w:eastAsia="Times New Roman"/>
+          <w:b w:val="0"/>
+          <w:sz w:val="26"/>
+        </w:rPr>
+        <w:t>{{ header.serial }}</w:t>
       </w:r>
     </w:p>
     <w:p>
       <w:r>
-        <w:t>Nước (hãng) sản xuất: {{ header.country }}</w:t>
+        <w:rPr>
+          <w:rFonts w:ascii="Times New Roman" w:hAnsi="Times New Roman" w:eastAsia="Times New Roman"/>
+          <w:b/>
+          <w:sz w:val="26"/>
+        </w:rPr>
+        <w:t xml:space="preserve">Nước (hãng) sản xuất: </w:t>
+      </w:r>
+      <w:r>
+        <w:rPr>
+          <w:rFonts w:ascii="Times New Roman" w:hAnsi="Times New Roman" w:eastAsia="Times New Roman"/>
+          <w:b w:val="0"/>
+          <w:sz w:val="26"/>
+        </w:rPr>
+        <w:t>{{ header.country }}</w:t>
       </w:r>
     </w:p>
     <w:p>
       <w:r>
-        <w:t>Đặc tính đo lường: Dải tần số đo từ {{ header.Characteristics }}</w:t>
+        <w:rPr>
+          <w:rFonts w:ascii="Times New Roman" w:hAnsi="Times New Roman" w:eastAsia="Times New Roman"/>
+          <w:b/>
+          <w:sz w:val="26"/>
+        </w:rPr>
+        <w:t xml:space="preserve">Đặc tính đo lường: Dải tần số đo từ </w:t>
+      </w:r>
+      <w:r>
+        <w:rPr>
+          <w:rFonts w:ascii="Times New Roman" w:hAnsi="Times New Roman" w:eastAsia="Times New Roman"/>
+          <w:b w:val="0"/>
+          <w:sz w:val="26"/>
+        </w:rPr>
+        <w:t>{{ header.Characteristics }}</w:t>
       </w:r>
     </w:p>
     <w:p>
       <w:r>
+        <w:rPr>
+          <w:rFonts w:ascii="Times New Roman" w:hAnsi="Times New Roman" w:eastAsia="Times New Roman"/>
+          <w:sz w:val="26"/>
+        </w:rPr>
         <w:t>Phương pháp kiểm định: QTKĐ 2.461 : 2018</w:t>
       </w:r>
     </w:p>
     <w:p>
       <w:r>
-        <w:t>Phương tiện kiểm định: {{ header.equipment }}</w:t>
+        <w:rPr>
+          <w:rFonts w:ascii="Times New Roman" w:hAnsi="Times New Roman" w:eastAsia="Times New Roman"/>
+          <w:b/>
+          <w:sz w:val="26"/>
+        </w:rPr>
+        <w:t xml:space="preserve">Phương tiện kiểm định: </w:t>
+      </w:r>
+      <w:r>
+        <w:rPr>
+          <w:rFonts w:ascii="Times New Roman" w:hAnsi="Times New Roman" w:eastAsia="Times New Roman"/>
+          <w:b w:val="0"/>
+          <w:sz w:val="26"/>
+        </w:rPr>
+        <w:t>{{ header.equipment }}</w:t>
       </w:r>
     </w:p>
     <w:p>
       <w:r>
-        <w:t>Điều kiện môi trường:  nhiệt độ {{ header.temperature }}                độ ẩm {{ header.humidity }}</w:t>
+        <w:rPr>
+          <w:rFonts w:ascii="Times New Roman" w:hAnsi="Times New Roman" w:eastAsia="Times New Roman"/>
+          <w:b/>
+          <w:sz w:val="26"/>
+        </w:rPr>
+        <w:t xml:space="preserve">Điều kiện môi trường:  nhiệt độ </w:t>
+      </w:r>
+      <w:r>
+        <w:rPr>
+          <w:rFonts w:ascii="Times New Roman" w:hAnsi="Times New Roman" w:eastAsia="Times New Roman"/>
+          <w:b w:val="0"/>
+          <w:sz w:val="26"/>
+        </w:rPr>
+        <w:t>{{ header.temperature }}</w:t>
+      </w:r>
+      <w:r>
+        <w:rPr>
+          <w:rFonts w:ascii="Times New Roman" w:hAnsi="Times New Roman" w:eastAsia="Times New Roman"/>
+          <w:b/>
+          <w:sz w:val="26"/>
+        </w:rPr>
+        <w:t xml:space="preserve">                độ ẩm </w:t>
+      </w:r>
+      <w:r>
+        <w:rPr>
+          <w:rFonts w:ascii="Times New Roman" w:hAnsi="Times New Roman" w:eastAsia="Times New Roman"/>
+          <w:b w:val="0"/>
+          <w:sz w:val="26"/>
+        </w:rPr>
+        <w:t>{{ header.humidity }}</w:t>
       </w:r>
     </w:p>
     <w:p>
       <w:r>
-        <w:t>Đã tiến hành kiểm định ngày {{ header.today }}</w:t>
+        <w:rPr>
+          <w:rFonts w:ascii="Times New Roman" w:hAnsi="Times New Roman" w:eastAsia="Times New Roman"/>
+          <w:b/>
+          <w:sz w:val="26"/>
+        </w:rPr>
+        <w:t xml:space="preserve">Đã tiến hành kiểm định ngày </w:t>
+      </w:r>
+      <w:r>
+        <w:rPr>
+          <w:rFonts w:ascii="Times New Roman" w:hAnsi="Times New Roman" w:eastAsia="Times New Roman"/>
+          <w:b w:val="0"/>
+          <w:sz w:val="26"/>
+        </w:rPr>
+        <w:t>{{ header.today }}</w:t>
       </w:r>
     </w:p>
     <w:p>
+      <w:pPr>
+        <w:spacing w:before="160" w:after="80"/>
+      </w:pPr>
       <w:r>
+        <w:rPr>
+          <w:rFonts w:ascii="Times New Roman" w:hAnsi="Times New Roman" w:eastAsia="Times New Roman"/>
+          <w:b/>
+          <w:sz w:val="26"/>
+        </w:rPr>
         <w:t>KẾT QUẢ KIỂM ĐỊNH</w:t>
       </w:r>
     </w:p>
     <w:p>
+      <w:pPr>
+        <w:spacing w:before="120" w:after="40"/>
+      </w:pPr>
       <w:r>
+        <w:rPr>
+          <w:rFonts w:ascii="Times New Roman" w:hAnsi="Times New Roman" w:eastAsia="Times New Roman"/>
+          <w:b/>
+          <w:sz w:val="26"/>
+        </w:rPr>
         <w:t>1 Kiểm tra bên ngoài</w:t>
       </w:r>
     </w:p>
     <w:p>
+      <w:pPr>
+        <w:spacing w:before="120" w:after="40"/>
+      </w:pPr>
       <w:r>
+        <w:rPr>
+          <w:rFonts w:ascii="Times New Roman" w:hAnsi="Times New Roman" w:eastAsia="Times New Roman"/>
+          <w:b/>
+          <w:sz w:val="26"/>
+        </w:rPr>
         <w:t>2 Kiểm tra kỹ thuật</w:t>
       </w:r>
     </w:p>
     <w:p>
+      <w:pPr>
+        <w:spacing w:before="120" w:after="40"/>
+      </w:pPr>
       <w:r>
+        <w:rPr>
+          <w:rFonts w:ascii="Times New Roman" w:hAnsi="Times New Roman" w:eastAsia="Times New Roman"/>
+          <w:b/>
+          <w:sz w:val="26"/>
+        </w:rPr>
         <w:t>3 Kiểm tra đo lường</w:t>
       </w:r>
     </w:p>
     <w:p>
       <w:r>
+        <w:rPr>
+          <w:rFonts w:ascii="Times New Roman" w:hAnsi="Times New Roman" w:eastAsia="Times New Roman"/>
+          <w:color w:val="595959"/>
+          <w:sz w:val="18"/>
+        </w:rPr>
         <w:t>{% if tables.A1.enabled %}</w:t>
       </w:r>
     </w:p>
     <w:p>
+      <w:pPr>
+        <w:spacing w:before="120" w:after="40"/>
+      </w:pPr>
       <w:r>
+        <w:rPr>
+          <w:rFonts w:ascii="Times New Roman" w:hAnsi="Times New Roman" w:eastAsia="Times New Roman"/>
+          <w:b/>
+          <w:sz w:val="26"/>
+        </w:rPr>
         <w:t>3.1 Xác định sai số tần số bộ dao động thạch anh</w:t>
       </w:r>
     </w:p>
     <w:p>
+      <w:pPr>
+        <w:spacing w:before="80" w:after="40"/>
+      </w:pPr>
       <w:r>
+        <w:rPr>
+          <w:rFonts w:ascii="Times New Roman" w:hAnsi="Times New Roman" w:eastAsia="Times New Roman"/>
+          <w:b/>
+          <w:i/>
+          <w:sz w:val="26"/>
+        </w:rPr>
         <w:t>Bảng A1 - Xác định sai số tần số bộ dao động thạch anh</w:t>
       </w:r>
     </w:p>
     <w:tbl>
       <w:tblPr>
         <w:tblW w:type="auto" w:w="0"/>
+        <w:jc w:val="center"/>
         <w:tblLook w:firstColumn="1" w:firstRow="1" w:lastColumn="0" w:lastRow="0" w:noHBand="0" w:noVBand="1" w:val="04A0"/>
       </w:tblPr>
       <w:tblGrid>
@@ -130,9 +333,25 @@
         <w:tc>
           <w:tcPr>
             <w:tcW w:type="dxa" w:w="1728"/>
+            <w:shd w:val="clear" w:color="auto" w:fill="F2F2F2"/>
+            <w:vAlign w:val="center"/>
+            <w:tcBorders>
+              <w:top w:val="single" w:sz="4" w:space="0" w:color="000000"/>
+              <w:start w:val="single" w:sz="4" w:space="0" w:color="000000"/>
+              <w:bottom w:val="single" w:sz="4" w:space="0" w:color="000000"/>
+              <w:end w:val="single" w:sz="4" w:space="0" w:color="000000"/>
+            </w:tcBorders>
           </w:tcPr>
           <w:p>
+            <w:pPr>
+              <w:jc w:val="center"/>
+            </w:pPr>
             <w:r>
+              <w:rPr>
+                <w:rFonts w:ascii="Times New Roman" w:hAnsi="Times New Roman" w:eastAsia="Times New Roman"/>
+                <w:b/>
+                <w:sz w:val="24"/>
+              </w:rPr>
               <w:t>Tần số thiết lập</w:t>
             </w:r>
           </w:p>
@@ -140,9 +359,25 @@
         <w:tc>
           <w:tcPr>
             <w:tcW w:type="dxa" w:w="1728"/>
+            <w:shd w:val="clear" w:color="auto" w:fill="F2F2F2"/>
+            <w:vAlign w:val="center"/>
+            <w:tcBorders>
+              <w:top w:val="single" w:sz="4" w:space="0" w:color="000000"/>
+              <w:start w:val="single" w:sz="4" w:space="0" w:color="000000"/>
+              <w:bottom w:val="single" w:sz="4" w:space="0" w:color="000000"/>
+              <w:end w:val="single" w:sz="4" w:space="0" w:color="000000"/>
+            </w:tcBorders>
           </w:tcPr>
           <w:p>
+            <w:pPr>
+              <w:jc w:val="center"/>
+            </w:pPr>
             <w:r>
+              <w:rPr>
+                <w:rFonts w:ascii="Times New Roman" w:hAnsi="Times New Roman" w:eastAsia="Times New Roman"/>
+                <w:b/>
+                <w:sz w:val="24"/>
+              </w:rPr>
               <w:t>Tần số đo được</w:t>
               <w:br/>
               <w:t>trên CNT-90XL</w:t>
@@ -154,9 +389,25 @@
         <w:tc>
           <w:tcPr>
             <w:tcW w:type="dxa" w:w="1728"/>
+            <w:shd w:val="clear" w:color="auto" w:fill="F2F2F2"/>
+            <w:vAlign w:val="center"/>
+            <w:tcBorders>
+              <w:top w:val="single" w:sz="4" w:space="0" w:color="000000"/>
+              <w:start w:val="single" w:sz="4" w:space="0" w:color="000000"/>
+              <w:bottom w:val="single" w:sz="4" w:space="0" w:color="000000"/>
+              <w:end w:val="single" w:sz="4" w:space="0" w:color="000000"/>
+            </w:tcBorders>
           </w:tcPr>
           <w:p>
+            <w:pPr>
+              <w:jc w:val="center"/>
+            </w:pPr>
             <w:r>
+              <w:rPr>
+                <w:rFonts w:ascii="Times New Roman" w:hAnsi="Times New Roman" w:eastAsia="Times New Roman"/>
+                <w:b/>
+                <w:sz w:val="24"/>
+              </w:rPr>
               <w:t>Tần số đo được</w:t>
               <w:br/>
               <w:t>trên CNT-90XL</w:t>
@@ -168,9 +419,25 @@
         <w:tc>
           <w:tcPr>
             <w:tcW w:type="dxa" w:w="1728"/>
+            <w:shd w:val="clear" w:color="auto" w:fill="F2F2F2"/>
+            <w:vAlign w:val="center"/>
+            <w:tcBorders>
+              <w:top w:val="single" w:sz="4" w:space="0" w:color="000000"/>
+              <w:start w:val="single" w:sz="4" w:space="0" w:color="000000"/>
+              <w:bottom w:val="single" w:sz="4" w:space="0" w:color="000000"/>
+              <w:end w:val="single" w:sz="4" w:space="0" w:color="000000"/>
+            </w:tcBorders>
           </w:tcPr>
           <w:p>
+            <w:pPr>
+              <w:jc w:val="center"/>
+            </w:pPr>
             <w:r>
+              <w:rPr>
+                <w:rFonts w:ascii="Times New Roman" w:hAnsi="Times New Roman" w:eastAsia="Times New Roman"/>
+                <w:b/>
+                <w:sz w:val="24"/>
+              </w:rPr>
               <w:t>Sai số tần số</w:t>
               <w:br/>
               <w:t>(δf)</w:t>
@@ -180,9 +447,25 @@
         <w:tc>
           <w:tcPr>
             <w:tcW w:type="dxa" w:w="1728"/>
+            <w:shd w:val="clear" w:color="auto" w:fill="F2F2F2"/>
+            <w:vAlign w:val="center"/>
+            <w:tcBorders>
+              <w:top w:val="single" w:sz="4" w:space="0" w:color="000000"/>
+              <w:start w:val="single" w:sz="4" w:space="0" w:color="000000"/>
+              <w:bottom w:val="single" w:sz="4" w:space="0" w:color="000000"/>
+              <w:end w:val="single" w:sz="4" w:space="0" w:color="000000"/>
+            </w:tcBorders>
           </w:tcPr>
           <w:p>
+            <w:pPr>
+              <w:jc w:val="center"/>
+            </w:pPr>
             <w:r>
+              <w:rPr>
+                <w:rFonts w:ascii="Times New Roman" w:hAnsi="Times New Roman" w:eastAsia="Times New Roman"/>
+                <w:b/>
+                <w:sz w:val="24"/>
+              </w:rPr>
               <w:t>Sai số</w:t>
               <w:br/>
               <w:t>cho phép</w:t>
@@ -197,9 +480,24 @@
           <w:tcPr>
             <w:tcW w:type="dxa" w:w="1728"/>
             <w:vMerge w:val="restart"/>
+            <w:vAlign w:val="center"/>
+            <w:tcBorders>
+              <w:top w:val="single" w:sz="4" w:space="0" w:color="000000"/>
+              <w:start w:val="single" w:sz="4" w:space="0" w:color="000000"/>
+              <w:bottom w:val="single" w:sz="4" w:space="0" w:color="000000"/>
+              <w:end w:val="single" w:sz="4" w:space="0" w:color="000000"/>
+            </w:tcBorders>
           </w:tcPr>
           <w:p>
+            <w:pPr>
+              <w:jc w:val="center"/>
+            </w:pPr>
             <w:r>
+              <w:rPr>
+                <w:rFonts w:ascii="Times New Roman" w:hAnsi="Times New Roman" w:eastAsia="Times New Roman"/>
+                <w:b w:val="0"/>
+                <w:sz w:val="24"/>
+              </w:rPr>
               <w:t>10 MHz</w:t>
             </w:r>
           </w:p>
@@ -207,9 +505,24 @@
         <w:tc>
           <w:tcPr>
             <w:tcW w:type="dxa" w:w="1728"/>
+            <w:vAlign w:val="center"/>
+            <w:tcBorders>
+              <w:top w:val="single" w:sz="4" w:space="0" w:color="000000"/>
+              <w:start w:val="single" w:sz="4" w:space="0" w:color="000000"/>
+              <w:bottom w:val="single" w:sz="4" w:space="0" w:color="000000"/>
+              <w:end w:val="single" w:sz="4" w:space="0" w:color="000000"/>
+            </w:tcBorders>
           </w:tcPr>
           <w:p>
+            <w:pPr>
+              <w:jc w:val="center"/>
+            </w:pPr>
             <w:r>
+              <w:rPr>
+                <w:rFonts w:ascii="Times New Roman" w:hAnsi="Times New Roman" w:eastAsia="Times New Roman"/>
+                <w:b w:val="0"/>
+                <w:sz w:val="24"/>
+              </w:rPr>
               <w:t>{{ tables.A1.report_val() }}</w:t>
             </w:r>
           </w:p>
@@ -217,20 +530,53 @@
         <w:tc>
           <w:tcPr>
             <w:tcW w:type="dxa" w:w="1728"/>
-          </w:tcPr>
-          <w:p/>
+            <w:vAlign w:val="center"/>
+            <w:tcBorders>
+              <w:top w:val="single" w:sz="4" w:space="0" w:color="000000"/>
+              <w:start w:val="single" w:sz="4" w:space="0" w:color="000000"/>
+              <w:bottom w:val="single" w:sz="4" w:space="0" w:color="000000"/>
+              <w:end w:val="single" w:sz="4" w:space="0" w:color="000000"/>
+            </w:tcBorders>
+          </w:tcPr>
+          <w:p>
+            <w:pPr>
+              <w:jc w:val="center"/>
+            </w:pPr>
+          </w:p>
         </w:tc>
         <w:tc>
           <w:tcPr>
             <w:tcW w:type="dxa" w:w="1728"/>
-          </w:tcPr>
-          <w:p/>
+            <w:vAlign w:val="center"/>
+            <w:tcBorders>
+              <w:top w:val="single" w:sz="4" w:space="0" w:color="000000"/>
+              <w:start w:val="single" w:sz="4" w:space="0" w:color="000000"/>
+              <w:bottom w:val="single" w:sz="4" w:space="0" w:color="000000"/>
+              <w:end w:val="single" w:sz="4" w:space="0" w:color="000000"/>
+            </w:tcBorders>
+          </w:tcPr>
+          <w:p>
+            <w:pPr>
+              <w:jc w:val="center"/>
+            </w:pPr>
+          </w:p>
         </w:tc>
         <w:tc>
           <w:tcPr>
             <w:tcW w:type="dxa" w:w="1728"/>
-          </w:tcPr>
-          <w:p/>
+            <w:vAlign w:val="center"/>
+            <w:tcBorders>
+              <w:top w:val="single" w:sz="4" w:space="0" w:color="000000"/>
+              <w:start w:val="single" w:sz="4" w:space="0" w:color="000000"/>
+              <w:bottom w:val="single" w:sz="4" w:space="0" w:color="000000"/>
+              <w:end w:val="single" w:sz="4" w:space="0" w:color="000000"/>
+            </w:tcBorders>
+          </w:tcPr>
+          <w:p>
+            <w:pPr>
+              <w:jc w:val="center"/>
+            </w:pPr>
+          </w:p>
         </w:tc>
       </w:tr>
       <w:tr>
@@ -244,9 +590,24 @@
         <w:tc>
           <w:tcPr>
             <w:tcW w:type="dxa" w:w="1728"/>
+            <w:vAlign w:val="center"/>
+            <w:tcBorders>
+              <w:top w:val="single" w:sz="4" w:space="0" w:color="000000"/>
+              <w:start w:val="single" w:sz="4" w:space="0" w:color="000000"/>
+              <w:bottom w:val="single" w:sz="4" w:space="0" w:color="000000"/>
+              <w:end w:val="single" w:sz="4" w:space="0" w:color="000000"/>
+            </w:tcBorders>
           </w:tcPr>
           <w:p>
+            <w:pPr>
+              <w:jc w:val="center"/>
+            </w:pPr>
             <w:r>
+              <w:rPr>
+                <w:rFonts w:ascii="Times New Roman" w:hAnsi="Times New Roman" w:eastAsia="Times New Roman"/>
+                <w:b w:val="0"/>
+                <w:sz w:val="24"/>
+              </w:rPr>
               <w:t>{{ tables.A1.report_val() }}</w:t>
             </w:r>
           </w:p>
@@ -254,20 +615,53 @@
         <w:tc>
           <w:tcPr>
             <w:tcW w:type="dxa" w:w="1728"/>
-          </w:tcPr>
-          <w:p/>
+            <w:vAlign w:val="center"/>
+            <w:tcBorders>
+              <w:top w:val="single" w:sz="4" w:space="0" w:color="000000"/>
+              <w:start w:val="single" w:sz="4" w:space="0" w:color="000000"/>
+              <w:bottom w:val="single" w:sz="4" w:space="0" w:color="000000"/>
+              <w:end w:val="single" w:sz="4" w:space="0" w:color="000000"/>
+            </w:tcBorders>
+          </w:tcPr>
+          <w:p>
+            <w:pPr>
+              <w:jc w:val="center"/>
+            </w:pPr>
+          </w:p>
         </w:tc>
         <w:tc>
           <w:tcPr>
             <w:tcW w:type="dxa" w:w="1728"/>
-          </w:tcPr>
-          <w:p/>
+            <w:vAlign w:val="center"/>
+            <w:tcBorders>
+              <w:top w:val="single" w:sz="4" w:space="0" w:color="000000"/>
+              <w:start w:val="single" w:sz="4" w:space="0" w:color="000000"/>
+              <w:bottom w:val="single" w:sz="4" w:space="0" w:color="000000"/>
+              <w:end w:val="single" w:sz="4" w:space="0" w:color="000000"/>
+            </w:tcBorders>
+          </w:tcPr>
+          <w:p>
+            <w:pPr>
+              <w:jc w:val="center"/>
+            </w:pPr>
+          </w:p>
         </w:tc>
         <w:tc>
           <w:tcPr>
             <w:tcW w:type="dxa" w:w="1728"/>
-          </w:tcPr>
-          <w:p/>
+            <w:vAlign w:val="center"/>
+            <w:tcBorders>
+              <w:top w:val="single" w:sz="4" w:space="0" w:color="000000"/>
+              <w:start w:val="single" w:sz="4" w:space="0" w:color="000000"/>
+              <w:bottom w:val="single" w:sz="4" w:space="0" w:color="000000"/>
+              <w:end w:val="single" w:sz="4" w:space="0" w:color="000000"/>
+            </w:tcBorders>
+          </w:tcPr>
+          <w:p>
+            <w:pPr>
+              <w:jc w:val="center"/>
+            </w:pPr>
+          </w:p>
         </w:tc>
       </w:tr>
       <w:tr>
@@ -281,9 +675,24 @@
         <w:tc>
           <w:tcPr>
             <w:tcW w:type="dxa" w:w="1728"/>
+            <w:vAlign w:val="center"/>
+            <w:tcBorders>
+              <w:top w:val="single" w:sz="4" w:space="0" w:color="000000"/>
+              <w:start w:val="single" w:sz="4" w:space="0" w:color="000000"/>
+              <w:bottom w:val="single" w:sz="4" w:space="0" w:color="000000"/>
+              <w:end w:val="single" w:sz="4" w:space="0" w:color="000000"/>
+            </w:tcBorders>
           </w:tcPr>
           <w:p>
+            <w:pPr>
+              <w:jc w:val="center"/>
+            </w:pPr>
             <w:r>
+              <w:rPr>
+                <w:rFonts w:ascii="Times New Roman" w:hAnsi="Times New Roman" w:eastAsia="Times New Roman"/>
+                <w:b w:val="0"/>
+                <w:sz w:val="24"/>
+              </w:rPr>
               <w:t>{{ tables.A1.report_val() }}</w:t>
             </w:r>
           </w:p>
@@ -291,20 +700,53 @@
         <w:tc>
           <w:tcPr>
             <w:tcW w:type="dxa" w:w="1728"/>
-          </w:tcPr>
-          <w:p/>
+            <w:vAlign w:val="center"/>
+            <w:tcBorders>
+              <w:top w:val="single" w:sz="4" w:space="0" w:color="000000"/>
+              <w:start w:val="single" w:sz="4" w:space="0" w:color="000000"/>
+              <w:bottom w:val="single" w:sz="4" w:space="0" w:color="000000"/>
+              <w:end w:val="single" w:sz="4" w:space="0" w:color="000000"/>
+            </w:tcBorders>
+          </w:tcPr>
+          <w:p>
+            <w:pPr>
+              <w:jc w:val="center"/>
+            </w:pPr>
+          </w:p>
         </w:tc>
         <w:tc>
           <w:tcPr>
             <w:tcW w:type="dxa" w:w="1728"/>
-          </w:tcPr>
-          <w:p/>
+            <w:vAlign w:val="center"/>
+            <w:tcBorders>
+              <w:top w:val="single" w:sz="4" w:space="0" w:color="000000"/>
+              <w:start w:val="single" w:sz="4" w:space="0" w:color="000000"/>
+              <w:bottom w:val="single" w:sz="4" w:space="0" w:color="000000"/>
+              <w:end w:val="single" w:sz="4" w:space="0" w:color="000000"/>
+            </w:tcBorders>
+          </w:tcPr>
+          <w:p>
+            <w:pPr>
+              <w:jc w:val="center"/>
+            </w:pPr>
+          </w:p>
         </w:tc>
         <w:tc>
           <w:tcPr>
             <w:tcW w:type="dxa" w:w="1728"/>
-          </w:tcPr>
-          <w:p/>
+            <w:vAlign w:val="center"/>
+            <w:tcBorders>
+              <w:top w:val="single" w:sz="4" w:space="0" w:color="000000"/>
+              <w:start w:val="single" w:sz="4" w:space="0" w:color="000000"/>
+              <w:bottom w:val="single" w:sz="4" w:space="0" w:color="000000"/>
+              <w:end w:val="single" w:sz="4" w:space="0" w:color="000000"/>
+            </w:tcBorders>
+          </w:tcPr>
+          <w:p>
+            <w:pPr>
+              <w:jc w:val="center"/>
+            </w:pPr>
+          </w:p>
         </w:tc>
       </w:tr>
       <w:tr>
@@ -318,9 +760,24 @@
         <w:tc>
           <w:tcPr>
             <w:tcW w:type="dxa" w:w="1728"/>
+            <w:vAlign w:val="center"/>
+            <w:tcBorders>
+              <w:top w:val="single" w:sz="4" w:space="0" w:color="000000"/>
+              <w:start w:val="single" w:sz="4" w:space="0" w:color="000000"/>
+              <w:bottom w:val="single" w:sz="4" w:space="0" w:color="000000"/>
+              <w:end w:val="single" w:sz="4" w:space="0" w:color="000000"/>
+            </w:tcBorders>
           </w:tcPr>
           <w:p>
+            <w:pPr>
+              <w:jc w:val="center"/>
+            </w:pPr>
             <w:r>
+              <w:rPr>
+                <w:rFonts w:ascii="Times New Roman" w:hAnsi="Times New Roman" w:eastAsia="Times New Roman"/>
+                <w:b w:val="0"/>
+                <w:sz w:val="24"/>
+              </w:rPr>
               <w:t>{{ tables.A1.report_val() }}</w:t>
             </w:r>
           </w:p>
@@ -328,20 +785,53 @@
         <w:tc>
           <w:tcPr>
             <w:tcW w:type="dxa" w:w="1728"/>
-          </w:tcPr>
-          <w:p/>
+            <w:vAlign w:val="center"/>
+            <w:tcBorders>
+              <w:top w:val="single" w:sz="4" w:space="0" w:color="000000"/>
+              <w:start w:val="single" w:sz="4" w:space="0" w:color="000000"/>
+              <w:bottom w:val="single" w:sz="4" w:space="0" w:color="000000"/>
+              <w:end w:val="single" w:sz="4" w:space="0" w:color="000000"/>
+            </w:tcBorders>
+          </w:tcPr>
+          <w:p>
+            <w:pPr>
+              <w:jc w:val="center"/>
+            </w:pPr>
+          </w:p>
         </w:tc>
         <w:tc>
           <w:tcPr>
             <w:tcW w:type="dxa" w:w="1728"/>
-          </w:tcPr>
-          <w:p/>
+            <w:vAlign w:val="center"/>
+            <w:tcBorders>
+              <w:top w:val="single" w:sz="4" w:space="0" w:color="000000"/>
+              <w:start w:val="single" w:sz="4" w:space="0" w:color="000000"/>
+              <w:bottom w:val="single" w:sz="4" w:space="0" w:color="000000"/>
+              <w:end w:val="single" w:sz="4" w:space="0" w:color="000000"/>
+            </w:tcBorders>
+          </w:tcPr>
+          <w:p>
+            <w:pPr>
+              <w:jc w:val="center"/>
+            </w:pPr>
+          </w:p>
         </w:tc>
         <w:tc>
           <w:tcPr>
             <w:tcW w:type="dxa" w:w="1728"/>
-          </w:tcPr>
-          <w:p/>
+            <w:vAlign w:val="center"/>
+            <w:tcBorders>
+              <w:top w:val="single" w:sz="4" w:space="0" w:color="000000"/>
+              <w:start w:val="single" w:sz="4" w:space="0" w:color="000000"/>
+              <w:bottom w:val="single" w:sz="4" w:space="0" w:color="000000"/>
+              <w:end w:val="single" w:sz="4" w:space="0" w:color="000000"/>
+            </w:tcBorders>
+          </w:tcPr>
+          <w:p>
+            <w:pPr>
+              <w:jc w:val="center"/>
+            </w:pPr>
+          </w:p>
         </w:tc>
       </w:tr>
       <w:tr>
@@ -355,9 +845,24 @@
         <w:tc>
           <w:tcPr>
             <w:tcW w:type="dxa" w:w="1728"/>
+            <w:vAlign w:val="center"/>
+            <w:tcBorders>
+              <w:top w:val="single" w:sz="4" w:space="0" w:color="000000"/>
+              <w:start w:val="single" w:sz="4" w:space="0" w:color="000000"/>
+              <w:bottom w:val="single" w:sz="4" w:space="0" w:color="000000"/>
+              <w:end w:val="single" w:sz="4" w:space="0" w:color="000000"/>
+            </w:tcBorders>
           </w:tcPr>
           <w:p>
+            <w:pPr>
+              <w:jc w:val="center"/>
+            </w:pPr>
             <w:r>
+              <w:rPr>
+                <w:rFonts w:ascii="Times New Roman" w:hAnsi="Times New Roman" w:eastAsia="Times New Roman"/>
+                <w:b w:val="0"/>
+                <w:sz w:val="24"/>
+              </w:rPr>
               <w:t>{{ tables.A1.report_val() }}</w:t>
             </w:r>
           </w:p>
@@ -365,20 +870,53 @@
         <w:tc>
           <w:tcPr>
             <w:tcW w:type="dxa" w:w="1728"/>
-          </w:tcPr>
-          <w:p/>
+            <w:vAlign w:val="center"/>
+            <w:tcBorders>
+              <w:top w:val="single" w:sz="4" w:space="0" w:color="000000"/>
+              <w:start w:val="single" w:sz="4" w:space="0" w:color="000000"/>
+              <w:bottom w:val="single" w:sz="4" w:space="0" w:color="000000"/>
+              <w:end w:val="single" w:sz="4" w:space="0" w:color="000000"/>
+            </w:tcBorders>
+          </w:tcPr>
+          <w:p>
+            <w:pPr>
+              <w:jc w:val="center"/>
+            </w:pPr>
+          </w:p>
         </w:tc>
         <w:tc>
           <w:tcPr>
             <w:tcW w:type="dxa" w:w="1728"/>
-          </w:tcPr>
-          <w:p/>
+            <w:vAlign w:val="center"/>
+            <w:tcBorders>
+              <w:top w:val="single" w:sz="4" w:space="0" w:color="000000"/>
+              <w:start w:val="single" w:sz="4" w:space="0" w:color="000000"/>
+              <w:bottom w:val="single" w:sz="4" w:space="0" w:color="000000"/>
+              <w:end w:val="single" w:sz="4" w:space="0" w:color="000000"/>
+            </w:tcBorders>
+          </w:tcPr>
+          <w:p>
+            <w:pPr>
+              <w:jc w:val="center"/>
+            </w:pPr>
+          </w:p>
         </w:tc>
         <w:tc>
           <w:tcPr>
             <w:tcW w:type="dxa" w:w="1728"/>
-          </w:tcPr>
-          <w:p/>
+            <w:vAlign w:val="center"/>
+            <w:tcBorders>
+              <w:top w:val="single" w:sz="4" w:space="0" w:color="000000"/>
+              <w:start w:val="single" w:sz="4" w:space="0" w:color="000000"/>
+              <w:bottom w:val="single" w:sz="4" w:space="0" w:color="000000"/>
+              <w:end w:val="single" w:sz="4" w:space="0" w:color="000000"/>
+            </w:tcBorders>
+          </w:tcPr>
+          <w:p>
+            <w:pPr>
+              <w:jc w:val="center"/>
+            </w:pPr>
+          </w:p>
         </w:tc>
       </w:tr>
       <w:tr>
@@ -392,15 +930,41 @@
         <w:tc>
           <w:tcPr>
             <w:tcW w:type="dxa" w:w="1728"/>
-          </w:tcPr>
-          <w:p/>
+            <w:vAlign w:val="center"/>
+            <w:tcBorders>
+              <w:top w:val="single" w:sz="4" w:space="0" w:color="000000"/>
+              <w:start w:val="single" w:sz="4" w:space="0" w:color="000000"/>
+              <w:bottom w:val="single" w:sz="4" w:space="0" w:color="000000"/>
+              <w:end w:val="single" w:sz="4" w:space="0" w:color="000000"/>
+            </w:tcBorders>
+          </w:tcPr>
+          <w:p>
+            <w:pPr>
+              <w:jc w:val="center"/>
+            </w:pPr>
+          </w:p>
         </w:tc>
         <w:tc>
           <w:tcPr>
             <w:tcW w:type="dxa" w:w="1728"/>
+            <w:vAlign w:val="center"/>
+            <w:tcBorders>
+              <w:top w:val="single" w:sz="4" w:space="0" w:color="000000"/>
+              <w:start w:val="single" w:sz="4" w:space="0" w:color="000000"/>
+              <w:bottom w:val="single" w:sz="4" w:space="0" w:color="000000"/>
+              <w:end w:val="single" w:sz="4" w:space="0" w:color="000000"/>
+            </w:tcBorders>
           </w:tcPr>
           <w:p>
+            <w:pPr>
+              <w:jc w:val="center"/>
+            </w:pPr>
             <w:r>
+              <w:rPr>
+                <w:rFonts w:ascii="Times New Roman" w:hAnsi="Times New Roman" w:eastAsia="Times New Roman"/>
+                <w:b w:val="0"/>
+                <w:sz w:val="24"/>
+              </w:rPr>
               <w:t>{{ tables.A1.report_val() }}</w:t>
             </w:r>
           </w:p>
@@ -408,9 +972,24 @@
         <w:tc>
           <w:tcPr>
             <w:tcW w:type="dxa" w:w="1728"/>
+            <w:vAlign w:val="center"/>
+            <w:tcBorders>
+              <w:top w:val="single" w:sz="4" w:space="0" w:color="000000"/>
+              <w:start w:val="single" w:sz="4" w:space="0" w:color="000000"/>
+              <w:bottom w:val="single" w:sz="4" w:space="0" w:color="000000"/>
+              <w:end w:val="single" w:sz="4" w:space="0" w:color="000000"/>
+            </w:tcBorders>
           </w:tcPr>
           <w:p>
+            <w:pPr>
+              <w:jc w:val="center"/>
+            </w:pPr>
             <w:r>
+              <w:rPr>
+                <w:rFonts w:ascii="Times New Roman" w:hAnsi="Times New Roman" w:eastAsia="Times New Roman"/>
+                <w:b w:val="0"/>
+                <w:sz w:val="24"/>
+              </w:rPr>
               <w:t>{{ tables.A1.report_val() }}</w:t>
             </w:r>
           </w:p>
@@ -418,9 +997,24 @@
         <w:tc>
           <w:tcPr>
             <w:tcW w:type="dxa" w:w="1728"/>
+            <w:vAlign w:val="center"/>
+            <w:tcBorders>
+              <w:top w:val="single" w:sz="4" w:space="0" w:color="000000"/>
+              <w:start w:val="single" w:sz="4" w:space="0" w:color="000000"/>
+              <w:bottom w:val="single" w:sz="4" w:space="0" w:color="000000"/>
+              <w:end w:val="single" w:sz="4" w:space="0" w:color="000000"/>
+            </w:tcBorders>
           </w:tcPr>
           <w:p>
+            <w:pPr>
+              <w:jc w:val="center"/>
+            </w:pPr>
             <w:r>
+              <w:rPr>
+                <w:rFonts w:ascii="Times New Roman" w:hAnsi="Times New Roman" w:eastAsia="Times New Roman"/>
+                <w:b w:val="0"/>
+                <w:sz w:val="24"/>
+              </w:rPr>
               <w:t>± 2,4×10⁻⁷</w:t>
             </w:r>
           </w:p>
@@ -429,27 +1023,55 @@
     </w:tbl>
     <w:p>
       <w:r>
+        <w:rPr>
+          <w:rFonts w:ascii="Times New Roman" w:hAnsi="Times New Roman" w:eastAsia="Times New Roman"/>
+          <w:color w:val="595959"/>
+          <w:sz w:val="18"/>
+        </w:rPr>
         <w:t>{% endif %}</w:t>
       </w:r>
     </w:p>
     <w:p>
       <w:r>
+        <w:rPr>
+          <w:rFonts w:ascii="Times New Roman" w:hAnsi="Times New Roman" w:eastAsia="Times New Roman"/>
+          <w:color w:val="595959"/>
+          <w:sz w:val="18"/>
+        </w:rPr>
         <w:t>{% if tables.A2.enabled %}</w:t>
       </w:r>
     </w:p>
     <w:p>
+      <w:pPr>
+        <w:spacing w:before="120" w:after="40"/>
+      </w:pPr>
       <w:r>
+        <w:rPr>
+          <w:rFonts w:ascii="Times New Roman" w:hAnsi="Times New Roman" w:eastAsia="Times New Roman"/>
+          <w:b/>
+          <w:sz w:val="26"/>
+        </w:rPr>
         <w:t>3.2 Xác định độ nhạy đầu vào kênh A</w:t>
       </w:r>
     </w:p>
     <w:p>
+      <w:pPr>
+        <w:spacing w:before="80" w:after="40"/>
+      </w:pPr>
       <w:r>
+        <w:rPr>
+          <w:rFonts w:ascii="Times New Roman" w:hAnsi="Times New Roman" w:eastAsia="Times New Roman"/>
+          <w:b/>
+          <w:i/>
+          <w:sz w:val="26"/>
+        </w:rPr>
         <w:t>Bảng A2 - Xác định độ nhạy đầu vào kênh A</w:t>
       </w:r>
     </w:p>
     <w:tbl>
       <w:tblPr>
         <w:tblW w:type="auto" w:w="0"/>
+        <w:jc w:val="center"/>
         <w:tblLook w:firstColumn="1" w:firstRow="1" w:lastColumn="0" w:lastRow="0" w:noHBand="0" w:noVBand="1" w:val="04A0"/>
       </w:tblPr>
       <w:tblGrid>
@@ -461,9 +1083,25 @@
         <w:tc>
           <w:tcPr>
             <w:tcW w:type="dxa" w:w="2880"/>
+            <w:shd w:val="clear" w:color="auto" w:fill="F2F2F2"/>
+            <w:vAlign w:val="center"/>
+            <w:tcBorders>
+              <w:top w:val="single" w:sz="4" w:space="0" w:color="000000"/>
+              <w:start w:val="single" w:sz="4" w:space="0" w:color="000000"/>
+              <w:bottom w:val="single" w:sz="4" w:space="0" w:color="000000"/>
+              <w:end w:val="single" w:sz="4" w:space="0" w:color="000000"/>
+            </w:tcBorders>
           </w:tcPr>
           <w:p>
+            <w:pPr>
+              <w:jc w:val="center"/>
+            </w:pPr>
             <w:r>
+              <w:rPr>
+                <w:rFonts w:ascii="Times New Roman" w:hAnsi="Times New Roman" w:eastAsia="Times New Roman"/>
+                <w:b/>
+                <w:sz w:val="24"/>
+              </w:rPr>
               <w:t>Tần số thiết lập</w:t>
             </w:r>
           </w:p>
@@ -471,9 +1109,25 @@
         <w:tc>
           <w:tcPr>
             <w:tcW w:type="dxa" w:w="2880"/>
+            <w:shd w:val="clear" w:color="auto" w:fill="F2F2F2"/>
+            <w:vAlign w:val="center"/>
+            <w:tcBorders>
+              <w:top w:val="single" w:sz="4" w:space="0" w:color="000000"/>
+              <w:start w:val="single" w:sz="4" w:space="0" w:color="000000"/>
+              <w:bottom w:val="single" w:sz="4" w:space="0" w:color="000000"/>
+              <w:end w:val="single" w:sz="4" w:space="0" w:color="000000"/>
+            </w:tcBorders>
           </w:tcPr>
           <w:p>
+            <w:pPr>
+              <w:jc w:val="center"/>
+            </w:pPr>
             <w:r>
+              <w:rPr>
+                <w:rFonts w:ascii="Times New Roman" w:hAnsi="Times New Roman" w:eastAsia="Times New Roman"/>
+                <w:b/>
+                <w:sz w:val="24"/>
+              </w:rPr>
               <w:t>Độ nhạy đo được</w:t>
             </w:r>
           </w:p>
@@ -481,9 +1135,25 @@
         <w:tc>
           <w:tcPr>
             <w:tcW w:type="dxa" w:w="2880"/>
+            <w:shd w:val="clear" w:color="auto" w:fill="F2F2F2"/>
+            <w:vAlign w:val="center"/>
+            <w:tcBorders>
+              <w:top w:val="single" w:sz="4" w:space="0" w:color="000000"/>
+              <w:start w:val="single" w:sz="4" w:space="0" w:color="000000"/>
+              <w:bottom w:val="single" w:sz="4" w:space="0" w:color="000000"/>
+              <w:end w:val="single" w:sz="4" w:space="0" w:color="000000"/>
+            </w:tcBorders>
           </w:tcPr>
           <w:p>
+            <w:pPr>
+              <w:jc w:val="center"/>
+            </w:pPr>
             <w:r>
+              <w:rPr>
+                <w:rFonts w:ascii="Times New Roman" w:hAnsi="Times New Roman" w:eastAsia="Times New Roman"/>
+                <w:b/>
+                <w:sz w:val="24"/>
+              </w:rPr>
               <w:t>Độ nhạy cho phép</w:t>
             </w:r>
           </w:p>
@@ -493,9 +1163,24 @@
         <w:tc>
           <w:tcPr>
             <w:tcW w:type="dxa" w:w="2880"/>
+            <w:vAlign w:val="center"/>
+            <w:tcBorders>
+              <w:top w:val="single" w:sz="4" w:space="0" w:color="000000"/>
+              <w:start w:val="single" w:sz="4" w:space="0" w:color="000000"/>
+              <w:bottom w:val="single" w:sz="4" w:space="0" w:color="000000"/>
+              <w:end w:val="single" w:sz="4" w:space="0" w:color="000000"/>
+            </w:tcBorders>
           </w:tcPr>
           <w:p>
+            <w:pPr>
+              <w:jc w:val="center"/>
+            </w:pPr>
             <w:r>
+              <w:rPr>
+                <w:rFonts w:ascii="Times New Roman" w:hAnsi="Times New Roman" w:eastAsia="Times New Roman"/>
+                <w:b w:val="0"/>
+                <w:sz w:val="24"/>
+              </w:rPr>
               <w:t>100 kHz</w:t>
             </w:r>
           </w:p>
@@ -503,9 +1188,24 @@
         <w:tc>
           <w:tcPr>
             <w:tcW w:type="dxa" w:w="2880"/>
+            <w:vAlign w:val="center"/>
+            <w:tcBorders>
+              <w:top w:val="single" w:sz="4" w:space="0" w:color="000000"/>
+              <w:start w:val="single" w:sz="4" w:space="0" w:color="000000"/>
+              <w:bottom w:val="single" w:sz="4" w:space="0" w:color="000000"/>
+              <w:end w:val="single" w:sz="4" w:space="0" w:color="000000"/>
+            </w:tcBorders>
           </w:tcPr>
           <w:p>
+            <w:pPr>
+              <w:jc w:val="center"/>
+            </w:pPr>
             <w:r>
+              <w:rPr>
+                <w:rFonts w:ascii="Times New Roman" w:hAnsi="Times New Roman" w:eastAsia="Times New Roman"/>
+                <w:b w:val="0"/>
+                <w:sz w:val="24"/>
+              </w:rPr>
               <w:t>{{ tables.A2.report_val() }}</w:t>
             </w:r>
           </w:p>
@@ -514,9 +1214,24 @@
           <w:tcPr>
             <w:tcW w:type="dxa" w:w="2880"/>
             <w:vMerge w:val="restart"/>
+            <w:vAlign w:val="center"/>
+            <w:tcBorders>
+              <w:top w:val="single" w:sz="4" w:space="0" w:color="000000"/>
+              <w:start w:val="single" w:sz="4" w:space="0" w:color="000000"/>
+              <w:bottom w:val="single" w:sz="4" w:space="0" w:color="000000"/>
+              <w:end w:val="single" w:sz="4" w:space="0" w:color="000000"/>
+            </w:tcBorders>
           </w:tcPr>
           <w:p>
+            <w:pPr>
+              <w:jc w:val="center"/>
+            </w:pPr>
             <w:r>
+              <w:rPr>
+                <w:rFonts w:ascii="Times New Roman" w:hAnsi="Times New Roman" w:eastAsia="Times New Roman"/>
+                <w:b w:val="0"/>
+                <w:sz w:val="24"/>
+              </w:rPr>
               <w:t>≤ 15 mVrms</w:t>
             </w:r>
           </w:p>
@@ -526,9 +1241,24 @@
         <w:tc>
           <w:tcPr>
             <w:tcW w:type="dxa" w:w="2880"/>
+            <w:vAlign w:val="center"/>
+            <w:tcBorders>
+              <w:top w:val="single" w:sz="4" w:space="0" w:color="000000"/>
+              <w:start w:val="single" w:sz="4" w:space="0" w:color="000000"/>
+              <w:bottom w:val="single" w:sz="4" w:space="0" w:color="000000"/>
+              <w:end w:val="single" w:sz="4" w:space="0" w:color="000000"/>
+            </w:tcBorders>
           </w:tcPr>
           <w:p>
+            <w:pPr>
+              <w:jc w:val="center"/>
+            </w:pPr>
             <w:r>
+              <w:rPr>
+                <w:rFonts w:ascii="Times New Roman" w:hAnsi="Times New Roman" w:eastAsia="Times New Roman"/>
+                <w:b w:val="0"/>
+                <w:sz w:val="24"/>
+              </w:rPr>
               <w:t>1 MHz</w:t>
             </w:r>
           </w:p>
@@ -536,9 +1266,24 @@
         <w:tc>
           <w:tcPr>
             <w:tcW w:type="dxa" w:w="2880"/>
+            <w:vAlign w:val="center"/>
+            <w:tcBorders>
+              <w:top w:val="single" w:sz="4" w:space="0" w:color="000000"/>
+              <w:start w:val="single" w:sz="4" w:space="0" w:color="000000"/>
+              <w:bottom w:val="single" w:sz="4" w:space="0" w:color="000000"/>
+              <w:end w:val="single" w:sz="4" w:space="0" w:color="000000"/>
+            </w:tcBorders>
           </w:tcPr>
           <w:p>
+            <w:pPr>
+              <w:jc w:val="center"/>
+            </w:pPr>
             <w:r>
+              <w:rPr>
+                <w:rFonts w:ascii="Times New Roman" w:hAnsi="Times New Roman" w:eastAsia="Times New Roman"/>
+                <w:b w:val="0"/>
+                <w:sz w:val="24"/>
+              </w:rPr>
               <w:t>{{ tables.A2.report_val() }}</w:t>
             </w:r>
           </w:p>
@@ -555,9 +1300,24 @@
         <w:tc>
           <w:tcPr>
             <w:tcW w:type="dxa" w:w="2880"/>
+            <w:vAlign w:val="center"/>
+            <w:tcBorders>
+              <w:top w:val="single" w:sz="4" w:space="0" w:color="000000"/>
+              <w:start w:val="single" w:sz="4" w:space="0" w:color="000000"/>
+              <w:bottom w:val="single" w:sz="4" w:space="0" w:color="000000"/>
+              <w:end w:val="single" w:sz="4" w:space="0" w:color="000000"/>
+            </w:tcBorders>
           </w:tcPr>
           <w:p>
+            <w:pPr>
+              <w:jc w:val="center"/>
+            </w:pPr>
             <w:r>
+              <w:rPr>
+                <w:rFonts w:ascii="Times New Roman" w:hAnsi="Times New Roman" w:eastAsia="Times New Roman"/>
+                <w:b w:val="0"/>
+                <w:sz w:val="24"/>
+              </w:rPr>
               <w:t>10 MHz</w:t>
             </w:r>
           </w:p>
@@ -565,9 +1325,24 @@
         <w:tc>
           <w:tcPr>
             <w:tcW w:type="dxa" w:w="2880"/>
+            <w:vAlign w:val="center"/>
+            <w:tcBorders>
+              <w:top w:val="single" w:sz="4" w:space="0" w:color="000000"/>
+              <w:start w:val="single" w:sz="4" w:space="0" w:color="000000"/>
+              <w:bottom w:val="single" w:sz="4" w:space="0" w:color="000000"/>
+              <w:end w:val="single" w:sz="4" w:space="0" w:color="000000"/>
+            </w:tcBorders>
           </w:tcPr>
           <w:p>
+            <w:pPr>
+              <w:jc w:val="center"/>
+            </w:pPr>
             <w:r>
+              <w:rPr>
+                <w:rFonts w:ascii="Times New Roman" w:hAnsi="Times New Roman" w:eastAsia="Times New Roman"/>
+                <w:b w:val="0"/>
+                <w:sz w:val="24"/>
+              </w:rPr>
               <w:t>{{ tables.A2.report_val() }}</w:t>
             </w:r>
           </w:p>
@@ -584,9 +1359,24 @@
         <w:tc>
           <w:tcPr>
             <w:tcW w:type="dxa" w:w="2880"/>
+            <w:vAlign w:val="center"/>
+            <w:tcBorders>
+              <w:top w:val="single" w:sz="4" w:space="0" w:color="000000"/>
+              <w:start w:val="single" w:sz="4" w:space="0" w:color="000000"/>
+              <w:bottom w:val="single" w:sz="4" w:space="0" w:color="000000"/>
+              <w:end w:val="single" w:sz="4" w:space="0" w:color="000000"/>
+            </w:tcBorders>
           </w:tcPr>
           <w:p>
+            <w:pPr>
+              <w:jc w:val="center"/>
+            </w:pPr>
             <w:r>
+              <w:rPr>
+                <w:rFonts w:ascii="Times New Roman" w:hAnsi="Times New Roman" w:eastAsia="Times New Roman"/>
+                <w:b w:val="0"/>
+                <w:sz w:val="24"/>
+              </w:rPr>
               <w:t>25 MHz</w:t>
             </w:r>
           </w:p>
@@ -594,9 +1384,24 @@
         <w:tc>
           <w:tcPr>
             <w:tcW w:type="dxa" w:w="2880"/>
+            <w:vAlign w:val="center"/>
+            <w:tcBorders>
+              <w:top w:val="single" w:sz="4" w:space="0" w:color="000000"/>
+              <w:start w:val="single" w:sz="4" w:space="0" w:color="000000"/>
+              <w:bottom w:val="single" w:sz="4" w:space="0" w:color="000000"/>
+              <w:end w:val="single" w:sz="4" w:space="0" w:color="000000"/>
+            </w:tcBorders>
           </w:tcPr>
           <w:p>
+            <w:pPr>
+              <w:jc w:val="center"/>
+            </w:pPr>
             <w:r>
+              <w:rPr>
+                <w:rFonts w:ascii="Times New Roman" w:hAnsi="Times New Roman" w:eastAsia="Times New Roman"/>
+                <w:b w:val="0"/>
+                <w:sz w:val="24"/>
+              </w:rPr>
               <w:t>{{ tables.A2.report_val() }}</w:t>
             </w:r>
           </w:p>
@@ -613,9 +1418,24 @@
         <w:tc>
           <w:tcPr>
             <w:tcW w:type="dxa" w:w="2880"/>
+            <w:vAlign w:val="center"/>
+            <w:tcBorders>
+              <w:top w:val="single" w:sz="4" w:space="0" w:color="000000"/>
+              <w:start w:val="single" w:sz="4" w:space="0" w:color="000000"/>
+              <w:bottom w:val="single" w:sz="4" w:space="0" w:color="000000"/>
+              <w:end w:val="single" w:sz="4" w:space="0" w:color="000000"/>
+            </w:tcBorders>
           </w:tcPr>
           <w:p>
+            <w:pPr>
+              <w:jc w:val="center"/>
+            </w:pPr>
             <w:r>
+              <w:rPr>
+                <w:rFonts w:ascii="Times New Roman" w:hAnsi="Times New Roman" w:eastAsia="Times New Roman"/>
+                <w:b w:val="0"/>
+                <w:sz w:val="24"/>
+              </w:rPr>
               <w:t>40 MHz</w:t>
             </w:r>
           </w:p>
@@ -623,9 +1443,24 @@
         <w:tc>
           <w:tcPr>
             <w:tcW w:type="dxa" w:w="2880"/>
+            <w:vAlign w:val="center"/>
+            <w:tcBorders>
+              <w:top w:val="single" w:sz="4" w:space="0" w:color="000000"/>
+              <w:start w:val="single" w:sz="4" w:space="0" w:color="000000"/>
+              <w:bottom w:val="single" w:sz="4" w:space="0" w:color="000000"/>
+              <w:end w:val="single" w:sz="4" w:space="0" w:color="000000"/>
+            </w:tcBorders>
           </w:tcPr>
           <w:p>
+            <w:pPr>
+              <w:jc w:val="center"/>
+            </w:pPr>
             <w:r>
+              <w:rPr>
+                <w:rFonts w:ascii="Times New Roman" w:hAnsi="Times New Roman" w:eastAsia="Times New Roman"/>
+                <w:b w:val="0"/>
+                <w:sz w:val="24"/>
+              </w:rPr>
               <w:t>{{ tables.A2.report_val() }}</w:t>
             </w:r>
           </w:p>
@@ -642,9 +1477,24 @@
         <w:tc>
           <w:tcPr>
             <w:tcW w:type="dxa" w:w="2880"/>
+            <w:vAlign w:val="center"/>
+            <w:tcBorders>
+              <w:top w:val="single" w:sz="4" w:space="0" w:color="000000"/>
+              <w:start w:val="single" w:sz="4" w:space="0" w:color="000000"/>
+              <w:bottom w:val="single" w:sz="4" w:space="0" w:color="000000"/>
+              <w:end w:val="single" w:sz="4" w:space="0" w:color="000000"/>
+            </w:tcBorders>
           </w:tcPr>
           <w:p>
+            <w:pPr>
+              <w:jc w:val="center"/>
+            </w:pPr>
             <w:r>
+              <w:rPr>
+                <w:rFonts w:ascii="Times New Roman" w:hAnsi="Times New Roman" w:eastAsia="Times New Roman"/>
+                <w:b w:val="0"/>
+                <w:sz w:val="24"/>
+              </w:rPr>
               <w:t>60 MHz</w:t>
             </w:r>
           </w:p>
@@ -652,9 +1502,24 @@
         <w:tc>
           <w:tcPr>
             <w:tcW w:type="dxa" w:w="2880"/>
+            <w:vAlign w:val="center"/>
+            <w:tcBorders>
+              <w:top w:val="single" w:sz="4" w:space="0" w:color="000000"/>
+              <w:start w:val="single" w:sz="4" w:space="0" w:color="000000"/>
+              <w:bottom w:val="single" w:sz="4" w:space="0" w:color="000000"/>
+              <w:end w:val="single" w:sz="4" w:space="0" w:color="000000"/>
+            </w:tcBorders>
           </w:tcPr>
           <w:p>
+            <w:pPr>
+              <w:jc w:val="center"/>
+            </w:pPr>
             <w:r>
+              <w:rPr>
+                <w:rFonts w:ascii="Times New Roman" w:hAnsi="Times New Roman" w:eastAsia="Times New Roman"/>
+                <w:b w:val="0"/>
+                <w:sz w:val="24"/>
+              </w:rPr>
               <w:t>{{ tables.A2.report_val() }}</w:t>
             </w:r>
           </w:p>
@@ -671,9 +1536,24 @@
         <w:tc>
           <w:tcPr>
             <w:tcW w:type="dxa" w:w="2880"/>
+            <w:vAlign w:val="center"/>
+            <w:tcBorders>
+              <w:top w:val="single" w:sz="4" w:space="0" w:color="000000"/>
+              <w:start w:val="single" w:sz="4" w:space="0" w:color="000000"/>
+              <w:bottom w:val="single" w:sz="4" w:space="0" w:color="000000"/>
+              <w:end w:val="single" w:sz="4" w:space="0" w:color="000000"/>
+            </w:tcBorders>
           </w:tcPr>
           <w:p>
+            <w:pPr>
+              <w:jc w:val="center"/>
+            </w:pPr>
             <w:r>
+              <w:rPr>
+                <w:rFonts w:ascii="Times New Roman" w:hAnsi="Times New Roman" w:eastAsia="Times New Roman"/>
+                <w:b w:val="0"/>
+                <w:sz w:val="24"/>
+              </w:rPr>
               <w:t>80 MHz</w:t>
             </w:r>
           </w:p>
@@ -681,9 +1561,24 @@
         <w:tc>
           <w:tcPr>
             <w:tcW w:type="dxa" w:w="2880"/>
+            <w:vAlign w:val="center"/>
+            <w:tcBorders>
+              <w:top w:val="single" w:sz="4" w:space="0" w:color="000000"/>
+              <w:start w:val="single" w:sz="4" w:space="0" w:color="000000"/>
+              <w:bottom w:val="single" w:sz="4" w:space="0" w:color="000000"/>
+              <w:end w:val="single" w:sz="4" w:space="0" w:color="000000"/>
+            </w:tcBorders>
           </w:tcPr>
           <w:p>
+            <w:pPr>
+              <w:jc w:val="center"/>
+            </w:pPr>
             <w:r>
+              <w:rPr>
+                <w:rFonts w:ascii="Times New Roman" w:hAnsi="Times New Roman" w:eastAsia="Times New Roman"/>
+                <w:b w:val="0"/>
+                <w:sz w:val="24"/>
+              </w:rPr>
               <w:t>{{ tables.A2.report_val() }}</w:t>
             </w:r>
           </w:p>
@@ -700,9 +1595,24 @@
         <w:tc>
           <w:tcPr>
             <w:tcW w:type="dxa" w:w="2880"/>
+            <w:vAlign w:val="center"/>
+            <w:tcBorders>
+              <w:top w:val="single" w:sz="4" w:space="0" w:color="000000"/>
+              <w:start w:val="single" w:sz="4" w:space="0" w:color="000000"/>
+              <w:bottom w:val="single" w:sz="4" w:space="0" w:color="000000"/>
+              <w:end w:val="single" w:sz="4" w:space="0" w:color="000000"/>
+            </w:tcBorders>
           </w:tcPr>
           <w:p>
+            <w:pPr>
+              <w:jc w:val="center"/>
+            </w:pPr>
             <w:r>
+              <w:rPr>
+                <w:rFonts w:ascii="Times New Roman" w:hAnsi="Times New Roman" w:eastAsia="Times New Roman"/>
+                <w:b w:val="0"/>
+                <w:sz w:val="24"/>
+              </w:rPr>
               <w:t>100 MHz</w:t>
             </w:r>
           </w:p>
@@ -710,9 +1620,24 @@
         <w:tc>
           <w:tcPr>
             <w:tcW w:type="dxa" w:w="2880"/>
+            <w:vAlign w:val="center"/>
+            <w:tcBorders>
+              <w:top w:val="single" w:sz="4" w:space="0" w:color="000000"/>
+              <w:start w:val="single" w:sz="4" w:space="0" w:color="000000"/>
+              <w:bottom w:val="single" w:sz="4" w:space="0" w:color="000000"/>
+              <w:end w:val="single" w:sz="4" w:space="0" w:color="000000"/>
+            </w:tcBorders>
           </w:tcPr>
           <w:p>
+            <w:pPr>
+              <w:jc w:val="center"/>
+            </w:pPr>
             <w:r>
+              <w:rPr>
+                <w:rFonts w:ascii="Times New Roman" w:hAnsi="Times New Roman" w:eastAsia="Times New Roman"/>
+                <w:b w:val="0"/>
+                <w:sz w:val="24"/>
+              </w:rPr>
               <w:t>{{ tables.A2.report_val() }}</w:t>
             </w:r>
           </w:p>
@@ -729,9 +1654,24 @@
         <w:tc>
           <w:tcPr>
             <w:tcW w:type="dxa" w:w="2880"/>
+            <w:vAlign w:val="center"/>
+            <w:tcBorders>
+              <w:top w:val="single" w:sz="4" w:space="0" w:color="000000"/>
+              <w:start w:val="single" w:sz="4" w:space="0" w:color="000000"/>
+              <w:bottom w:val="single" w:sz="4" w:space="0" w:color="000000"/>
+              <w:end w:val="single" w:sz="4" w:space="0" w:color="000000"/>
+            </w:tcBorders>
           </w:tcPr>
           <w:p>
+            <w:pPr>
+              <w:jc w:val="center"/>
+            </w:pPr>
             <w:r>
+              <w:rPr>
+                <w:rFonts w:ascii="Times New Roman" w:hAnsi="Times New Roman" w:eastAsia="Times New Roman"/>
+                <w:b w:val="0"/>
+                <w:sz w:val="24"/>
+              </w:rPr>
               <w:t>150 MHz</w:t>
             </w:r>
           </w:p>
@@ -739,9 +1679,24 @@
         <w:tc>
           <w:tcPr>
             <w:tcW w:type="dxa" w:w="2880"/>
+            <w:vAlign w:val="center"/>
+            <w:tcBorders>
+              <w:top w:val="single" w:sz="4" w:space="0" w:color="000000"/>
+              <w:start w:val="single" w:sz="4" w:space="0" w:color="000000"/>
+              <w:bottom w:val="single" w:sz="4" w:space="0" w:color="000000"/>
+              <w:end w:val="single" w:sz="4" w:space="0" w:color="000000"/>
+            </w:tcBorders>
           </w:tcPr>
           <w:p>
+            <w:pPr>
+              <w:jc w:val="center"/>
+            </w:pPr>
             <w:r>
+              <w:rPr>
+                <w:rFonts w:ascii="Times New Roman" w:hAnsi="Times New Roman" w:eastAsia="Times New Roman"/>
+                <w:b w:val="0"/>
+                <w:sz w:val="24"/>
+              </w:rPr>
               <w:t>{{ tables.A2.report_val() }}</w:t>
             </w:r>
           </w:p>
@@ -758,9 +1713,24 @@
         <w:tc>
           <w:tcPr>
             <w:tcW w:type="dxa" w:w="2880"/>
+            <w:vAlign w:val="center"/>
+            <w:tcBorders>
+              <w:top w:val="single" w:sz="4" w:space="0" w:color="000000"/>
+              <w:start w:val="single" w:sz="4" w:space="0" w:color="000000"/>
+              <w:bottom w:val="single" w:sz="4" w:space="0" w:color="000000"/>
+              <w:end w:val="single" w:sz="4" w:space="0" w:color="000000"/>
+            </w:tcBorders>
           </w:tcPr>
           <w:p>
+            <w:pPr>
+              <w:jc w:val="center"/>
+            </w:pPr>
             <w:r>
+              <w:rPr>
+                <w:rFonts w:ascii="Times New Roman" w:hAnsi="Times New Roman" w:eastAsia="Times New Roman"/>
+                <w:b w:val="0"/>
+                <w:sz w:val="24"/>
+              </w:rPr>
               <w:t>200 MHz</w:t>
             </w:r>
           </w:p>
@@ -768,9 +1738,24 @@
         <w:tc>
           <w:tcPr>
             <w:tcW w:type="dxa" w:w="2880"/>
+            <w:vAlign w:val="center"/>
+            <w:tcBorders>
+              <w:top w:val="single" w:sz="4" w:space="0" w:color="000000"/>
+              <w:start w:val="single" w:sz="4" w:space="0" w:color="000000"/>
+              <w:bottom w:val="single" w:sz="4" w:space="0" w:color="000000"/>
+              <w:end w:val="single" w:sz="4" w:space="0" w:color="000000"/>
+            </w:tcBorders>
           </w:tcPr>
           <w:p>
+            <w:pPr>
+              <w:jc w:val="center"/>
+            </w:pPr>
             <w:r>
+              <w:rPr>
+                <w:rFonts w:ascii="Times New Roman" w:hAnsi="Times New Roman" w:eastAsia="Times New Roman"/>
+                <w:b w:val="0"/>
+                <w:sz w:val="24"/>
+              </w:rPr>
               <w:t>{{ tables.A2.report_val() }}</w:t>
             </w:r>
           </w:p>
@@ -779,9 +1764,24 @@
           <w:tcPr>
             <w:tcW w:type="dxa" w:w="2880"/>
             <w:vMerge w:val="restart"/>
+            <w:vAlign w:val="center"/>
+            <w:tcBorders>
+              <w:top w:val="single" w:sz="4" w:space="0" w:color="000000"/>
+              <w:start w:val="single" w:sz="4" w:space="0" w:color="000000"/>
+              <w:bottom w:val="single" w:sz="4" w:space="0" w:color="000000"/>
+              <w:end w:val="single" w:sz="4" w:space="0" w:color="000000"/>
+            </w:tcBorders>
           </w:tcPr>
           <w:p>
+            <w:pPr>
+              <w:jc w:val="center"/>
+            </w:pPr>
             <w:r>
+              <w:rPr>
+                <w:rFonts w:ascii="Times New Roman" w:hAnsi="Times New Roman" w:eastAsia="Times New Roman"/>
+                <w:b w:val="0"/>
+                <w:sz w:val="24"/>
+              </w:rPr>
               <w:t>≤ 25 mVrms</w:t>
             </w:r>
           </w:p>
@@ -791,9 +1791,24 @@
         <w:tc>
           <w:tcPr>
             <w:tcW w:type="dxa" w:w="2880"/>
+            <w:vAlign w:val="center"/>
+            <w:tcBorders>
+              <w:top w:val="single" w:sz="4" w:space="0" w:color="000000"/>
+              <w:start w:val="single" w:sz="4" w:space="0" w:color="000000"/>
+              <w:bottom w:val="single" w:sz="4" w:space="0" w:color="000000"/>
+              <w:end w:val="single" w:sz="4" w:space="0" w:color="000000"/>
+            </w:tcBorders>
           </w:tcPr>
           <w:p>
+            <w:pPr>
+              <w:jc w:val="center"/>
+            </w:pPr>
             <w:r>
+              <w:rPr>
+                <w:rFonts w:ascii="Times New Roman" w:hAnsi="Times New Roman" w:eastAsia="Times New Roman"/>
+                <w:b w:val="0"/>
+                <w:sz w:val="24"/>
+              </w:rPr>
               <w:t>250 MHz</w:t>
             </w:r>
           </w:p>
@@ -801,9 +1816,24 @@
         <w:tc>
           <w:tcPr>
             <w:tcW w:type="dxa" w:w="2880"/>
+            <w:vAlign w:val="center"/>
+            <w:tcBorders>
+              <w:top w:val="single" w:sz="4" w:space="0" w:color="000000"/>
+              <w:start w:val="single" w:sz="4" w:space="0" w:color="000000"/>
+              <w:bottom w:val="single" w:sz="4" w:space="0" w:color="000000"/>
+              <w:end w:val="single" w:sz="4" w:space="0" w:color="000000"/>
+            </w:tcBorders>
           </w:tcPr>
           <w:p>
+            <w:pPr>
+              <w:jc w:val="center"/>
+            </w:pPr>
             <w:r>
+              <w:rPr>
+                <w:rFonts w:ascii="Times New Roman" w:hAnsi="Times New Roman" w:eastAsia="Times New Roman"/>
+                <w:b w:val="0"/>
+                <w:sz w:val="24"/>
+              </w:rPr>
               <w:t>{{ tables.A2.report_val() }}</w:t>
             </w:r>
           </w:p>
@@ -820,9 +1850,24 @@
         <w:tc>
           <w:tcPr>
             <w:tcW w:type="dxa" w:w="2880"/>
+            <w:vAlign w:val="center"/>
+            <w:tcBorders>
+              <w:top w:val="single" w:sz="4" w:space="0" w:color="000000"/>
+              <w:start w:val="single" w:sz="4" w:space="0" w:color="000000"/>
+              <w:bottom w:val="single" w:sz="4" w:space="0" w:color="000000"/>
+              <w:end w:val="single" w:sz="4" w:space="0" w:color="000000"/>
+            </w:tcBorders>
           </w:tcPr>
           <w:p>
+            <w:pPr>
+              <w:jc w:val="center"/>
+            </w:pPr>
             <w:r>
+              <w:rPr>
+                <w:rFonts w:ascii="Times New Roman" w:hAnsi="Times New Roman" w:eastAsia="Times New Roman"/>
+                <w:b w:val="0"/>
+                <w:sz w:val="24"/>
+              </w:rPr>
               <w:t>300 MHz</w:t>
             </w:r>
           </w:p>
@@ -830,9 +1875,24 @@
         <w:tc>
           <w:tcPr>
             <w:tcW w:type="dxa" w:w="2880"/>
+            <w:vAlign w:val="center"/>
+            <w:tcBorders>
+              <w:top w:val="single" w:sz="4" w:space="0" w:color="000000"/>
+              <w:start w:val="single" w:sz="4" w:space="0" w:color="000000"/>
+              <w:bottom w:val="single" w:sz="4" w:space="0" w:color="000000"/>
+              <w:end w:val="single" w:sz="4" w:space="0" w:color="000000"/>
+            </w:tcBorders>
           </w:tcPr>
           <w:p>
+            <w:pPr>
+              <w:jc w:val="center"/>
+            </w:pPr>
             <w:r>
+              <w:rPr>
+                <w:rFonts w:ascii="Times New Roman" w:hAnsi="Times New Roman" w:eastAsia="Times New Roman"/>
+                <w:b w:val="0"/>
+                <w:sz w:val="24"/>
+              </w:rPr>
               <w:t>{{ tables.A2.report_val() }}</w:t>
             </w:r>
           </w:p>
@@ -848,27 +1908,55 @@
     </w:tbl>
     <w:p>
       <w:r>
+        <w:rPr>
+          <w:rFonts w:ascii="Times New Roman" w:hAnsi="Times New Roman" w:eastAsia="Times New Roman"/>
+          <w:color w:val="595959"/>
+          <w:sz w:val="18"/>
+        </w:rPr>
         <w:t>{% endif %}</w:t>
       </w:r>
     </w:p>
     <w:p>
       <w:r>
+        <w:rPr>
+          <w:rFonts w:ascii="Times New Roman" w:hAnsi="Times New Roman" w:eastAsia="Times New Roman"/>
+          <w:color w:val="595959"/>
+          <w:sz w:val="18"/>
+        </w:rPr>
         <w:t>{% if tables.A3.enabled %}</w:t>
       </w:r>
     </w:p>
     <w:p>
+      <w:pPr>
+        <w:spacing w:before="120" w:after="40"/>
+      </w:pPr>
       <w:r>
+        <w:rPr>
+          <w:rFonts w:ascii="Times New Roman" w:hAnsi="Times New Roman" w:eastAsia="Times New Roman"/>
+          <w:b/>
+          <w:sz w:val="26"/>
+        </w:rPr>
         <w:t>3.3 Xác định độ nhạy đầu vào kênh B</w:t>
       </w:r>
     </w:p>
     <w:p>
+      <w:pPr>
+        <w:spacing w:before="80" w:after="40"/>
+      </w:pPr>
       <w:r>
+        <w:rPr>
+          <w:rFonts w:ascii="Times New Roman" w:hAnsi="Times New Roman" w:eastAsia="Times New Roman"/>
+          <w:b/>
+          <w:i/>
+          <w:sz w:val="26"/>
+        </w:rPr>
         <w:t>Bảng A3 - Xác định độ nhạy đầu vào kênh B</w:t>
       </w:r>
     </w:p>
     <w:tbl>
       <w:tblPr>
         <w:tblW w:type="auto" w:w="0"/>
+        <w:jc w:val="center"/>
         <w:tblLook w:firstColumn="1" w:firstRow="1" w:lastColumn="0" w:lastRow="0" w:noHBand="0" w:noVBand="1" w:val="04A0"/>
       </w:tblPr>
       <w:tblGrid>
@@ -880,9 +1968,25 @@
         <w:tc>
           <w:tcPr>
             <w:tcW w:type="dxa" w:w="2880"/>
+            <w:shd w:val="clear" w:color="auto" w:fill="F2F2F2"/>
+            <w:vAlign w:val="center"/>
+            <w:tcBorders>
+              <w:top w:val="single" w:sz="4" w:space="0" w:color="000000"/>
+              <w:start w:val="single" w:sz="4" w:space="0" w:color="000000"/>
+              <w:bottom w:val="single" w:sz="4" w:space="0" w:color="000000"/>
+              <w:end w:val="single" w:sz="4" w:space="0" w:color="000000"/>
+            </w:tcBorders>
           </w:tcPr>
           <w:p>
+            <w:pPr>
+              <w:jc w:val="center"/>
+            </w:pPr>
             <w:r>
+              <w:rPr>
+                <w:rFonts w:ascii="Times New Roman" w:hAnsi="Times New Roman" w:eastAsia="Times New Roman"/>
+                <w:b/>
+                <w:sz w:val="24"/>
+              </w:rPr>
               <w:t>Tần số thiết lập</w:t>
             </w:r>
           </w:p>
@@ -890,9 +1994,25 @@
         <w:tc>
           <w:tcPr>
             <w:tcW w:type="dxa" w:w="2880"/>
+            <w:shd w:val="clear" w:color="auto" w:fill="F2F2F2"/>
+            <w:vAlign w:val="center"/>
+            <w:tcBorders>
+              <w:top w:val="single" w:sz="4" w:space="0" w:color="000000"/>
+              <w:start w:val="single" w:sz="4" w:space="0" w:color="000000"/>
+              <w:bottom w:val="single" w:sz="4" w:space="0" w:color="000000"/>
+              <w:end w:val="single" w:sz="4" w:space="0" w:color="000000"/>
+            </w:tcBorders>
           </w:tcPr>
           <w:p>
+            <w:pPr>
+              <w:jc w:val="center"/>
+            </w:pPr>
             <w:r>
+              <w:rPr>
+                <w:rFonts w:ascii="Times New Roman" w:hAnsi="Times New Roman" w:eastAsia="Times New Roman"/>
+                <w:b/>
+                <w:sz w:val="24"/>
+              </w:rPr>
               <w:t>Độ nhạy đo được</w:t>
             </w:r>
           </w:p>
@@ -900,9 +2020,25 @@
         <w:tc>
           <w:tcPr>
             <w:tcW w:type="dxa" w:w="2880"/>
+            <w:shd w:val="clear" w:color="auto" w:fill="F2F2F2"/>
+            <w:vAlign w:val="center"/>
+            <w:tcBorders>
+              <w:top w:val="single" w:sz="4" w:space="0" w:color="000000"/>
+              <w:start w:val="single" w:sz="4" w:space="0" w:color="000000"/>
+              <w:bottom w:val="single" w:sz="4" w:space="0" w:color="000000"/>
+              <w:end w:val="single" w:sz="4" w:space="0" w:color="000000"/>
+            </w:tcBorders>
           </w:tcPr>
           <w:p>
+            <w:pPr>
+              <w:jc w:val="center"/>
+            </w:pPr>
             <w:r>
+              <w:rPr>
+                <w:rFonts w:ascii="Times New Roman" w:hAnsi="Times New Roman" w:eastAsia="Times New Roman"/>
+                <w:b/>
+                <w:sz w:val="24"/>
+              </w:rPr>
               <w:t>Độ nhạy cho phép</w:t>
             </w:r>
           </w:p>
@@ -912,9 +2048,24 @@
         <w:tc>
           <w:tcPr>
             <w:tcW w:type="dxa" w:w="2880"/>
+            <w:vAlign w:val="center"/>
+            <w:tcBorders>
+              <w:top w:val="single" w:sz="4" w:space="0" w:color="000000"/>
+              <w:start w:val="single" w:sz="4" w:space="0" w:color="000000"/>
+              <w:bottom w:val="single" w:sz="4" w:space="0" w:color="000000"/>
+              <w:end w:val="single" w:sz="4" w:space="0" w:color="000000"/>
+            </w:tcBorders>
           </w:tcPr>
           <w:p>
+            <w:pPr>
+              <w:jc w:val="center"/>
+            </w:pPr>
             <w:r>
+              <w:rPr>
+                <w:rFonts w:ascii="Times New Roman" w:hAnsi="Times New Roman" w:eastAsia="Times New Roman"/>
+                <w:b w:val="0"/>
+                <w:sz w:val="24"/>
+              </w:rPr>
               <w:t>100 kHz</w:t>
             </w:r>
           </w:p>
@@ -922,9 +2073,24 @@
         <w:tc>
           <w:tcPr>
             <w:tcW w:type="dxa" w:w="2880"/>
+            <w:vAlign w:val="center"/>
+            <w:tcBorders>
+              <w:top w:val="single" w:sz="4" w:space="0" w:color="000000"/>
+              <w:start w:val="single" w:sz="4" w:space="0" w:color="000000"/>
+              <w:bottom w:val="single" w:sz="4" w:space="0" w:color="000000"/>
+              <w:end w:val="single" w:sz="4" w:space="0" w:color="000000"/>
+            </w:tcBorders>
           </w:tcPr>
           <w:p>
+            <w:pPr>
+              <w:jc w:val="center"/>
+            </w:pPr>
             <w:r>
+              <w:rPr>
+                <w:rFonts w:ascii="Times New Roman" w:hAnsi="Times New Roman" w:eastAsia="Times New Roman"/>
+                <w:b w:val="0"/>
+                <w:sz w:val="24"/>
+              </w:rPr>
               <w:t>{{ tables.A3.report_val() }}</w:t>
             </w:r>
           </w:p>
@@ -933,9 +2099,24 @@
           <w:tcPr>
             <w:tcW w:type="dxa" w:w="2880"/>
             <w:vMerge w:val="restart"/>
+            <w:vAlign w:val="center"/>
+            <w:tcBorders>
+              <w:top w:val="single" w:sz="4" w:space="0" w:color="000000"/>
+              <w:start w:val="single" w:sz="4" w:space="0" w:color="000000"/>
+              <w:bottom w:val="single" w:sz="4" w:space="0" w:color="000000"/>
+              <w:end w:val="single" w:sz="4" w:space="0" w:color="000000"/>
+            </w:tcBorders>
           </w:tcPr>
           <w:p>
+            <w:pPr>
+              <w:jc w:val="center"/>
+            </w:pPr>
             <w:r>
+              <w:rPr>
+                <w:rFonts w:ascii="Times New Roman" w:hAnsi="Times New Roman" w:eastAsia="Times New Roman"/>
+                <w:b w:val="0"/>
+                <w:sz w:val="24"/>
+              </w:rPr>
               <w:t>≤ 15 mVrms</w:t>
             </w:r>
           </w:p>
@@ -945,9 +2126,24 @@
         <w:tc>
           <w:tcPr>
             <w:tcW w:type="dxa" w:w="2880"/>
+            <w:vAlign w:val="center"/>
+            <w:tcBorders>
+              <w:top w:val="single" w:sz="4" w:space="0" w:color="000000"/>
+              <w:start w:val="single" w:sz="4" w:space="0" w:color="000000"/>
+              <w:bottom w:val="single" w:sz="4" w:space="0" w:color="000000"/>
+              <w:end w:val="single" w:sz="4" w:space="0" w:color="000000"/>
+            </w:tcBorders>
           </w:tcPr>
           <w:p>
+            <w:pPr>
+              <w:jc w:val="center"/>
+            </w:pPr>
             <w:r>
+              <w:rPr>
+                <w:rFonts w:ascii="Times New Roman" w:hAnsi="Times New Roman" w:eastAsia="Times New Roman"/>
+                <w:b w:val="0"/>
+                <w:sz w:val="24"/>
+              </w:rPr>
               <w:t>1 MHz</w:t>
             </w:r>
           </w:p>
@@ -955,9 +2151,24 @@
         <w:tc>
           <w:tcPr>
             <w:tcW w:type="dxa" w:w="2880"/>
+            <w:vAlign w:val="center"/>
+            <w:tcBorders>
+              <w:top w:val="single" w:sz="4" w:space="0" w:color="000000"/>
+              <w:start w:val="single" w:sz="4" w:space="0" w:color="000000"/>
+              <w:bottom w:val="single" w:sz="4" w:space="0" w:color="000000"/>
+              <w:end w:val="single" w:sz="4" w:space="0" w:color="000000"/>
+            </w:tcBorders>
           </w:tcPr>
           <w:p>
+            <w:pPr>
+              <w:jc w:val="center"/>
+            </w:pPr>
             <w:r>
+              <w:rPr>
+                <w:rFonts w:ascii="Times New Roman" w:hAnsi="Times New Roman" w:eastAsia="Times New Roman"/>
+                <w:b w:val="0"/>
+                <w:sz w:val="24"/>
+              </w:rPr>
               <w:t>{{ tables.A3.report_val() }}</w:t>
             </w:r>
           </w:p>
@@ -974,9 +2185,24 @@
         <w:tc>
           <w:tcPr>
             <w:tcW w:type="dxa" w:w="2880"/>
+            <w:vAlign w:val="center"/>
+            <w:tcBorders>
+              <w:top w:val="single" w:sz="4" w:space="0" w:color="000000"/>
+              <w:start w:val="single" w:sz="4" w:space="0" w:color="000000"/>
+              <w:bottom w:val="single" w:sz="4" w:space="0" w:color="000000"/>
+              <w:end w:val="single" w:sz="4" w:space="0" w:color="000000"/>
+            </w:tcBorders>
           </w:tcPr>
           <w:p>
+            <w:pPr>
+              <w:jc w:val="center"/>
+            </w:pPr>
             <w:r>
+              <w:rPr>
+                <w:rFonts w:ascii="Times New Roman" w:hAnsi="Times New Roman" w:eastAsia="Times New Roman"/>
+                <w:b w:val="0"/>
+                <w:sz w:val="24"/>
+              </w:rPr>
               <w:t>10 MHz</w:t>
             </w:r>
           </w:p>
@@ -984,9 +2210,24 @@
         <w:tc>
           <w:tcPr>
             <w:tcW w:type="dxa" w:w="2880"/>
+            <w:vAlign w:val="center"/>
+            <w:tcBorders>
+              <w:top w:val="single" w:sz="4" w:space="0" w:color="000000"/>
+              <w:start w:val="single" w:sz="4" w:space="0" w:color="000000"/>
+              <w:bottom w:val="single" w:sz="4" w:space="0" w:color="000000"/>
+              <w:end w:val="single" w:sz="4" w:space="0" w:color="000000"/>
+            </w:tcBorders>
           </w:tcPr>
           <w:p>
+            <w:pPr>
+              <w:jc w:val="center"/>
+            </w:pPr>
             <w:r>
+              <w:rPr>
+                <w:rFonts w:ascii="Times New Roman" w:hAnsi="Times New Roman" w:eastAsia="Times New Roman"/>
+                <w:b w:val="0"/>
+                <w:sz w:val="24"/>
+              </w:rPr>
               <w:t>{{ tables.A3.report_val() }}</w:t>
             </w:r>
           </w:p>
@@ -1003,9 +2244,24 @@
         <w:tc>
           <w:tcPr>
             <w:tcW w:type="dxa" w:w="2880"/>
+            <w:vAlign w:val="center"/>
+            <w:tcBorders>
+              <w:top w:val="single" w:sz="4" w:space="0" w:color="000000"/>
+              <w:start w:val="single" w:sz="4" w:space="0" w:color="000000"/>
+              <w:bottom w:val="single" w:sz="4" w:space="0" w:color="000000"/>
+              <w:end w:val="single" w:sz="4" w:space="0" w:color="000000"/>
+            </w:tcBorders>
           </w:tcPr>
           <w:p>
+            <w:pPr>
+              <w:jc w:val="center"/>
+            </w:pPr>
             <w:r>
+              <w:rPr>
+                <w:rFonts w:ascii="Times New Roman" w:hAnsi="Times New Roman" w:eastAsia="Times New Roman"/>
+                <w:b w:val="0"/>
+                <w:sz w:val="24"/>
+              </w:rPr>
               <w:t>25 MHz</w:t>
             </w:r>
           </w:p>
@@ -1013,9 +2269,24 @@
         <w:tc>
           <w:tcPr>
             <w:tcW w:type="dxa" w:w="2880"/>
+            <w:vAlign w:val="center"/>
+            <w:tcBorders>
+              <w:top w:val="single" w:sz="4" w:space="0" w:color="000000"/>
+              <w:start w:val="single" w:sz="4" w:space="0" w:color="000000"/>
+              <w:bottom w:val="single" w:sz="4" w:space="0" w:color="000000"/>
+              <w:end w:val="single" w:sz="4" w:space="0" w:color="000000"/>
+            </w:tcBorders>
           </w:tcPr>
           <w:p>
+            <w:pPr>
+              <w:jc w:val="center"/>
+            </w:pPr>
             <w:r>
+              <w:rPr>
+                <w:rFonts w:ascii="Times New Roman" w:hAnsi="Times New Roman" w:eastAsia="Times New Roman"/>
+                <w:b w:val="0"/>
+                <w:sz w:val="24"/>
+              </w:rPr>
               <w:t>{{ tables.A3.report_val() }}</w:t>
             </w:r>
           </w:p>
@@ -1032,9 +2303,24 @@
         <w:tc>
           <w:tcPr>
             <w:tcW w:type="dxa" w:w="2880"/>
+            <w:vAlign w:val="center"/>
+            <w:tcBorders>
+              <w:top w:val="single" w:sz="4" w:space="0" w:color="000000"/>
+              <w:start w:val="single" w:sz="4" w:space="0" w:color="000000"/>
+              <w:bottom w:val="single" w:sz="4" w:space="0" w:color="000000"/>
+              <w:end w:val="single" w:sz="4" w:space="0" w:color="000000"/>
+            </w:tcBorders>
           </w:tcPr>
           <w:p>
+            <w:pPr>
+              <w:jc w:val="center"/>
+            </w:pPr>
             <w:r>
+              <w:rPr>
+                <w:rFonts w:ascii="Times New Roman" w:hAnsi="Times New Roman" w:eastAsia="Times New Roman"/>
+                <w:b w:val="0"/>
+                <w:sz w:val="24"/>
+              </w:rPr>
               <w:t>40 MHz</w:t>
             </w:r>
           </w:p>
@@ -1042,9 +2328,24 @@
         <w:tc>
           <w:tcPr>
             <w:tcW w:type="dxa" w:w="2880"/>
+            <w:vAlign w:val="center"/>
+            <w:tcBorders>
+              <w:top w:val="single" w:sz="4" w:space="0" w:color="000000"/>
+              <w:start w:val="single" w:sz="4" w:space="0" w:color="000000"/>
+              <w:bottom w:val="single" w:sz="4" w:space="0" w:color="000000"/>
+              <w:end w:val="single" w:sz="4" w:space="0" w:color="000000"/>
+            </w:tcBorders>
           </w:tcPr>
           <w:p>
+            <w:pPr>
+              <w:jc w:val="center"/>
+            </w:pPr>
             <w:r>
+              <w:rPr>
+                <w:rFonts w:ascii="Times New Roman" w:hAnsi="Times New Roman" w:eastAsia="Times New Roman"/>
+                <w:b w:val="0"/>
+                <w:sz w:val="24"/>
+              </w:rPr>
               <w:t>{{ tables.A3.report_val() }}</w:t>
             </w:r>
           </w:p>
@@ -1061,9 +2362,24 @@
         <w:tc>
           <w:tcPr>
             <w:tcW w:type="dxa" w:w="2880"/>
+            <w:vAlign w:val="center"/>
+            <w:tcBorders>
+              <w:top w:val="single" w:sz="4" w:space="0" w:color="000000"/>
+              <w:start w:val="single" w:sz="4" w:space="0" w:color="000000"/>
+              <w:bottom w:val="single" w:sz="4" w:space="0" w:color="000000"/>
+              <w:end w:val="single" w:sz="4" w:space="0" w:color="000000"/>
+            </w:tcBorders>
           </w:tcPr>
           <w:p>
+            <w:pPr>
+              <w:jc w:val="center"/>
+            </w:pPr>
             <w:r>
+              <w:rPr>
+                <w:rFonts w:ascii="Times New Roman" w:hAnsi="Times New Roman" w:eastAsia="Times New Roman"/>
+                <w:b w:val="0"/>
+                <w:sz w:val="24"/>
+              </w:rPr>
               <w:t>60 MHz</w:t>
             </w:r>
           </w:p>
@@ -1071,9 +2387,24 @@
         <w:tc>
           <w:tcPr>
             <w:tcW w:type="dxa" w:w="2880"/>
+            <w:vAlign w:val="center"/>
+            <w:tcBorders>
+              <w:top w:val="single" w:sz="4" w:space="0" w:color="000000"/>
+              <w:start w:val="single" w:sz="4" w:space="0" w:color="000000"/>
+              <w:bottom w:val="single" w:sz="4" w:space="0" w:color="000000"/>
+              <w:end w:val="single" w:sz="4" w:space="0" w:color="000000"/>
+            </w:tcBorders>
           </w:tcPr>
           <w:p>
+            <w:pPr>
+              <w:jc w:val="center"/>
+            </w:pPr>
             <w:r>
+              <w:rPr>
+                <w:rFonts w:ascii="Times New Roman" w:hAnsi="Times New Roman" w:eastAsia="Times New Roman"/>
+                <w:b w:val="0"/>
+                <w:sz w:val="24"/>
+              </w:rPr>
               <w:t>{{ tables.A3.report_val() }}</w:t>
             </w:r>
           </w:p>
@@ -1090,9 +2421,24 @@
         <w:tc>
           <w:tcPr>
             <w:tcW w:type="dxa" w:w="2880"/>
+            <w:vAlign w:val="center"/>
+            <w:tcBorders>
+              <w:top w:val="single" w:sz="4" w:space="0" w:color="000000"/>
+              <w:start w:val="single" w:sz="4" w:space="0" w:color="000000"/>
+              <w:bottom w:val="single" w:sz="4" w:space="0" w:color="000000"/>
+              <w:end w:val="single" w:sz="4" w:space="0" w:color="000000"/>
+            </w:tcBorders>
           </w:tcPr>
           <w:p>
+            <w:pPr>
+              <w:jc w:val="center"/>
+            </w:pPr>
             <w:r>
+              <w:rPr>
+                <w:rFonts w:ascii="Times New Roman" w:hAnsi="Times New Roman" w:eastAsia="Times New Roman"/>
+                <w:b w:val="0"/>
+                <w:sz w:val="24"/>
+              </w:rPr>
               <w:t>80 MHz</w:t>
             </w:r>
           </w:p>
@@ -1100,9 +2446,24 @@
         <w:tc>
           <w:tcPr>
             <w:tcW w:type="dxa" w:w="2880"/>
+            <w:vAlign w:val="center"/>
+            <w:tcBorders>
+              <w:top w:val="single" w:sz="4" w:space="0" w:color="000000"/>
+              <w:start w:val="single" w:sz="4" w:space="0" w:color="000000"/>
+              <w:bottom w:val="single" w:sz="4" w:space="0" w:color="000000"/>
+              <w:end w:val="single" w:sz="4" w:space="0" w:color="000000"/>
+            </w:tcBorders>
           </w:tcPr>
           <w:p>
+            <w:pPr>
+              <w:jc w:val="center"/>
+            </w:pPr>
             <w:r>
+              <w:rPr>
+                <w:rFonts w:ascii="Times New Roman" w:hAnsi="Times New Roman" w:eastAsia="Times New Roman"/>
+                <w:b w:val="0"/>
+                <w:sz w:val="24"/>
+              </w:rPr>
               <w:t>{{ tables.A3.report_val() }}</w:t>
             </w:r>
           </w:p>
@@ -1119,9 +2480,24 @@
         <w:tc>
           <w:tcPr>
             <w:tcW w:type="dxa" w:w="2880"/>
+            <w:vAlign w:val="center"/>
+            <w:tcBorders>
+              <w:top w:val="single" w:sz="4" w:space="0" w:color="000000"/>
+              <w:start w:val="single" w:sz="4" w:space="0" w:color="000000"/>
+              <w:bottom w:val="single" w:sz="4" w:space="0" w:color="000000"/>
+              <w:end w:val="single" w:sz="4" w:space="0" w:color="000000"/>
+            </w:tcBorders>
           </w:tcPr>
           <w:p>
+            <w:pPr>
+              <w:jc w:val="center"/>
+            </w:pPr>
             <w:r>
+              <w:rPr>
+                <w:rFonts w:ascii="Times New Roman" w:hAnsi="Times New Roman" w:eastAsia="Times New Roman"/>
+                <w:b w:val="0"/>
+                <w:sz w:val="24"/>
+              </w:rPr>
               <w:t>100 MHz</w:t>
             </w:r>
           </w:p>
@@ -1129,9 +2505,24 @@
         <w:tc>
           <w:tcPr>
             <w:tcW w:type="dxa" w:w="2880"/>
+            <w:vAlign w:val="center"/>
+            <w:tcBorders>
+              <w:top w:val="single" w:sz="4" w:space="0" w:color="000000"/>
+              <w:start w:val="single" w:sz="4" w:space="0" w:color="000000"/>
+              <w:bottom w:val="single" w:sz="4" w:space="0" w:color="000000"/>
+              <w:end w:val="single" w:sz="4" w:space="0" w:color="000000"/>
+            </w:tcBorders>
           </w:tcPr>
           <w:p>
+            <w:pPr>
+              <w:jc w:val="center"/>
+            </w:pPr>
             <w:r>
+              <w:rPr>
+                <w:rFonts w:ascii="Times New Roman" w:hAnsi="Times New Roman" w:eastAsia="Times New Roman"/>
+                <w:b w:val="0"/>
+                <w:sz w:val="24"/>
+              </w:rPr>
               <w:t>{{ tables.A3.report_val() }}</w:t>
             </w:r>
           </w:p>
@@ -1148,9 +2539,24 @@
         <w:tc>
           <w:tcPr>
             <w:tcW w:type="dxa" w:w="2880"/>
+            <w:vAlign w:val="center"/>
+            <w:tcBorders>
+              <w:top w:val="single" w:sz="4" w:space="0" w:color="000000"/>
+              <w:start w:val="single" w:sz="4" w:space="0" w:color="000000"/>
+              <w:bottom w:val="single" w:sz="4" w:space="0" w:color="000000"/>
+              <w:end w:val="single" w:sz="4" w:space="0" w:color="000000"/>
+            </w:tcBorders>
           </w:tcPr>
           <w:p>
+            <w:pPr>
+              <w:jc w:val="center"/>
+            </w:pPr>
             <w:r>
+              <w:rPr>
+                <w:rFonts w:ascii="Times New Roman" w:hAnsi="Times New Roman" w:eastAsia="Times New Roman"/>
+                <w:b w:val="0"/>
+                <w:sz w:val="24"/>
+              </w:rPr>
               <w:t>150 MHz</w:t>
             </w:r>
           </w:p>
@@ -1158,9 +2564,24 @@
         <w:tc>
           <w:tcPr>
             <w:tcW w:type="dxa" w:w="2880"/>
+            <w:vAlign w:val="center"/>
+            <w:tcBorders>
+              <w:top w:val="single" w:sz="4" w:space="0" w:color="000000"/>
+              <w:start w:val="single" w:sz="4" w:space="0" w:color="000000"/>
+              <w:bottom w:val="single" w:sz="4" w:space="0" w:color="000000"/>
+              <w:end w:val="single" w:sz="4" w:space="0" w:color="000000"/>
+            </w:tcBorders>
           </w:tcPr>
           <w:p>
+            <w:pPr>
+              <w:jc w:val="center"/>
+            </w:pPr>
             <w:r>
+              <w:rPr>
+                <w:rFonts w:ascii="Times New Roman" w:hAnsi="Times New Roman" w:eastAsia="Times New Roman"/>
+                <w:b w:val="0"/>
+                <w:sz w:val="24"/>
+              </w:rPr>
               <w:t>{{ tables.A3.report_val() }}</w:t>
             </w:r>
           </w:p>
@@ -1177,9 +2598,24 @@
         <w:tc>
           <w:tcPr>
             <w:tcW w:type="dxa" w:w="2880"/>
+            <w:vAlign w:val="center"/>
+            <w:tcBorders>
+              <w:top w:val="single" w:sz="4" w:space="0" w:color="000000"/>
+              <w:start w:val="single" w:sz="4" w:space="0" w:color="000000"/>
+              <w:bottom w:val="single" w:sz="4" w:space="0" w:color="000000"/>
+              <w:end w:val="single" w:sz="4" w:space="0" w:color="000000"/>
+            </w:tcBorders>
           </w:tcPr>
           <w:p>
+            <w:pPr>
+              <w:jc w:val="center"/>
+            </w:pPr>
             <w:r>
+              <w:rPr>
+                <w:rFonts w:ascii="Times New Roman" w:hAnsi="Times New Roman" w:eastAsia="Times New Roman"/>
+                <w:b w:val="0"/>
+                <w:sz w:val="24"/>
+              </w:rPr>
               <w:t>200 MHz</w:t>
             </w:r>
           </w:p>
@@ -1187,9 +2623,24 @@
         <w:tc>
           <w:tcPr>
             <w:tcW w:type="dxa" w:w="2880"/>
+            <w:vAlign w:val="center"/>
+            <w:tcBorders>
+              <w:top w:val="single" w:sz="4" w:space="0" w:color="000000"/>
+              <w:start w:val="single" w:sz="4" w:space="0" w:color="000000"/>
+              <w:bottom w:val="single" w:sz="4" w:space="0" w:color="000000"/>
+              <w:end w:val="single" w:sz="4" w:space="0" w:color="000000"/>
+            </w:tcBorders>
           </w:tcPr>
           <w:p>
+            <w:pPr>
+              <w:jc w:val="center"/>
+            </w:pPr>
             <w:r>
+              <w:rPr>
+                <w:rFonts w:ascii="Times New Roman" w:hAnsi="Times New Roman" w:eastAsia="Times New Roman"/>
+                <w:b w:val="0"/>
+                <w:sz w:val="24"/>
+              </w:rPr>
               <w:t>{{ tables.A3.report_val() }}</w:t>
             </w:r>
           </w:p>
@@ -1198,9 +2649,24 @@
           <w:tcPr>
             <w:tcW w:type="dxa" w:w="2880"/>
             <w:vMerge w:val="restart"/>
+            <w:vAlign w:val="center"/>
+            <w:tcBorders>
+              <w:top w:val="single" w:sz="4" w:space="0" w:color="000000"/>
+              <w:start w:val="single" w:sz="4" w:space="0" w:color="000000"/>
+              <w:bottom w:val="single" w:sz="4" w:space="0" w:color="000000"/>
+              <w:end w:val="single" w:sz="4" w:space="0" w:color="000000"/>
+            </w:tcBorders>
           </w:tcPr>
           <w:p>
+            <w:pPr>
+              <w:jc w:val="center"/>
+            </w:pPr>
             <w:r>
+              <w:rPr>
+                <w:rFonts w:ascii="Times New Roman" w:hAnsi="Times New Roman" w:eastAsia="Times New Roman"/>
+                <w:b w:val="0"/>
+                <w:sz w:val="24"/>
+              </w:rPr>
               <w:t>≤ 25 mVrms</w:t>
             </w:r>
           </w:p>
@@ -1210,9 +2676,24 @@
         <w:tc>
           <w:tcPr>
             <w:tcW w:type="dxa" w:w="2880"/>
+            <w:vAlign w:val="center"/>
+            <w:tcBorders>
+              <w:top w:val="single" w:sz="4" w:space="0" w:color="000000"/>
+              <w:start w:val="single" w:sz="4" w:space="0" w:color="000000"/>
+              <w:bottom w:val="single" w:sz="4" w:space="0" w:color="000000"/>
+              <w:end w:val="single" w:sz="4" w:space="0" w:color="000000"/>
+            </w:tcBorders>
           </w:tcPr>
           <w:p>
+            <w:pPr>
+              <w:jc w:val="center"/>
+            </w:pPr>
             <w:r>
+              <w:rPr>
+                <w:rFonts w:ascii="Times New Roman" w:hAnsi="Times New Roman" w:eastAsia="Times New Roman"/>
+                <w:b w:val="0"/>
+                <w:sz w:val="24"/>
+              </w:rPr>
               <w:t>250 MHz</w:t>
             </w:r>
           </w:p>
@@ -1220,9 +2701,24 @@
         <w:tc>
           <w:tcPr>
             <w:tcW w:type="dxa" w:w="2880"/>
+            <w:vAlign w:val="center"/>
+            <w:tcBorders>
+              <w:top w:val="single" w:sz="4" w:space="0" w:color="000000"/>
+              <w:start w:val="single" w:sz="4" w:space="0" w:color="000000"/>
+              <w:bottom w:val="single" w:sz="4" w:space="0" w:color="000000"/>
+              <w:end w:val="single" w:sz="4" w:space="0" w:color="000000"/>
+            </w:tcBorders>
           </w:tcPr>
           <w:p>
+            <w:pPr>
+              <w:jc w:val="center"/>
+            </w:pPr>
             <w:r>
+              <w:rPr>
+                <w:rFonts w:ascii="Times New Roman" w:hAnsi="Times New Roman" w:eastAsia="Times New Roman"/>
+                <w:b w:val="0"/>
+                <w:sz w:val="24"/>
+              </w:rPr>
               <w:t>{{ tables.A3.report_val() }}</w:t>
             </w:r>
           </w:p>
@@ -1239,9 +2735,24 @@
         <w:tc>
           <w:tcPr>
             <w:tcW w:type="dxa" w:w="2880"/>
+            <w:vAlign w:val="center"/>
+            <w:tcBorders>
+              <w:top w:val="single" w:sz="4" w:space="0" w:color="000000"/>
+              <w:start w:val="single" w:sz="4" w:space="0" w:color="000000"/>
+              <w:bottom w:val="single" w:sz="4" w:space="0" w:color="000000"/>
+              <w:end w:val="single" w:sz="4" w:space="0" w:color="000000"/>
+            </w:tcBorders>
           </w:tcPr>
           <w:p>
+            <w:pPr>
+              <w:jc w:val="center"/>
+            </w:pPr>
             <w:r>
+              <w:rPr>
+                <w:rFonts w:ascii="Times New Roman" w:hAnsi="Times New Roman" w:eastAsia="Times New Roman"/>
+                <w:b w:val="0"/>
+                <w:sz w:val="24"/>
+              </w:rPr>
               <w:t>300 MHz</w:t>
             </w:r>
           </w:p>
@@ -1249,9 +2760,24 @@
         <w:tc>
           <w:tcPr>
             <w:tcW w:type="dxa" w:w="2880"/>
+            <w:vAlign w:val="center"/>
+            <w:tcBorders>
+              <w:top w:val="single" w:sz="4" w:space="0" w:color="000000"/>
+              <w:start w:val="single" w:sz="4" w:space="0" w:color="000000"/>
+              <w:bottom w:val="single" w:sz="4" w:space="0" w:color="000000"/>
+              <w:end w:val="single" w:sz="4" w:space="0" w:color="000000"/>
+            </w:tcBorders>
           </w:tcPr>
           <w:p>
+            <w:pPr>
+              <w:jc w:val="center"/>
+            </w:pPr>
             <w:r>
+              <w:rPr>
+                <w:rFonts w:ascii="Times New Roman" w:hAnsi="Times New Roman" w:eastAsia="Times New Roman"/>
+                <w:b w:val="0"/>
+                <w:sz w:val="24"/>
+              </w:rPr>
               <w:t>{{ tables.A3.report_val() }}</w:t>
             </w:r>
           </w:p>
@@ -1267,27 +2793,55 @@
     </w:tbl>
     <w:p>
       <w:r>
+        <w:rPr>
+          <w:rFonts w:ascii="Times New Roman" w:hAnsi="Times New Roman" w:eastAsia="Times New Roman"/>
+          <w:color w:val="595959"/>
+          <w:sz w:val="18"/>
+        </w:rPr>
         <w:t>{% endif %}</w:t>
       </w:r>
     </w:p>
     <w:p>
       <w:r>
+        <w:rPr>
+          <w:rFonts w:ascii="Times New Roman" w:hAnsi="Times New Roman" w:eastAsia="Times New Roman"/>
+          <w:color w:val="595959"/>
+          <w:sz w:val="18"/>
+        </w:rPr>
         <w:t>{% if tables.A4.enabled %}</w:t>
       </w:r>
     </w:p>
     <w:p>
+      <w:pPr>
+        <w:spacing w:before="120" w:after="40"/>
+      </w:pPr>
       <w:r>
+        <w:rPr>
+          <w:rFonts w:ascii="Times New Roman" w:hAnsi="Times New Roman" w:eastAsia="Times New Roman"/>
+          <w:b/>
+          <w:sz w:val="26"/>
+        </w:rPr>
         <w:t>3.4 Xác định độ nhạy đầu vào kênh C</w:t>
       </w:r>
     </w:p>
     <w:p>
+      <w:pPr>
+        <w:spacing w:before="80" w:after="40"/>
+      </w:pPr>
       <w:r>
+        <w:rPr>
+          <w:rFonts w:ascii="Times New Roman" w:hAnsi="Times New Roman" w:eastAsia="Times New Roman"/>
+          <w:b/>
+          <w:i/>
+          <w:sz w:val="26"/>
+        </w:rPr>
         <w:t>Bảng A4 - Xác định độ nhạy đầu vào kênh C</w:t>
       </w:r>
     </w:p>
     <w:tbl>
       <w:tblPr>
         <w:tblW w:type="auto" w:w="0"/>
+        <w:jc w:val="center"/>
         <w:tblLook w:firstColumn="1" w:firstRow="1" w:lastColumn="0" w:lastRow="0" w:noHBand="0" w:noVBand="1" w:val="04A0"/>
       </w:tblPr>
       <w:tblGrid>
@@ -1299,9 +2853,25 @@
         <w:tc>
           <w:tcPr>
             <w:tcW w:type="dxa" w:w="2880"/>
+            <w:shd w:val="clear" w:color="auto" w:fill="F2F2F2"/>
+            <w:vAlign w:val="center"/>
+            <w:tcBorders>
+              <w:top w:val="single" w:sz="4" w:space="0" w:color="000000"/>
+              <w:start w:val="single" w:sz="4" w:space="0" w:color="000000"/>
+              <w:bottom w:val="single" w:sz="4" w:space="0" w:color="000000"/>
+              <w:end w:val="single" w:sz="4" w:space="0" w:color="000000"/>
+            </w:tcBorders>
           </w:tcPr>
           <w:p>
+            <w:pPr>
+              <w:jc w:val="center"/>
+            </w:pPr>
             <w:r>
+              <w:rPr>
+                <w:rFonts w:ascii="Times New Roman" w:hAnsi="Times New Roman" w:eastAsia="Times New Roman"/>
+                <w:b/>
+                <w:sz w:val="24"/>
+              </w:rPr>
               <w:t>Tần số thiết lập</w:t>
             </w:r>
           </w:p>
@@ -1309,9 +2879,25 @@
         <w:tc>
           <w:tcPr>
             <w:tcW w:type="dxa" w:w="2880"/>
+            <w:shd w:val="clear" w:color="auto" w:fill="F2F2F2"/>
+            <w:vAlign w:val="center"/>
+            <w:tcBorders>
+              <w:top w:val="single" w:sz="4" w:space="0" w:color="000000"/>
+              <w:start w:val="single" w:sz="4" w:space="0" w:color="000000"/>
+              <w:bottom w:val="single" w:sz="4" w:space="0" w:color="000000"/>
+              <w:end w:val="single" w:sz="4" w:space="0" w:color="000000"/>
+            </w:tcBorders>
           </w:tcPr>
           <w:p>
+            <w:pPr>
+              <w:jc w:val="center"/>
+            </w:pPr>
             <w:r>
+              <w:rPr>
+                <w:rFonts w:ascii="Times New Roman" w:hAnsi="Times New Roman" w:eastAsia="Times New Roman"/>
+                <w:b/>
+                <w:sz w:val="24"/>
+              </w:rPr>
               <w:t>Độ nhạy đo được</w:t>
             </w:r>
           </w:p>
@@ -1319,9 +2905,25 @@
         <w:tc>
           <w:tcPr>
             <w:tcW w:type="dxa" w:w="2880"/>
+            <w:shd w:val="clear" w:color="auto" w:fill="F2F2F2"/>
+            <w:vAlign w:val="center"/>
+            <w:tcBorders>
+              <w:top w:val="single" w:sz="4" w:space="0" w:color="000000"/>
+              <w:start w:val="single" w:sz="4" w:space="0" w:color="000000"/>
+              <w:bottom w:val="single" w:sz="4" w:space="0" w:color="000000"/>
+              <w:end w:val="single" w:sz="4" w:space="0" w:color="000000"/>
+            </w:tcBorders>
           </w:tcPr>
           <w:p>
+            <w:pPr>
+              <w:jc w:val="center"/>
+            </w:pPr>
             <w:r>
+              <w:rPr>
+                <w:rFonts w:ascii="Times New Roman" w:hAnsi="Times New Roman" w:eastAsia="Times New Roman"/>
+                <w:b/>
+                <w:sz w:val="24"/>
+              </w:rPr>
               <w:t>Độ nhạy cho phép</w:t>
             </w:r>
           </w:p>
@@ -1331,9 +2933,24 @@
         <w:tc>
           <w:tcPr>
             <w:tcW w:type="dxa" w:w="2880"/>
+            <w:vAlign w:val="center"/>
+            <w:tcBorders>
+              <w:top w:val="single" w:sz="4" w:space="0" w:color="000000"/>
+              <w:start w:val="single" w:sz="4" w:space="0" w:color="000000"/>
+              <w:bottom w:val="single" w:sz="4" w:space="0" w:color="000000"/>
+              <w:end w:val="single" w:sz="4" w:space="0" w:color="000000"/>
+            </w:tcBorders>
           </w:tcPr>
           <w:p>
+            <w:pPr>
+              <w:jc w:val="center"/>
+            </w:pPr>
             <w:r>
+              <w:rPr>
+                <w:rFonts w:ascii="Times New Roman" w:hAnsi="Times New Roman" w:eastAsia="Times New Roman"/>
+                <w:b w:val="0"/>
+                <w:sz w:val="24"/>
+              </w:rPr>
               <w:t>400 MHz</w:t>
             </w:r>
           </w:p>
@@ -1341,9 +2958,24 @@
         <w:tc>
           <w:tcPr>
             <w:tcW w:type="dxa" w:w="2880"/>
+            <w:vAlign w:val="center"/>
+            <w:tcBorders>
+              <w:top w:val="single" w:sz="4" w:space="0" w:color="000000"/>
+              <w:start w:val="single" w:sz="4" w:space="0" w:color="000000"/>
+              <w:bottom w:val="single" w:sz="4" w:space="0" w:color="000000"/>
+              <w:end w:val="single" w:sz="4" w:space="0" w:color="000000"/>
+            </w:tcBorders>
           </w:tcPr>
           <w:p>
+            <w:pPr>
+              <w:jc w:val="center"/>
+            </w:pPr>
             <w:r>
+              <w:rPr>
+                <w:rFonts w:ascii="Times New Roman" w:hAnsi="Times New Roman" w:eastAsia="Times New Roman"/>
+                <w:b w:val="0"/>
+                <w:sz w:val="24"/>
+              </w:rPr>
               <w:t>{{ tables.A4.report_val() }}</w:t>
             </w:r>
           </w:p>
@@ -1352,9 +2984,24 @@
           <w:tcPr>
             <w:tcW w:type="dxa" w:w="2880"/>
             <w:vMerge w:val="restart"/>
+            <w:vAlign w:val="center"/>
+            <w:tcBorders>
+              <w:top w:val="single" w:sz="4" w:space="0" w:color="000000"/>
+              <w:start w:val="single" w:sz="4" w:space="0" w:color="000000"/>
+              <w:bottom w:val="single" w:sz="4" w:space="0" w:color="000000"/>
+              <w:end w:val="single" w:sz="4" w:space="0" w:color="000000"/>
+            </w:tcBorders>
           </w:tcPr>
           <w:p>
+            <w:pPr>
+              <w:jc w:val="center"/>
+            </w:pPr>
             <w:r>
+              <w:rPr>
+                <w:rFonts w:ascii="Times New Roman" w:hAnsi="Times New Roman" w:eastAsia="Times New Roman"/>
+                <w:b w:val="0"/>
+                <w:sz w:val="24"/>
+              </w:rPr>
               <w:t>≤ -27 dBm</w:t>
             </w:r>
           </w:p>
@@ -1364,9 +3011,24 @@
         <w:tc>
           <w:tcPr>
             <w:tcW w:type="dxa" w:w="2880"/>
+            <w:vAlign w:val="center"/>
+            <w:tcBorders>
+              <w:top w:val="single" w:sz="4" w:space="0" w:color="000000"/>
+              <w:start w:val="single" w:sz="4" w:space="0" w:color="000000"/>
+              <w:bottom w:val="single" w:sz="4" w:space="0" w:color="000000"/>
+              <w:end w:val="single" w:sz="4" w:space="0" w:color="000000"/>
+            </w:tcBorders>
           </w:tcPr>
           <w:p>
+            <w:pPr>
+              <w:jc w:val="center"/>
+            </w:pPr>
             <w:r>
+              <w:rPr>
+                <w:rFonts w:ascii="Times New Roman" w:hAnsi="Times New Roman" w:eastAsia="Times New Roman"/>
+                <w:b w:val="0"/>
+                <w:sz w:val="24"/>
+              </w:rPr>
               <w:t>1 GHz</w:t>
             </w:r>
           </w:p>
@@ -1374,9 +3036,24 @@
         <w:tc>
           <w:tcPr>
             <w:tcW w:type="dxa" w:w="2880"/>
+            <w:vAlign w:val="center"/>
+            <w:tcBorders>
+              <w:top w:val="single" w:sz="4" w:space="0" w:color="000000"/>
+              <w:start w:val="single" w:sz="4" w:space="0" w:color="000000"/>
+              <w:bottom w:val="single" w:sz="4" w:space="0" w:color="000000"/>
+              <w:end w:val="single" w:sz="4" w:space="0" w:color="000000"/>
+            </w:tcBorders>
           </w:tcPr>
           <w:p>
+            <w:pPr>
+              <w:jc w:val="center"/>
+            </w:pPr>
             <w:r>
+              <w:rPr>
+                <w:rFonts w:ascii="Times New Roman" w:hAnsi="Times New Roman" w:eastAsia="Times New Roman"/>
+                <w:b w:val="0"/>
+                <w:sz w:val="24"/>
+              </w:rPr>
               <w:t>{{ tables.A4.report_val() }}</w:t>
             </w:r>
           </w:p>
@@ -1393,9 +3070,24 @@
         <w:tc>
           <w:tcPr>
             <w:tcW w:type="dxa" w:w="2880"/>
+            <w:vAlign w:val="center"/>
+            <w:tcBorders>
+              <w:top w:val="single" w:sz="4" w:space="0" w:color="000000"/>
+              <w:start w:val="single" w:sz="4" w:space="0" w:color="000000"/>
+              <w:bottom w:val="single" w:sz="4" w:space="0" w:color="000000"/>
+              <w:end w:val="single" w:sz="4" w:space="0" w:color="000000"/>
+            </w:tcBorders>
           </w:tcPr>
           <w:p>
+            <w:pPr>
+              <w:jc w:val="center"/>
+            </w:pPr>
             <w:r>
+              <w:rPr>
+                <w:rFonts w:ascii="Times New Roman" w:hAnsi="Times New Roman" w:eastAsia="Times New Roman"/>
+                <w:b w:val="0"/>
+                <w:sz w:val="24"/>
+              </w:rPr>
               <w:t>2 GHz</w:t>
             </w:r>
           </w:p>
@@ -1403,9 +3095,24 @@
         <w:tc>
           <w:tcPr>
             <w:tcW w:type="dxa" w:w="2880"/>
+            <w:vAlign w:val="center"/>
+            <w:tcBorders>
+              <w:top w:val="single" w:sz="4" w:space="0" w:color="000000"/>
+              <w:start w:val="single" w:sz="4" w:space="0" w:color="000000"/>
+              <w:bottom w:val="single" w:sz="4" w:space="0" w:color="000000"/>
+              <w:end w:val="single" w:sz="4" w:space="0" w:color="000000"/>
+            </w:tcBorders>
           </w:tcPr>
           <w:p>
+            <w:pPr>
+              <w:jc w:val="center"/>
+            </w:pPr>
             <w:r>
+              <w:rPr>
+                <w:rFonts w:ascii="Times New Roman" w:hAnsi="Times New Roman" w:eastAsia="Times New Roman"/>
+                <w:b w:val="0"/>
+                <w:sz w:val="24"/>
+              </w:rPr>
               <w:t>{{ tables.A4.report_val() }}</w:t>
             </w:r>
           </w:p>
@@ -1422,9 +3129,24 @@
         <w:tc>
           <w:tcPr>
             <w:tcW w:type="dxa" w:w="2880"/>
+            <w:vAlign w:val="center"/>
+            <w:tcBorders>
+              <w:top w:val="single" w:sz="4" w:space="0" w:color="000000"/>
+              <w:start w:val="single" w:sz="4" w:space="0" w:color="000000"/>
+              <w:bottom w:val="single" w:sz="4" w:space="0" w:color="000000"/>
+              <w:end w:val="single" w:sz="4" w:space="0" w:color="000000"/>
+            </w:tcBorders>
           </w:tcPr>
           <w:p>
+            <w:pPr>
+              <w:jc w:val="center"/>
+            </w:pPr>
             <w:r>
+              <w:rPr>
+                <w:rFonts w:ascii="Times New Roman" w:hAnsi="Times New Roman" w:eastAsia="Times New Roman"/>
+                <w:b w:val="0"/>
+                <w:sz w:val="24"/>
+              </w:rPr>
               <w:t>5 GHz</w:t>
             </w:r>
           </w:p>
@@ -1432,9 +3154,24 @@
         <w:tc>
           <w:tcPr>
             <w:tcW w:type="dxa" w:w="2880"/>
+            <w:vAlign w:val="center"/>
+            <w:tcBorders>
+              <w:top w:val="single" w:sz="4" w:space="0" w:color="000000"/>
+              <w:start w:val="single" w:sz="4" w:space="0" w:color="000000"/>
+              <w:bottom w:val="single" w:sz="4" w:space="0" w:color="000000"/>
+              <w:end w:val="single" w:sz="4" w:space="0" w:color="000000"/>
+            </w:tcBorders>
           </w:tcPr>
           <w:p>
+            <w:pPr>
+              <w:jc w:val="center"/>
+            </w:pPr>
             <w:r>
+              <w:rPr>
+                <w:rFonts w:ascii="Times New Roman" w:hAnsi="Times New Roman" w:eastAsia="Times New Roman"/>
+                <w:b w:val="0"/>
+                <w:sz w:val="24"/>
+              </w:rPr>
               <w:t>{{ tables.A4.report_val() }}</w:t>
             </w:r>
           </w:p>
@@ -1451,9 +3188,24 @@
         <w:tc>
           <w:tcPr>
             <w:tcW w:type="dxa" w:w="2880"/>
+            <w:vAlign w:val="center"/>
+            <w:tcBorders>
+              <w:top w:val="single" w:sz="4" w:space="0" w:color="000000"/>
+              <w:start w:val="single" w:sz="4" w:space="0" w:color="000000"/>
+              <w:bottom w:val="single" w:sz="4" w:space="0" w:color="000000"/>
+              <w:end w:val="single" w:sz="4" w:space="0" w:color="000000"/>
+            </w:tcBorders>
           </w:tcPr>
           <w:p>
+            <w:pPr>
+              <w:jc w:val="center"/>
+            </w:pPr>
             <w:r>
+              <w:rPr>
+                <w:rFonts w:ascii="Times New Roman" w:hAnsi="Times New Roman" w:eastAsia="Times New Roman"/>
+                <w:b w:val="0"/>
+                <w:sz w:val="24"/>
+              </w:rPr>
               <w:t>10 GHz</w:t>
             </w:r>
           </w:p>
@@ -1461,9 +3213,24 @@
         <w:tc>
           <w:tcPr>
             <w:tcW w:type="dxa" w:w="2880"/>
+            <w:vAlign w:val="center"/>
+            <w:tcBorders>
+              <w:top w:val="single" w:sz="4" w:space="0" w:color="000000"/>
+              <w:start w:val="single" w:sz="4" w:space="0" w:color="000000"/>
+              <w:bottom w:val="single" w:sz="4" w:space="0" w:color="000000"/>
+              <w:end w:val="single" w:sz="4" w:space="0" w:color="000000"/>
+            </w:tcBorders>
           </w:tcPr>
           <w:p>
+            <w:pPr>
+              <w:jc w:val="center"/>
+            </w:pPr>
             <w:r>
+              <w:rPr>
+                <w:rFonts w:ascii="Times New Roman" w:hAnsi="Times New Roman" w:eastAsia="Times New Roman"/>
+                <w:b w:val="0"/>
+                <w:sz w:val="24"/>
+              </w:rPr>
               <w:t>{{ tables.A4.report_val() }}</w:t>
             </w:r>
           </w:p>
@@ -1480,9 +3247,24 @@
         <w:tc>
           <w:tcPr>
             <w:tcW w:type="dxa" w:w="2880"/>
+            <w:vAlign w:val="center"/>
+            <w:tcBorders>
+              <w:top w:val="single" w:sz="4" w:space="0" w:color="000000"/>
+              <w:start w:val="single" w:sz="4" w:space="0" w:color="000000"/>
+              <w:bottom w:val="single" w:sz="4" w:space="0" w:color="000000"/>
+              <w:end w:val="single" w:sz="4" w:space="0" w:color="000000"/>
+            </w:tcBorders>
           </w:tcPr>
           <w:p>
+            <w:pPr>
+              <w:jc w:val="center"/>
+            </w:pPr>
             <w:r>
+              <w:rPr>
+                <w:rFonts w:ascii="Times New Roman" w:hAnsi="Times New Roman" w:eastAsia="Times New Roman"/>
+                <w:b w:val="0"/>
+                <w:sz w:val="24"/>
+              </w:rPr>
               <w:t>13 GHz</w:t>
             </w:r>
           </w:p>
@@ -1490,9 +3272,24 @@
         <w:tc>
           <w:tcPr>
             <w:tcW w:type="dxa" w:w="2880"/>
+            <w:vAlign w:val="center"/>
+            <w:tcBorders>
+              <w:top w:val="single" w:sz="4" w:space="0" w:color="000000"/>
+              <w:start w:val="single" w:sz="4" w:space="0" w:color="000000"/>
+              <w:bottom w:val="single" w:sz="4" w:space="0" w:color="000000"/>
+              <w:end w:val="single" w:sz="4" w:space="0" w:color="000000"/>
+            </w:tcBorders>
           </w:tcPr>
           <w:p>
+            <w:pPr>
+              <w:jc w:val="center"/>
+            </w:pPr>
             <w:r>
+              <w:rPr>
+                <w:rFonts w:ascii="Times New Roman" w:hAnsi="Times New Roman" w:eastAsia="Times New Roman"/>
+                <w:b w:val="0"/>
+                <w:sz w:val="24"/>
+              </w:rPr>
               <w:t>{{ tables.A4.report_val() }}</w:t>
             </w:r>
           </w:p>
@@ -1509,9 +3306,24 @@
         <w:tc>
           <w:tcPr>
             <w:tcW w:type="dxa" w:w="2880"/>
+            <w:vAlign w:val="center"/>
+            <w:tcBorders>
+              <w:top w:val="single" w:sz="4" w:space="0" w:color="000000"/>
+              <w:start w:val="single" w:sz="4" w:space="0" w:color="000000"/>
+              <w:bottom w:val="single" w:sz="4" w:space="0" w:color="000000"/>
+              <w:end w:val="single" w:sz="4" w:space="0" w:color="000000"/>
+            </w:tcBorders>
           </w:tcPr>
           <w:p>
+            <w:pPr>
+              <w:jc w:val="center"/>
+            </w:pPr>
             <w:r>
+              <w:rPr>
+                <w:rFonts w:ascii="Times New Roman" w:hAnsi="Times New Roman" w:eastAsia="Times New Roman"/>
+                <w:b w:val="0"/>
+                <w:sz w:val="24"/>
+              </w:rPr>
               <w:t>16 GHz</w:t>
             </w:r>
           </w:p>
@@ -1519,9 +3331,24 @@
         <w:tc>
           <w:tcPr>
             <w:tcW w:type="dxa" w:w="2880"/>
+            <w:vAlign w:val="center"/>
+            <w:tcBorders>
+              <w:top w:val="single" w:sz="4" w:space="0" w:color="000000"/>
+              <w:start w:val="single" w:sz="4" w:space="0" w:color="000000"/>
+              <w:bottom w:val="single" w:sz="4" w:space="0" w:color="000000"/>
+              <w:end w:val="single" w:sz="4" w:space="0" w:color="000000"/>
+            </w:tcBorders>
           </w:tcPr>
           <w:p>
+            <w:pPr>
+              <w:jc w:val="center"/>
+            </w:pPr>
             <w:r>
+              <w:rPr>
+                <w:rFonts w:ascii="Times New Roman" w:hAnsi="Times New Roman" w:eastAsia="Times New Roman"/>
+                <w:b w:val="0"/>
+                <w:sz w:val="24"/>
+              </w:rPr>
               <w:t>{{ tables.A4.report_val() }}</w:t>
             </w:r>
           </w:p>
@@ -1538,9 +3365,24 @@
         <w:tc>
           <w:tcPr>
             <w:tcW w:type="dxa" w:w="2880"/>
+            <w:vAlign w:val="center"/>
+            <w:tcBorders>
+              <w:top w:val="single" w:sz="4" w:space="0" w:color="000000"/>
+              <w:start w:val="single" w:sz="4" w:space="0" w:color="000000"/>
+              <w:bottom w:val="single" w:sz="4" w:space="0" w:color="000000"/>
+              <w:end w:val="single" w:sz="4" w:space="0" w:color="000000"/>
+            </w:tcBorders>
           </w:tcPr>
           <w:p>
+            <w:pPr>
+              <w:jc w:val="center"/>
+            </w:pPr>
             <w:r>
+              <w:rPr>
+                <w:rFonts w:ascii="Times New Roman" w:hAnsi="Times New Roman" w:eastAsia="Times New Roman"/>
+                <w:b w:val="0"/>
+                <w:sz w:val="24"/>
+              </w:rPr>
               <w:t>18 GHz</w:t>
             </w:r>
           </w:p>
@@ -1548,9 +3390,24 @@
         <w:tc>
           <w:tcPr>
             <w:tcW w:type="dxa" w:w="2880"/>
+            <w:vAlign w:val="center"/>
+            <w:tcBorders>
+              <w:top w:val="single" w:sz="4" w:space="0" w:color="000000"/>
+              <w:start w:val="single" w:sz="4" w:space="0" w:color="000000"/>
+              <w:bottom w:val="single" w:sz="4" w:space="0" w:color="000000"/>
+              <w:end w:val="single" w:sz="4" w:space="0" w:color="000000"/>
+            </w:tcBorders>
           </w:tcPr>
           <w:p>
+            <w:pPr>
+              <w:jc w:val="center"/>
+            </w:pPr>
             <w:r>
+              <w:rPr>
+                <w:rFonts w:ascii="Times New Roman" w:hAnsi="Times New Roman" w:eastAsia="Times New Roman"/>
+                <w:b w:val="0"/>
+                <w:sz w:val="24"/>
+              </w:rPr>
               <w:t>{{ tables.A4.report_val() }}</w:t>
             </w:r>
           </w:p>
@@ -1559,9 +3416,24 @@
           <w:tcPr>
             <w:tcW w:type="dxa" w:w="2880"/>
             <w:vMerge w:val="restart"/>
+            <w:vAlign w:val="center"/>
+            <w:tcBorders>
+              <w:top w:val="single" w:sz="4" w:space="0" w:color="000000"/>
+              <w:start w:val="single" w:sz="4" w:space="0" w:color="000000"/>
+              <w:bottom w:val="single" w:sz="4" w:space="0" w:color="000000"/>
+              <w:end w:val="single" w:sz="4" w:space="0" w:color="000000"/>
+            </w:tcBorders>
           </w:tcPr>
           <w:p>
+            <w:pPr>
+              <w:jc w:val="center"/>
+            </w:pPr>
             <w:r>
+              <w:rPr>
+                <w:rFonts w:ascii="Times New Roman" w:hAnsi="Times New Roman" w:eastAsia="Times New Roman"/>
+                <w:b w:val="0"/>
+                <w:sz w:val="24"/>
+              </w:rPr>
               <w:t>≤ -29 dBm</w:t>
             </w:r>
           </w:p>
@@ -1571,9 +3443,24 @@
         <w:tc>
           <w:tcPr>
             <w:tcW w:type="dxa" w:w="2880"/>
+            <w:vAlign w:val="center"/>
+            <w:tcBorders>
+              <w:top w:val="single" w:sz="4" w:space="0" w:color="000000"/>
+              <w:start w:val="single" w:sz="4" w:space="0" w:color="000000"/>
+              <w:bottom w:val="single" w:sz="4" w:space="0" w:color="000000"/>
+              <w:end w:val="single" w:sz="4" w:space="0" w:color="000000"/>
+            </w:tcBorders>
           </w:tcPr>
           <w:p>
+            <w:pPr>
+              <w:jc w:val="center"/>
+            </w:pPr>
             <w:r>
+              <w:rPr>
+                <w:rFonts w:ascii="Times New Roman" w:hAnsi="Times New Roman" w:eastAsia="Times New Roman"/>
+                <w:b w:val="0"/>
+                <w:sz w:val="24"/>
+              </w:rPr>
               <w:t>19,9 GHz</w:t>
             </w:r>
           </w:p>
@@ -1581,9 +3468,24 @@
         <w:tc>
           <w:tcPr>
             <w:tcW w:type="dxa" w:w="2880"/>
+            <w:vAlign w:val="center"/>
+            <w:tcBorders>
+              <w:top w:val="single" w:sz="4" w:space="0" w:color="000000"/>
+              <w:start w:val="single" w:sz="4" w:space="0" w:color="000000"/>
+              <w:bottom w:val="single" w:sz="4" w:space="0" w:color="000000"/>
+              <w:end w:val="single" w:sz="4" w:space="0" w:color="000000"/>
+            </w:tcBorders>
           </w:tcPr>
           <w:p>
+            <w:pPr>
+              <w:jc w:val="center"/>
+            </w:pPr>
             <w:r>
+              <w:rPr>
+                <w:rFonts w:ascii="Times New Roman" w:hAnsi="Times New Roman" w:eastAsia="Times New Roman"/>
+                <w:b w:val="0"/>
+                <w:sz w:val="24"/>
+              </w:rPr>
               <w:t>{{ tables.A4.report_val() }}</w:t>
             </w:r>
           </w:p>
@@ -1600,9 +3502,24 @@
         <w:tc>
           <w:tcPr>
             <w:tcW w:type="dxa" w:w="2880"/>
+            <w:vAlign w:val="center"/>
+            <w:tcBorders>
+              <w:top w:val="single" w:sz="4" w:space="0" w:color="000000"/>
+              <w:start w:val="single" w:sz="4" w:space="0" w:color="000000"/>
+              <w:bottom w:val="single" w:sz="4" w:space="0" w:color="000000"/>
+              <w:end w:val="single" w:sz="4" w:space="0" w:color="000000"/>
+            </w:tcBorders>
           </w:tcPr>
           <w:p>
+            <w:pPr>
+              <w:jc w:val="center"/>
+            </w:pPr>
             <w:r>
+              <w:rPr>
+                <w:rFonts w:ascii="Times New Roman" w:hAnsi="Times New Roman" w:eastAsia="Times New Roman"/>
+                <w:b w:val="0"/>
+                <w:sz w:val="24"/>
+              </w:rPr>
               <w:t>20 GHz</w:t>
             </w:r>
           </w:p>
@@ -1610,9 +3527,24 @@
         <w:tc>
           <w:tcPr>
             <w:tcW w:type="dxa" w:w="2880"/>
+            <w:vAlign w:val="center"/>
+            <w:tcBorders>
+              <w:top w:val="single" w:sz="4" w:space="0" w:color="000000"/>
+              <w:start w:val="single" w:sz="4" w:space="0" w:color="000000"/>
+              <w:bottom w:val="single" w:sz="4" w:space="0" w:color="000000"/>
+              <w:end w:val="single" w:sz="4" w:space="0" w:color="000000"/>
+            </w:tcBorders>
           </w:tcPr>
           <w:p>
+            <w:pPr>
+              <w:jc w:val="center"/>
+            </w:pPr>
             <w:r>
+              <w:rPr>
+                <w:rFonts w:ascii="Times New Roman" w:hAnsi="Times New Roman" w:eastAsia="Times New Roman"/>
+                <w:b w:val="0"/>
+                <w:sz w:val="24"/>
+              </w:rPr>
               <w:t>{{ tables.A4.report_val() }}</w:t>
             </w:r>
           </w:p>
@@ -1621,9 +3553,24 @@
           <w:tcPr>
             <w:tcW w:type="dxa" w:w="2880"/>
             <w:vMerge w:val="restart"/>
+            <w:vAlign w:val="center"/>
+            <w:tcBorders>
+              <w:top w:val="single" w:sz="4" w:space="0" w:color="000000"/>
+              <w:start w:val="single" w:sz="4" w:space="0" w:color="000000"/>
+              <w:bottom w:val="single" w:sz="4" w:space="0" w:color="000000"/>
+              <w:end w:val="single" w:sz="4" w:space="0" w:color="000000"/>
+            </w:tcBorders>
           </w:tcPr>
           <w:p>
+            <w:pPr>
+              <w:jc w:val="center"/>
+            </w:pPr>
             <w:r>
+              <w:rPr>
+                <w:rFonts w:ascii="Times New Roman" w:hAnsi="Times New Roman" w:eastAsia="Times New Roman"/>
+                <w:b w:val="0"/>
+                <w:sz w:val="24"/>
+              </w:rPr>
               <w:t>≤ -27 dBm</w:t>
             </w:r>
           </w:p>
@@ -1633,9 +3580,24 @@
         <w:tc>
           <w:tcPr>
             <w:tcW w:type="dxa" w:w="2880"/>
+            <w:vAlign w:val="center"/>
+            <w:tcBorders>
+              <w:top w:val="single" w:sz="4" w:space="0" w:color="000000"/>
+              <w:start w:val="single" w:sz="4" w:space="0" w:color="000000"/>
+              <w:bottom w:val="single" w:sz="4" w:space="0" w:color="000000"/>
+              <w:end w:val="single" w:sz="4" w:space="0" w:color="000000"/>
+            </w:tcBorders>
           </w:tcPr>
           <w:p>
+            <w:pPr>
+              <w:jc w:val="center"/>
+            </w:pPr>
             <w:r>
+              <w:rPr>
+                <w:rFonts w:ascii="Times New Roman" w:hAnsi="Times New Roman" w:eastAsia="Times New Roman"/>
+                <w:b w:val="0"/>
+                <w:sz w:val="24"/>
+              </w:rPr>
               <w:t>22 GHz</w:t>
             </w:r>
           </w:p>
@@ -1643,9 +3605,24 @@
         <w:tc>
           <w:tcPr>
             <w:tcW w:type="dxa" w:w="2880"/>
+            <w:vAlign w:val="center"/>
+            <w:tcBorders>
+              <w:top w:val="single" w:sz="4" w:space="0" w:color="000000"/>
+              <w:start w:val="single" w:sz="4" w:space="0" w:color="000000"/>
+              <w:bottom w:val="single" w:sz="4" w:space="0" w:color="000000"/>
+              <w:end w:val="single" w:sz="4" w:space="0" w:color="000000"/>
+            </w:tcBorders>
           </w:tcPr>
           <w:p>
+            <w:pPr>
+              <w:jc w:val="center"/>
+            </w:pPr>
             <w:r>
+              <w:rPr>
+                <w:rFonts w:ascii="Times New Roman" w:hAnsi="Times New Roman" w:eastAsia="Times New Roman"/>
+                <w:b w:val="0"/>
+                <w:sz w:val="24"/>
+              </w:rPr>
               <w:t>{{ tables.A4.report_val() }}</w:t>
             </w:r>
           </w:p>
@@ -1661,27 +3638,55 @@
     </w:tbl>
     <w:p>
       <w:r>
+        <w:rPr>
+          <w:rFonts w:ascii="Times New Roman" w:hAnsi="Times New Roman" w:eastAsia="Times New Roman"/>
+          <w:color w:val="595959"/>
+          <w:sz w:val="18"/>
+        </w:rPr>
         <w:t>{% endif %}</w:t>
       </w:r>
     </w:p>
     <w:p>
       <w:r>
+        <w:rPr>
+          <w:rFonts w:ascii="Times New Roman" w:hAnsi="Times New Roman" w:eastAsia="Times New Roman"/>
+          <w:color w:val="595959"/>
+          <w:sz w:val="18"/>
+        </w:rPr>
         <w:t>{% if tables.A5.enabled %}</w:t>
       </w:r>
     </w:p>
     <w:p>
+      <w:pPr>
+        <w:spacing w:before="120" w:after="40"/>
+      </w:pPr>
       <w:r>
+        <w:rPr>
+          <w:rFonts w:ascii="Times New Roman" w:hAnsi="Times New Roman" w:eastAsia="Times New Roman"/>
+          <w:b/>
+          <w:sz w:val="26"/>
+        </w:rPr>
         <w:t>3.5 Xác định sai số đo tần số kênh A</w:t>
       </w:r>
     </w:p>
     <w:p>
+      <w:pPr>
+        <w:spacing w:before="80" w:after="40"/>
+      </w:pPr>
       <w:r>
+        <w:rPr>
+          <w:rFonts w:ascii="Times New Roman" w:hAnsi="Times New Roman" w:eastAsia="Times New Roman"/>
+          <w:b/>
+          <w:i/>
+          <w:sz w:val="26"/>
+        </w:rPr>
         <w:t>Bảng A5 - Xác định sai số đo tần số kênh A</w:t>
       </w:r>
     </w:p>
     <w:tbl>
       <w:tblPr>
         <w:tblW w:type="auto" w:w="0"/>
+        <w:jc w:val="center"/>
         <w:tblLook w:firstColumn="1" w:firstRow="1" w:lastColumn="0" w:lastRow="0" w:noHBand="0" w:noVBand="1" w:val="04A0"/>
       </w:tblPr>
       <w:tblGrid>
@@ -1694,9 +3699,25 @@
         <w:tc>
           <w:tcPr>
             <w:tcW w:type="dxa" w:w="2160"/>
+            <w:shd w:val="clear" w:color="auto" w:fill="F2F2F2"/>
+            <w:vAlign w:val="center"/>
+            <w:tcBorders>
+              <w:top w:val="single" w:sz="4" w:space="0" w:color="000000"/>
+              <w:start w:val="single" w:sz="4" w:space="0" w:color="000000"/>
+              <w:bottom w:val="single" w:sz="4" w:space="0" w:color="000000"/>
+              <w:end w:val="single" w:sz="4" w:space="0" w:color="000000"/>
+            </w:tcBorders>
           </w:tcPr>
           <w:p>
+            <w:pPr>
+              <w:jc w:val="center"/>
+            </w:pPr>
             <w:r>
+              <w:rPr>
+                <w:rFonts w:ascii="Times New Roman" w:hAnsi="Times New Roman" w:eastAsia="Times New Roman"/>
+                <w:b/>
+                <w:sz w:val="24"/>
+              </w:rPr>
               <w:t>Tần số thiết lập</w:t>
             </w:r>
           </w:p>
@@ -1704,9 +3725,25 @@
         <w:tc>
           <w:tcPr>
             <w:tcW w:type="dxa" w:w="2160"/>
+            <w:shd w:val="clear" w:color="auto" w:fill="F2F2F2"/>
+            <w:vAlign w:val="center"/>
+            <w:tcBorders>
+              <w:top w:val="single" w:sz="4" w:space="0" w:color="000000"/>
+              <w:start w:val="single" w:sz="4" w:space="0" w:color="000000"/>
+              <w:bottom w:val="single" w:sz="4" w:space="0" w:color="000000"/>
+              <w:end w:val="single" w:sz="4" w:space="0" w:color="000000"/>
+            </w:tcBorders>
           </w:tcPr>
           <w:p>
+            <w:pPr>
+              <w:jc w:val="center"/>
+            </w:pPr>
             <w:r>
+              <w:rPr>
+                <w:rFonts w:ascii="Times New Roman" w:hAnsi="Times New Roman" w:eastAsia="Times New Roman"/>
+                <w:b/>
+                <w:sz w:val="24"/>
+              </w:rPr>
               <w:t>Tần số đo được trên kênh A (fđo)</w:t>
             </w:r>
           </w:p>
@@ -1714,9 +3751,25 @@
         <w:tc>
           <w:tcPr>
             <w:tcW w:type="dxa" w:w="2160"/>
+            <w:shd w:val="clear" w:color="auto" w:fill="F2F2F2"/>
+            <w:vAlign w:val="center"/>
+            <w:tcBorders>
+              <w:top w:val="single" w:sz="4" w:space="0" w:color="000000"/>
+              <w:start w:val="single" w:sz="4" w:space="0" w:color="000000"/>
+              <w:bottom w:val="single" w:sz="4" w:space="0" w:color="000000"/>
+              <w:end w:val="single" w:sz="4" w:space="0" w:color="000000"/>
+            </w:tcBorders>
           </w:tcPr>
           <w:p>
+            <w:pPr>
+              <w:jc w:val="center"/>
+            </w:pPr>
             <w:r>
+              <w:rPr>
+                <w:rFonts w:ascii="Times New Roman" w:hAnsi="Times New Roman" w:eastAsia="Times New Roman"/>
+                <w:b/>
+                <w:sz w:val="24"/>
+              </w:rPr>
               <w:t>Sai số đo tần số</w:t>
               <w:br/>
               <w:t>(δf)</w:t>
@@ -1726,9 +3779,25 @@
         <w:tc>
           <w:tcPr>
             <w:tcW w:type="dxa" w:w="2160"/>
+            <w:shd w:val="clear" w:color="auto" w:fill="F2F2F2"/>
+            <w:vAlign w:val="center"/>
+            <w:tcBorders>
+              <w:top w:val="single" w:sz="4" w:space="0" w:color="000000"/>
+              <w:start w:val="single" w:sz="4" w:space="0" w:color="000000"/>
+              <w:bottom w:val="single" w:sz="4" w:space="0" w:color="000000"/>
+              <w:end w:val="single" w:sz="4" w:space="0" w:color="000000"/>
+            </w:tcBorders>
           </w:tcPr>
           <w:p>
+            <w:pPr>
+              <w:jc w:val="center"/>
+            </w:pPr>
             <w:r>
+              <w:rPr>
+                <w:rFonts w:ascii="Times New Roman" w:hAnsi="Times New Roman" w:eastAsia="Times New Roman"/>
+                <w:b/>
+                <w:sz w:val="24"/>
+              </w:rPr>
               <w:t>Sai số</w:t>
               <w:br/>
               <w:t>cho phép</w:t>
@@ -1740,9 +3809,24 @@
         <w:tc>
           <w:tcPr>
             <w:tcW w:type="dxa" w:w="2160"/>
+            <w:vAlign w:val="center"/>
+            <w:tcBorders>
+              <w:top w:val="single" w:sz="4" w:space="0" w:color="000000"/>
+              <w:start w:val="single" w:sz="4" w:space="0" w:color="000000"/>
+              <w:bottom w:val="single" w:sz="4" w:space="0" w:color="000000"/>
+              <w:end w:val="single" w:sz="4" w:space="0" w:color="000000"/>
+            </w:tcBorders>
           </w:tcPr>
           <w:p>
+            <w:pPr>
+              <w:jc w:val="center"/>
+            </w:pPr>
             <w:r>
+              <w:rPr>
+                <w:rFonts w:ascii="Times New Roman" w:hAnsi="Times New Roman" w:eastAsia="Times New Roman"/>
+                <w:b w:val="0"/>
+                <w:sz w:val="24"/>
+              </w:rPr>
               <w:t>5 Hz</w:t>
             </w:r>
           </w:p>
@@ -1750,9 +3834,24 @@
         <w:tc>
           <w:tcPr>
             <w:tcW w:type="dxa" w:w="2160"/>
+            <w:vAlign w:val="center"/>
+            <w:tcBorders>
+              <w:top w:val="single" w:sz="4" w:space="0" w:color="000000"/>
+              <w:start w:val="single" w:sz="4" w:space="0" w:color="000000"/>
+              <w:bottom w:val="single" w:sz="4" w:space="0" w:color="000000"/>
+              <w:end w:val="single" w:sz="4" w:space="0" w:color="000000"/>
+            </w:tcBorders>
           </w:tcPr>
           <w:p>
+            <w:pPr>
+              <w:jc w:val="center"/>
+            </w:pPr>
             <w:r>
+              <w:rPr>
+                <w:rFonts w:ascii="Times New Roman" w:hAnsi="Times New Roman" w:eastAsia="Times New Roman"/>
+                <w:b w:val="0"/>
+                <w:sz w:val="24"/>
+              </w:rPr>
               <w:t>{{ tables.A5.report_val() }}</w:t>
             </w:r>
           </w:p>
@@ -1760,9 +3859,24 @@
         <w:tc>
           <w:tcPr>
             <w:tcW w:type="dxa" w:w="2160"/>
+            <w:vAlign w:val="center"/>
+            <w:tcBorders>
+              <w:top w:val="single" w:sz="4" w:space="0" w:color="000000"/>
+              <w:start w:val="single" w:sz="4" w:space="0" w:color="000000"/>
+              <w:bottom w:val="single" w:sz="4" w:space="0" w:color="000000"/>
+              <w:end w:val="single" w:sz="4" w:space="0" w:color="000000"/>
+            </w:tcBorders>
           </w:tcPr>
           <w:p>
+            <w:pPr>
+              <w:jc w:val="center"/>
+            </w:pPr>
             <w:r>
+              <w:rPr>
+                <w:rFonts w:ascii="Times New Roman" w:hAnsi="Times New Roman" w:eastAsia="Times New Roman"/>
+                <w:b w:val="0"/>
+                <w:sz w:val="24"/>
+              </w:rPr>
               <w:t>{{ tables.A5.report_val() }}</w:t>
             </w:r>
           </w:p>
@@ -1771,9 +3885,24 @@
           <w:tcPr>
             <w:tcW w:type="dxa" w:w="2160"/>
             <w:vMerge w:val="restart"/>
+            <w:vAlign w:val="center"/>
+            <w:tcBorders>
+              <w:top w:val="single" w:sz="4" w:space="0" w:color="000000"/>
+              <w:start w:val="single" w:sz="4" w:space="0" w:color="000000"/>
+              <w:bottom w:val="single" w:sz="4" w:space="0" w:color="000000"/>
+              <w:end w:val="single" w:sz="4" w:space="0" w:color="000000"/>
+            </w:tcBorders>
           </w:tcPr>
           <w:p>
+            <w:pPr>
+              <w:jc w:val="center"/>
+            </w:pPr>
             <w:r>
+              <w:rPr>
+                <w:rFonts w:ascii="Times New Roman" w:hAnsi="Times New Roman" w:eastAsia="Times New Roman"/>
+                <w:b w:val="0"/>
+                <w:sz w:val="24"/>
+              </w:rPr>
               <w:t>± 2,4×10⁻⁷</w:t>
             </w:r>
           </w:p>
@@ -1783,9 +3912,24 @@
         <w:tc>
           <w:tcPr>
             <w:tcW w:type="dxa" w:w="2160"/>
+            <w:vAlign w:val="center"/>
+            <w:tcBorders>
+              <w:top w:val="single" w:sz="4" w:space="0" w:color="000000"/>
+              <w:start w:val="single" w:sz="4" w:space="0" w:color="000000"/>
+              <w:bottom w:val="single" w:sz="4" w:space="0" w:color="000000"/>
+              <w:end w:val="single" w:sz="4" w:space="0" w:color="000000"/>
+            </w:tcBorders>
           </w:tcPr>
           <w:p>
+            <w:pPr>
+              <w:jc w:val="center"/>
+            </w:pPr>
             <w:r>
+              <w:rPr>
+                <w:rFonts w:ascii="Times New Roman" w:hAnsi="Times New Roman" w:eastAsia="Times New Roman"/>
+                <w:b w:val="0"/>
+                <w:sz w:val="24"/>
+              </w:rPr>
               <w:t>10 Hz</w:t>
             </w:r>
           </w:p>
@@ -1793,9 +3937,24 @@
         <w:tc>
           <w:tcPr>
             <w:tcW w:type="dxa" w:w="2160"/>
+            <w:vAlign w:val="center"/>
+            <w:tcBorders>
+              <w:top w:val="single" w:sz="4" w:space="0" w:color="000000"/>
+              <w:start w:val="single" w:sz="4" w:space="0" w:color="000000"/>
+              <w:bottom w:val="single" w:sz="4" w:space="0" w:color="000000"/>
+              <w:end w:val="single" w:sz="4" w:space="0" w:color="000000"/>
+            </w:tcBorders>
           </w:tcPr>
           <w:p>
+            <w:pPr>
+              <w:jc w:val="center"/>
+            </w:pPr>
             <w:r>
+              <w:rPr>
+                <w:rFonts w:ascii="Times New Roman" w:hAnsi="Times New Roman" w:eastAsia="Times New Roman"/>
+                <w:b w:val="0"/>
+                <w:sz w:val="24"/>
+              </w:rPr>
               <w:t>{{ tables.A5.report_val() }}</w:t>
             </w:r>
           </w:p>
@@ -1803,9 +3962,24 @@
         <w:tc>
           <w:tcPr>
             <w:tcW w:type="dxa" w:w="2160"/>
+            <w:vAlign w:val="center"/>
+            <w:tcBorders>
+              <w:top w:val="single" w:sz="4" w:space="0" w:color="000000"/>
+              <w:start w:val="single" w:sz="4" w:space="0" w:color="000000"/>
+              <w:bottom w:val="single" w:sz="4" w:space="0" w:color="000000"/>
+              <w:end w:val="single" w:sz="4" w:space="0" w:color="000000"/>
+            </w:tcBorders>
           </w:tcPr>
           <w:p>
+            <w:pPr>
+              <w:jc w:val="center"/>
+            </w:pPr>
             <w:r>
+              <w:rPr>
+                <w:rFonts w:ascii="Times New Roman" w:hAnsi="Times New Roman" w:eastAsia="Times New Roman"/>
+                <w:b w:val="0"/>
+                <w:sz w:val="24"/>
+              </w:rPr>
               <w:t>{{ tables.A5.report_val() }}</w:t>
             </w:r>
           </w:p>
@@ -1822,9 +3996,24 @@
         <w:tc>
           <w:tcPr>
             <w:tcW w:type="dxa" w:w="2160"/>
+            <w:vAlign w:val="center"/>
+            <w:tcBorders>
+              <w:top w:val="single" w:sz="4" w:space="0" w:color="000000"/>
+              <w:start w:val="single" w:sz="4" w:space="0" w:color="000000"/>
+              <w:bottom w:val="single" w:sz="4" w:space="0" w:color="000000"/>
+              <w:end w:val="single" w:sz="4" w:space="0" w:color="000000"/>
+            </w:tcBorders>
           </w:tcPr>
           <w:p>
+            <w:pPr>
+              <w:jc w:val="center"/>
+            </w:pPr>
             <w:r>
+              <w:rPr>
+                <w:rFonts w:ascii="Times New Roman" w:hAnsi="Times New Roman" w:eastAsia="Times New Roman"/>
+                <w:b w:val="0"/>
+                <w:sz w:val="24"/>
+              </w:rPr>
               <w:t>100 Hz</w:t>
             </w:r>
           </w:p>
@@ -1832,9 +4021,24 @@
         <w:tc>
           <w:tcPr>
             <w:tcW w:type="dxa" w:w="2160"/>
+            <w:vAlign w:val="center"/>
+            <w:tcBorders>
+              <w:top w:val="single" w:sz="4" w:space="0" w:color="000000"/>
+              <w:start w:val="single" w:sz="4" w:space="0" w:color="000000"/>
+              <w:bottom w:val="single" w:sz="4" w:space="0" w:color="000000"/>
+              <w:end w:val="single" w:sz="4" w:space="0" w:color="000000"/>
+            </w:tcBorders>
           </w:tcPr>
           <w:p>
+            <w:pPr>
+              <w:jc w:val="center"/>
+            </w:pPr>
             <w:r>
+              <w:rPr>
+                <w:rFonts w:ascii="Times New Roman" w:hAnsi="Times New Roman" w:eastAsia="Times New Roman"/>
+                <w:b w:val="0"/>
+                <w:sz w:val="24"/>
+              </w:rPr>
               <w:t>{{ tables.A5.report_val() }}</w:t>
             </w:r>
           </w:p>
@@ -1842,9 +4046,24 @@
         <w:tc>
           <w:tcPr>
             <w:tcW w:type="dxa" w:w="2160"/>
+            <w:vAlign w:val="center"/>
+            <w:tcBorders>
+              <w:top w:val="single" w:sz="4" w:space="0" w:color="000000"/>
+              <w:start w:val="single" w:sz="4" w:space="0" w:color="000000"/>
+              <w:bottom w:val="single" w:sz="4" w:space="0" w:color="000000"/>
+              <w:end w:val="single" w:sz="4" w:space="0" w:color="000000"/>
+            </w:tcBorders>
           </w:tcPr>
           <w:p>
+            <w:pPr>
+              <w:jc w:val="center"/>
+            </w:pPr>
             <w:r>
+              <w:rPr>
+                <w:rFonts w:ascii="Times New Roman" w:hAnsi="Times New Roman" w:eastAsia="Times New Roman"/>
+                <w:b w:val="0"/>
+                <w:sz w:val="24"/>
+              </w:rPr>
               <w:t>{{ tables.A5.report_val() }}</w:t>
             </w:r>
           </w:p>
@@ -1861,9 +4080,24 @@
         <w:tc>
           <w:tcPr>
             <w:tcW w:type="dxa" w:w="2160"/>
+            <w:vAlign w:val="center"/>
+            <w:tcBorders>
+              <w:top w:val="single" w:sz="4" w:space="0" w:color="000000"/>
+              <w:start w:val="single" w:sz="4" w:space="0" w:color="000000"/>
+              <w:bottom w:val="single" w:sz="4" w:space="0" w:color="000000"/>
+              <w:end w:val="single" w:sz="4" w:space="0" w:color="000000"/>
+            </w:tcBorders>
           </w:tcPr>
           <w:p>
+            <w:pPr>
+              <w:jc w:val="center"/>
+            </w:pPr>
             <w:r>
+              <w:rPr>
+                <w:rFonts w:ascii="Times New Roman" w:hAnsi="Times New Roman" w:eastAsia="Times New Roman"/>
+                <w:b w:val="0"/>
+                <w:sz w:val="24"/>
+              </w:rPr>
               <w:t>1 kHz</w:t>
             </w:r>
           </w:p>
@@ -1871,9 +4105,24 @@
         <w:tc>
           <w:tcPr>
             <w:tcW w:type="dxa" w:w="2160"/>
+            <w:vAlign w:val="center"/>
+            <w:tcBorders>
+              <w:top w:val="single" w:sz="4" w:space="0" w:color="000000"/>
+              <w:start w:val="single" w:sz="4" w:space="0" w:color="000000"/>
+              <w:bottom w:val="single" w:sz="4" w:space="0" w:color="000000"/>
+              <w:end w:val="single" w:sz="4" w:space="0" w:color="000000"/>
+            </w:tcBorders>
           </w:tcPr>
           <w:p>
+            <w:pPr>
+              <w:jc w:val="center"/>
+            </w:pPr>
             <w:r>
+              <w:rPr>
+                <w:rFonts w:ascii="Times New Roman" w:hAnsi="Times New Roman" w:eastAsia="Times New Roman"/>
+                <w:b w:val="0"/>
+                <w:sz w:val="24"/>
+              </w:rPr>
               <w:t>{{ tables.A5.report_val() }}</w:t>
             </w:r>
           </w:p>
@@ -1881,9 +4130,24 @@
         <w:tc>
           <w:tcPr>
             <w:tcW w:type="dxa" w:w="2160"/>
+            <w:vAlign w:val="center"/>
+            <w:tcBorders>
+              <w:top w:val="single" w:sz="4" w:space="0" w:color="000000"/>
+              <w:start w:val="single" w:sz="4" w:space="0" w:color="000000"/>
+              <w:bottom w:val="single" w:sz="4" w:space="0" w:color="000000"/>
+              <w:end w:val="single" w:sz="4" w:space="0" w:color="000000"/>
+            </w:tcBorders>
           </w:tcPr>
           <w:p>
+            <w:pPr>
+              <w:jc w:val="center"/>
+            </w:pPr>
             <w:r>
+              <w:rPr>
+                <w:rFonts w:ascii="Times New Roman" w:hAnsi="Times New Roman" w:eastAsia="Times New Roman"/>
+                <w:b w:val="0"/>
+                <w:sz w:val="24"/>
+              </w:rPr>
               <w:t>{{ tables.A5.report_val() }}</w:t>
             </w:r>
           </w:p>
@@ -1900,9 +4164,24 @@
         <w:tc>
           <w:tcPr>
             <w:tcW w:type="dxa" w:w="2160"/>
+            <w:vAlign w:val="center"/>
+            <w:tcBorders>
+              <w:top w:val="single" w:sz="4" w:space="0" w:color="000000"/>
+              <w:start w:val="single" w:sz="4" w:space="0" w:color="000000"/>
+              <w:bottom w:val="single" w:sz="4" w:space="0" w:color="000000"/>
+              <w:end w:val="single" w:sz="4" w:space="0" w:color="000000"/>
+            </w:tcBorders>
           </w:tcPr>
           <w:p>
+            <w:pPr>
+              <w:jc w:val="center"/>
+            </w:pPr>
             <w:r>
+              <w:rPr>
+                <w:rFonts w:ascii="Times New Roman" w:hAnsi="Times New Roman" w:eastAsia="Times New Roman"/>
+                <w:b w:val="0"/>
+                <w:sz w:val="24"/>
+              </w:rPr>
               <w:t>10 kHz</w:t>
             </w:r>
           </w:p>
@@ -1910,9 +4189,24 @@
         <w:tc>
           <w:tcPr>
             <w:tcW w:type="dxa" w:w="2160"/>
+            <w:vAlign w:val="center"/>
+            <w:tcBorders>
+              <w:top w:val="single" w:sz="4" w:space="0" w:color="000000"/>
+              <w:start w:val="single" w:sz="4" w:space="0" w:color="000000"/>
+              <w:bottom w:val="single" w:sz="4" w:space="0" w:color="000000"/>
+              <w:end w:val="single" w:sz="4" w:space="0" w:color="000000"/>
+            </w:tcBorders>
           </w:tcPr>
           <w:p>
+            <w:pPr>
+              <w:jc w:val="center"/>
+            </w:pPr>
             <w:r>
+              <w:rPr>
+                <w:rFonts w:ascii="Times New Roman" w:hAnsi="Times New Roman" w:eastAsia="Times New Roman"/>
+                <w:b w:val="0"/>
+                <w:sz w:val="24"/>
+              </w:rPr>
               <w:t>{{ tables.A5.report_val() }}</w:t>
             </w:r>
           </w:p>
@@ -1920,9 +4214,24 @@
         <w:tc>
           <w:tcPr>
             <w:tcW w:type="dxa" w:w="2160"/>
+            <w:vAlign w:val="center"/>
+            <w:tcBorders>
+              <w:top w:val="single" w:sz="4" w:space="0" w:color="000000"/>
+              <w:start w:val="single" w:sz="4" w:space="0" w:color="000000"/>
+              <w:bottom w:val="single" w:sz="4" w:space="0" w:color="000000"/>
+              <w:end w:val="single" w:sz="4" w:space="0" w:color="000000"/>
+            </w:tcBorders>
           </w:tcPr>
           <w:p>
+            <w:pPr>
+              <w:jc w:val="center"/>
+            </w:pPr>
             <w:r>
+              <w:rPr>
+                <w:rFonts w:ascii="Times New Roman" w:hAnsi="Times New Roman" w:eastAsia="Times New Roman"/>
+                <w:b w:val="0"/>
+                <w:sz w:val="24"/>
+              </w:rPr>
               <w:t>{{ tables.A5.report_val() }}</w:t>
             </w:r>
           </w:p>
@@ -1939,9 +4248,24 @@
         <w:tc>
           <w:tcPr>
             <w:tcW w:type="dxa" w:w="2160"/>
+            <w:vAlign w:val="center"/>
+            <w:tcBorders>
+              <w:top w:val="single" w:sz="4" w:space="0" w:color="000000"/>
+              <w:start w:val="single" w:sz="4" w:space="0" w:color="000000"/>
+              <w:bottom w:val="single" w:sz="4" w:space="0" w:color="000000"/>
+              <w:end w:val="single" w:sz="4" w:space="0" w:color="000000"/>
+            </w:tcBorders>
           </w:tcPr>
           <w:p>
+            <w:pPr>
+              <w:jc w:val="center"/>
+            </w:pPr>
             <w:r>
+              <w:rPr>
+                <w:rFonts w:ascii="Times New Roman" w:hAnsi="Times New Roman" w:eastAsia="Times New Roman"/>
+                <w:b w:val="0"/>
+                <w:sz w:val="24"/>
+              </w:rPr>
               <w:t>100 kHz</w:t>
             </w:r>
           </w:p>
@@ -1949,9 +4273,24 @@
         <w:tc>
           <w:tcPr>
             <w:tcW w:type="dxa" w:w="2160"/>
+            <w:vAlign w:val="center"/>
+            <w:tcBorders>
+              <w:top w:val="single" w:sz="4" w:space="0" w:color="000000"/>
+              <w:start w:val="single" w:sz="4" w:space="0" w:color="000000"/>
+              <w:bottom w:val="single" w:sz="4" w:space="0" w:color="000000"/>
+              <w:end w:val="single" w:sz="4" w:space="0" w:color="000000"/>
+            </w:tcBorders>
           </w:tcPr>
           <w:p>
+            <w:pPr>
+              <w:jc w:val="center"/>
+            </w:pPr>
             <w:r>
+              <w:rPr>
+                <w:rFonts w:ascii="Times New Roman" w:hAnsi="Times New Roman" w:eastAsia="Times New Roman"/>
+                <w:b w:val="0"/>
+                <w:sz w:val="24"/>
+              </w:rPr>
               <w:t>{{ tables.A5.report_val() }}</w:t>
             </w:r>
           </w:p>
@@ -1959,9 +4298,24 @@
         <w:tc>
           <w:tcPr>
             <w:tcW w:type="dxa" w:w="2160"/>
+            <w:vAlign w:val="center"/>
+            <w:tcBorders>
+              <w:top w:val="single" w:sz="4" w:space="0" w:color="000000"/>
+              <w:start w:val="single" w:sz="4" w:space="0" w:color="000000"/>
+              <w:bottom w:val="single" w:sz="4" w:space="0" w:color="000000"/>
+              <w:end w:val="single" w:sz="4" w:space="0" w:color="000000"/>
+            </w:tcBorders>
           </w:tcPr>
           <w:p>
+            <w:pPr>
+              <w:jc w:val="center"/>
+            </w:pPr>
             <w:r>
+              <w:rPr>
+                <w:rFonts w:ascii="Times New Roman" w:hAnsi="Times New Roman" w:eastAsia="Times New Roman"/>
+                <w:b w:val="0"/>
+                <w:sz w:val="24"/>
+              </w:rPr>
               <w:t>{{ tables.A5.report_val() }}</w:t>
             </w:r>
           </w:p>
@@ -1978,9 +4332,24 @@
         <w:tc>
           <w:tcPr>
             <w:tcW w:type="dxa" w:w="2160"/>
+            <w:vAlign w:val="center"/>
+            <w:tcBorders>
+              <w:top w:val="single" w:sz="4" w:space="0" w:color="000000"/>
+              <w:start w:val="single" w:sz="4" w:space="0" w:color="000000"/>
+              <w:bottom w:val="single" w:sz="4" w:space="0" w:color="000000"/>
+              <w:end w:val="single" w:sz="4" w:space="0" w:color="000000"/>
+            </w:tcBorders>
           </w:tcPr>
           <w:p>
+            <w:pPr>
+              <w:jc w:val="center"/>
+            </w:pPr>
             <w:r>
+              <w:rPr>
+                <w:rFonts w:ascii="Times New Roman" w:hAnsi="Times New Roman" w:eastAsia="Times New Roman"/>
+                <w:b w:val="0"/>
+                <w:sz w:val="24"/>
+              </w:rPr>
               <w:t>500 kHz</w:t>
             </w:r>
           </w:p>
@@ -1988,9 +4357,24 @@
         <w:tc>
           <w:tcPr>
             <w:tcW w:type="dxa" w:w="2160"/>
+            <w:vAlign w:val="center"/>
+            <w:tcBorders>
+              <w:top w:val="single" w:sz="4" w:space="0" w:color="000000"/>
+              <w:start w:val="single" w:sz="4" w:space="0" w:color="000000"/>
+              <w:bottom w:val="single" w:sz="4" w:space="0" w:color="000000"/>
+              <w:end w:val="single" w:sz="4" w:space="0" w:color="000000"/>
+            </w:tcBorders>
           </w:tcPr>
           <w:p>
+            <w:pPr>
+              <w:jc w:val="center"/>
+            </w:pPr>
             <w:r>
+              <w:rPr>
+                <w:rFonts w:ascii="Times New Roman" w:hAnsi="Times New Roman" w:eastAsia="Times New Roman"/>
+                <w:b w:val="0"/>
+                <w:sz w:val="24"/>
+              </w:rPr>
               <w:t>{{ tables.A5.report_val() }}</w:t>
             </w:r>
           </w:p>
@@ -1998,9 +4382,24 @@
         <w:tc>
           <w:tcPr>
             <w:tcW w:type="dxa" w:w="2160"/>
+            <w:vAlign w:val="center"/>
+            <w:tcBorders>
+              <w:top w:val="single" w:sz="4" w:space="0" w:color="000000"/>
+              <w:start w:val="single" w:sz="4" w:space="0" w:color="000000"/>
+              <w:bottom w:val="single" w:sz="4" w:space="0" w:color="000000"/>
+              <w:end w:val="single" w:sz="4" w:space="0" w:color="000000"/>
+            </w:tcBorders>
           </w:tcPr>
           <w:p>
+            <w:pPr>
+              <w:jc w:val="center"/>
+            </w:pPr>
             <w:r>
+              <w:rPr>
+                <w:rFonts w:ascii="Times New Roman" w:hAnsi="Times New Roman" w:eastAsia="Times New Roman"/>
+                <w:b w:val="0"/>
+                <w:sz w:val="24"/>
+              </w:rPr>
               <w:t>{{ tables.A5.report_val() }}</w:t>
             </w:r>
           </w:p>
@@ -2017,9 +4416,24 @@
         <w:tc>
           <w:tcPr>
             <w:tcW w:type="dxa" w:w="2160"/>
+            <w:vAlign w:val="center"/>
+            <w:tcBorders>
+              <w:top w:val="single" w:sz="4" w:space="0" w:color="000000"/>
+              <w:start w:val="single" w:sz="4" w:space="0" w:color="000000"/>
+              <w:bottom w:val="single" w:sz="4" w:space="0" w:color="000000"/>
+              <w:end w:val="single" w:sz="4" w:space="0" w:color="000000"/>
+            </w:tcBorders>
           </w:tcPr>
           <w:p>
+            <w:pPr>
+              <w:jc w:val="center"/>
+            </w:pPr>
             <w:r>
+              <w:rPr>
+                <w:rFonts w:ascii="Times New Roman" w:hAnsi="Times New Roman" w:eastAsia="Times New Roman"/>
+                <w:b w:val="0"/>
+                <w:sz w:val="24"/>
+              </w:rPr>
               <w:t>1 MHz</w:t>
             </w:r>
           </w:p>
@@ -2027,9 +4441,24 @@
         <w:tc>
           <w:tcPr>
             <w:tcW w:type="dxa" w:w="2160"/>
+            <w:vAlign w:val="center"/>
+            <w:tcBorders>
+              <w:top w:val="single" w:sz="4" w:space="0" w:color="000000"/>
+              <w:start w:val="single" w:sz="4" w:space="0" w:color="000000"/>
+              <w:bottom w:val="single" w:sz="4" w:space="0" w:color="000000"/>
+              <w:end w:val="single" w:sz="4" w:space="0" w:color="000000"/>
+            </w:tcBorders>
           </w:tcPr>
           <w:p>
+            <w:pPr>
+              <w:jc w:val="center"/>
+            </w:pPr>
             <w:r>
+              <w:rPr>
+                <w:rFonts w:ascii="Times New Roman" w:hAnsi="Times New Roman" w:eastAsia="Times New Roman"/>
+                <w:b w:val="0"/>
+                <w:sz w:val="24"/>
+              </w:rPr>
               <w:t>{{ tables.A5.report_val() }}</w:t>
             </w:r>
           </w:p>
@@ -2037,9 +4466,24 @@
         <w:tc>
           <w:tcPr>
             <w:tcW w:type="dxa" w:w="2160"/>
+            <w:vAlign w:val="center"/>
+            <w:tcBorders>
+              <w:top w:val="single" w:sz="4" w:space="0" w:color="000000"/>
+              <w:start w:val="single" w:sz="4" w:space="0" w:color="000000"/>
+              <w:bottom w:val="single" w:sz="4" w:space="0" w:color="000000"/>
+              <w:end w:val="single" w:sz="4" w:space="0" w:color="000000"/>
+            </w:tcBorders>
           </w:tcPr>
           <w:p>
+            <w:pPr>
+              <w:jc w:val="center"/>
+            </w:pPr>
             <w:r>
+              <w:rPr>
+                <w:rFonts w:ascii="Times New Roman" w:hAnsi="Times New Roman" w:eastAsia="Times New Roman"/>
+                <w:b w:val="0"/>
+                <w:sz w:val="24"/>
+              </w:rPr>
               <w:t>{{ tables.A5.report_val() }}</w:t>
             </w:r>
           </w:p>
@@ -2056,9 +4500,24 @@
         <w:tc>
           <w:tcPr>
             <w:tcW w:type="dxa" w:w="2160"/>
+            <w:vAlign w:val="center"/>
+            <w:tcBorders>
+              <w:top w:val="single" w:sz="4" w:space="0" w:color="000000"/>
+              <w:start w:val="single" w:sz="4" w:space="0" w:color="000000"/>
+              <w:bottom w:val="single" w:sz="4" w:space="0" w:color="000000"/>
+              <w:end w:val="single" w:sz="4" w:space="0" w:color="000000"/>
+            </w:tcBorders>
           </w:tcPr>
           <w:p>
+            <w:pPr>
+              <w:jc w:val="center"/>
+            </w:pPr>
             <w:r>
+              <w:rPr>
+                <w:rFonts w:ascii="Times New Roman" w:hAnsi="Times New Roman" w:eastAsia="Times New Roman"/>
+                <w:b w:val="0"/>
+                <w:sz w:val="24"/>
+              </w:rPr>
               <w:t>10 MHz</w:t>
             </w:r>
           </w:p>
@@ -2066,9 +4525,24 @@
         <w:tc>
           <w:tcPr>
             <w:tcW w:type="dxa" w:w="2160"/>
+            <w:vAlign w:val="center"/>
+            <w:tcBorders>
+              <w:top w:val="single" w:sz="4" w:space="0" w:color="000000"/>
+              <w:start w:val="single" w:sz="4" w:space="0" w:color="000000"/>
+              <w:bottom w:val="single" w:sz="4" w:space="0" w:color="000000"/>
+              <w:end w:val="single" w:sz="4" w:space="0" w:color="000000"/>
+            </w:tcBorders>
           </w:tcPr>
           <w:p>
+            <w:pPr>
+              <w:jc w:val="center"/>
+            </w:pPr>
             <w:r>
+              <w:rPr>
+                <w:rFonts w:ascii="Times New Roman" w:hAnsi="Times New Roman" w:eastAsia="Times New Roman"/>
+                <w:b w:val="0"/>
+                <w:sz w:val="24"/>
+              </w:rPr>
               <w:t>{{ tables.A5.report_val() }}</w:t>
             </w:r>
           </w:p>
@@ -2076,9 +4550,24 @@
         <w:tc>
           <w:tcPr>
             <w:tcW w:type="dxa" w:w="2160"/>
+            <w:vAlign w:val="center"/>
+            <w:tcBorders>
+              <w:top w:val="single" w:sz="4" w:space="0" w:color="000000"/>
+              <w:start w:val="single" w:sz="4" w:space="0" w:color="000000"/>
+              <w:bottom w:val="single" w:sz="4" w:space="0" w:color="000000"/>
+              <w:end w:val="single" w:sz="4" w:space="0" w:color="000000"/>
+            </w:tcBorders>
           </w:tcPr>
           <w:p>
+            <w:pPr>
+              <w:jc w:val="center"/>
+            </w:pPr>
             <w:r>
+              <w:rPr>
+                <w:rFonts w:ascii="Times New Roman" w:hAnsi="Times New Roman" w:eastAsia="Times New Roman"/>
+                <w:b w:val="0"/>
+                <w:sz w:val="24"/>
+              </w:rPr>
               <w:t>{{ tables.A5.report_val() }}</w:t>
             </w:r>
           </w:p>
@@ -2095,9 +4584,24 @@
         <w:tc>
           <w:tcPr>
             <w:tcW w:type="dxa" w:w="2160"/>
+            <w:vAlign w:val="center"/>
+            <w:tcBorders>
+              <w:top w:val="single" w:sz="4" w:space="0" w:color="000000"/>
+              <w:start w:val="single" w:sz="4" w:space="0" w:color="000000"/>
+              <w:bottom w:val="single" w:sz="4" w:space="0" w:color="000000"/>
+              <w:end w:val="single" w:sz="4" w:space="0" w:color="000000"/>
+            </w:tcBorders>
           </w:tcPr>
           <w:p>
+            <w:pPr>
+              <w:jc w:val="center"/>
+            </w:pPr>
             <w:r>
+              <w:rPr>
+                <w:rFonts w:ascii="Times New Roman" w:hAnsi="Times New Roman" w:eastAsia="Times New Roman"/>
+                <w:b w:val="0"/>
+                <w:sz w:val="24"/>
+              </w:rPr>
               <w:t>100 MHz</w:t>
             </w:r>
           </w:p>
@@ -2105,9 +4609,24 @@
         <w:tc>
           <w:tcPr>
             <w:tcW w:type="dxa" w:w="2160"/>
+            <w:vAlign w:val="center"/>
+            <w:tcBorders>
+              <w:top w:val="single" w:sz="4" w:space="0" w:color="000000"/>
+              <w:start w:val="single" w:sz="4" w:space="0" w:color="000000"/>
+              <w:bottom w:val="single" w:sz="4" w:space="0" w:color="000000"/>
+              <w:end w:val="single" w:sz="4" w:space="0" w:color="000000"/>
+            </w:tcBorders>
           </w:tcPr>
           <w:p>
+            <w:pPr>
+              <w:jc w:val="center"/>
+            </w:pPr>
             <w:r>
+              <w:rPr>
+                <w:rFonts w:ascii="Times New Roman" w:hAnsi="Times New Roman" w:eastAsia="Times New Roman"/>
+                <w:b w:val="0"/>
+                <w:sz w:val="24"/>
+              </w:rPr>
               <w:t>{{ tables.A5.report_val() }}</w:t>
             </w:r>
           </w:p>
@@ -2115,9 +4634,24 @@
         <w:tc>
           <w:tcPr>
             <w:tcW w:type="dxa" w:w="2160"/>
+            <w:vAlign w:val="center"/>
+            <w:tcBorders>
+              <w:top w:val="single" w:sz="4" w:space="0" w:color="000000"/>
+              <w:start w:val="single" w:sz="4" w:space="0" w:color="000000"/>
+              <w:bottom w:val="single" w:sz="4" w:space="0" w:color="000000"/>
+              <w:end w:val="single" w:sz="4" w:space="0" w:color="000000"/>
+            </w:tcBorders>
           </w:tcPr>
           <w:p>
+            <w:pPr>
+              <w:jc w:val="center"/>
+            </w:pPr>
             <w:r>
+              <w:rPr>
+                <w:rFonts w:ascii="Times New Roman" w:hAnsi="Times New Roman" w:eastAsia="Times New Roman"/>
+                <w:b w:val="0"/>
+                <w:sz w:val="24"/>
+              </w:rPr>
               <w:t>{{ tables.A5.report_val() }}</w:t>
             </w:r>
           </w:p>
@@ -2134,9 +4668,24 @@
         <w:tc>
           <w:tcPr>
             <w:tcW w:type="dxa" w:w="2160"/>
+            <w:vAlign w:val="center"/>
+            <w:tcBorders>
+              <w:top w:val="single" w:sz="4" w:space="0" w:color="000000"/>
+              <w:start w:val="single" w:sz="4" w:space="0" w:color="000000"/>
+              <w:bottom w:val="single" w:sz="4" w:space="0" w:color="000000"/>
+              <w:end w:val="single" w:sz="4" w:space="0" w:color="000000"/>
+            </w:tcBorders>
           </w:tcPr>
           <w:p>
+            <w:pPr>
+              <w:jc w:val="center"/>
+            </w:pPr>
             <w:r>
+              <w:rPr>
+                <w:rFonts w:ascii="Times New Roman" w:hAnsi="Times New Roman" w:eastAsia="Times New Roman"/>
+                <w:b w:val="0"/>
+                <w:sz w:val="24"/>
+              </w:rPr>
               <w:t>300 MHz</w:t>
             </w:r>
           </w:p>
@@ -2144,9 +4693,24 @@
         <w:tc>
           <w:tcPr>
             <w:tcW w:type="dxa" w:w="2160"/>
+            <w:vAlign w:val="center"/>
+            <w:tcBorders>
+              <w:top w:val="single" w:sz="4" w:space="0" w:color="000000"/>
+              <w:start w:val="single" w:sz="4" w:space="0" w:color="000000"/>
+              <w:bottom w:val="single" w:sz="4" w:space="0" w:color="000000"/>
+              <w:end w:val="single" w:sz="4" w:space="0" w:color="000000"/>
+            </w:tcBorders>
           </w:tcPr>
           <w:p>
+            <w:pPr>
+              <w:jc w:val="center"/>
+            </w:pPr>
             <w:r>
+              <w:rPr>
+                <w:rFonts w:ascii="Times New Roman" w:hAnsi="Times New Roman" w:eastAsia="Times New Roman"/>
+                <w:b w:val="0"/>
+                <w:sz w:val="24"/>
+              </w:rPr>
               <w:t>{{ tables.A5.report_val() }}</w:t>
             </w:r>
           </w:p>
@@ -2154,9 +4718,24 @@
         <w:tc>
           <w:tcPr>
             <w:tcW w:type="dxa" w:w="2160"/>
+            <w:vAlign w:val="center"/>
+            <w:tcBorders>
+              <w:top w:val="single" w:sz="4" w:space="0" w:color="000000"/>
+              <w:start w:val="single" w:sz="4" w:space="0" w:color="000000"/>
+              <w:bottom w:val="single" w:sz="4" w:space="0" w:color="000000"/>
+              <w:end w:val="single" w:sz="4" w:space="0" w:color="000000"/>
+            </w:tcBorders>
           </w:tcPr>
           <w:p>
+            <w:pPr>
+              <w:jc w:val="center"/>
+            </w:pPr>
             <w:r>
+              <w:rPr>
+                <w:rFonts w:ascii="Times New Roman" w:hAnsi="Times New Roman" w:eastAsia="Times New Roman"/>
+                <w:b w:val="0"/>
+                <w:sz w:val="24"/>
+              </w:rPr>
               <w:t>{{ tables.A5.report_val() }}</w:t>
             </w:r>
           </w:p>
@@ -2172,27 +4751,55 @@
     </w:tbl>
     <w:p>
       <w:r>
+        <w:rPr>
+          <w:rFonts w:ascii="Times New Roman" w:hAnsi="Times New Roman" w:eastAsia="Times New Roman"/>
+          <w:color w:val="595959"/>
+          <w:sz w:val="18"/>
+        </w:rPr>
         <w:t>{% endif %}</w:t>
       </w:r>
     </w:p>
     <w:p>
       <w:r>
+        <w:rPr>
+          <w:rFonts w:ascii="Times New Roman" w:hAnsi="Times New Roman" w:eastAsia="Times New Roman"/>
+          <w:color w:val="595959"/>
+          <w:sz w:val="18"/>
+        </w:rPr>
         <w:t>{% if tables.A6.enabled %}</w:t>
       </w:r>
     </w:p>
     <w:p>
+      <w:pPr>
+        <w:spacing w:before="120" w:after="40"/>
+      </w:pPr>
       <w:r>
+        <w:rPr>
+          <w:rFonts w:ascii="Times New Roman" w:hAnsi="Times New Roman" w:eastAsia="Times New Roman"/>
+          <w:b/>
+          <w:sz w:val="26"/>
+        </w:rPr>
         <w:t>3.6 Xác định sai số đo tần số kênh B</w:t>
       </w:r>
     </w:p>
     <w:p>
+      <w:pPr>
+        <w:spacing w:before="80" w:after="40"/>
+      </w:pPr>
       <w:r>
+        <w:rPr>
+          <w:rFonts w:ascii="Times New Roman" w:hAnsi="Times New Roman" w:eastAsia="Times New Roman"/>
+          <w:b/>
+          <w:i/>
+          <w:sz w:val="26"/>
+        </w:rPr>
         <w:t>Bảng A6 - Xác định sai số đo tần số kênh B</w:t>
       </w:r>
     </w:p>
     <w:tbl>
       <w:tblPr>
         <w:tblW w:type="auto" w:w="0"/>
+        <w:jc w:val="center"/>
         <w:tblLook w:firstColumn="1" w:firstRow="1" w:lastColumn="0" w:lastRow="0" w:noHBand="0" w:noVBand="1" w:val="04A0"/>
       </w:tblPr>
       <w:tblGrid>
@@ -2205,9 +4812,25 @@
         <w:tc>
           <w:tcPr>
             <w:tcW w:type="dxa" w:w="2160"/>
+            <w:shd w:val="clear" w:color="auto" w:fill="F2F2F2"/>
+            <w:vAlign w:val="center"/>
+            <w:tcBorders>
+              <w:top w:val="single" w:sz="4" w:space="0" w:color="000000"/>
+              <w:start w:val="single" w:sz="4" w:space="0" w:color="000000"/>
+              <w:bottom w:val="single" w:sz="4" w:space="0" w:color="000000"/>
+              <w:end w:val="single" w:sz="4" w:space="0" w:color="000000"/>
+            </w:tcBorders>
           </w:tcPr>
           <w:p>
+            <w:pPr>
+              <w:jc w:val="center"/>
+            </w:pPr>
             <w:r>
+              <w:rPr>
+                <w:rFonts w:ascii="Times New Roman" w:hAnsi="Times New Roman" w:eastAsia="Times New Roman"/>
+                <w:b/>
+                <w:sz w:val="24"/>
+              </w:rPr>
               <w:t>Tần số thiết lập</w:t>
             </w:r>
           </w:p>
@@ -2215,9 +4838,25 @@
         <w:tc>
           <w:tcPr>
             <w:tcW w:type="dxa" w:w="2160"/>
+            <w:shd w:val="clear" w:color="auto" w:fill="F2F2F2"/>
+            <w:vAlign w:val="center"/>
+            <w:tcBorders>
+              <w:top w:val="single" w:sz="4" w:space="0" w:color="000000"/>
+              <w:start w:val="single" w:sz="4" w:space="0" w:color="000000"/>
+              <w:bottom w:val="single" w:sz="4" w:space="0" w:color="000000"/>
+              <w:end w:val="single" w:sz="4" w:space="0" w:color="000000"/>
+            </w:tcBorders>
           </w:tcPr>
           <w:p>
+            <w:pPr>
+              <w:jc w:val="center"/>
+            </w:pPr>
             <w:r>
+              <w:rPr>
+                <w:rFonts w:ascii="Times New Roman" w:hAnsi="Times New Roman" w:eastAsia="Times New Roman"/>
+                <w:b/>
+                <w:sz w:val="24"/>
+              </w:rPr>
               <w:t>Tần số đo được trên kênh B (fđo)</w:t>
             </w:r>
           </w:p>
@@ -2225,9 +4864,25 @@
         <w:tc>
           <w:tcPr>
             <w:tcW w:type="dxa" w:w="2160"/>
+            <w:shd w:val="clear" w:color="auto" w:fill="F2F2F2"/>
+            <w:vAlign w:val="center"/>
+            <w:tcBorders>
+              <w:top w:val="single" w:sz="4" w:space="0" w:color="000000"/>
+              <w:start w:val="single" w:sz="4" w:space="0" w:color="000000"/>
+              <w:bottom w:val="single" w:sz="4" w:space="0" w:color="000000"/>
+              <w:end w:val="single" w:sz="4" w:space="0" w:color="000000"/>
+            </w:tcBorders>
           </w:tcPr>
           <w:p>
+            <w:pPr>
+              <w:jc w:val="center"/>
+            </w:pPr>
             <w:r>
+              <w:rPr>
+                <w:rFonts w:ascii="Times New Roman" w:hAnsi="Times New Roman" w:eastAsia="Times New Roman"/>
+                <w:b/>
+                <w:sz w:val="24"/>
+              </w:rPr>
               <w:t>Sai số đo tần số</w:t>
               <w:br/>
               <w:t>(δf)</w:t>
@@ -2237,9 +4892,25 @@
         <w:tc>
           <w:tcPr>
             <w:tcW w:type="dxa" w:w="2160"/>
+            <w:shd w:val="clear" w:color="auto" w:fill="F2F2F2"/>
+            <w:vAlign w:val="center"/>
+            <w:tcBorders>
+              <w:top w:val="single" w:sz="4" w:space="0" w:color="000000"/>
+              <w:start w:val="single" w:sz="4" w:space="0" w:color="000000"/>
+              <w:bottom w:val="single" w:sz="4" w:space="0" w:color="000000"/>
+              <w:end w:val="single" w:sz="4" w:space="0" w:color="000000"/>
+            </w:tcBorders>
           </w:tcPr>
           <w:p>
+            <w:pPr>
+              <w:jc w:val="center"/>
+            </w:pPr>
             <w:r>
+              <w:rPr>
+                <w:rFonts w:ascii="Times New Roman" w:hAnsi="Times New Roman" w:eastAsia="Times New Roman"/>
+                <w:b/>
+                <w:sz w:val="24"/>
+              </w:rPr>
               <w:t>Sai số</w:t>
               <w:br/>
               <w:t>cho phép</w:t>
@@ -2251,9 +4922,24 @@
         <w:tc>
           <w:tcPr>
             <w:tcW w:type="dxa" w:w="2160"/>
+            <w:vAlign w:val="center"/>
+            <w:tcBorders>
+              <w:top w:val="single" w:sz="4" w:space="0" w:color="000000"/>
+              <w:start w:val="single" w:sz="4" w:space="0" w:color="000000"/>
+              <w:bottom w:val="single" w:sz="4" w:space="0" w:color="000000"/>
+              <w:end w:val="single" w:sz="4" w:space="0" w:color="000000"/>
+            </w:tcBorders>
           </w:tcPr>
           <w:p>
+            <w:pPr>
+              <w:jc w:val="center"/>
+            </w:pPr>
             <w:r>
+              <w:rPr>
+                <w:rFonts w:ascii="Times New Roman" w:hAnsi="Times New Roman" w:eastAsia="Times New Roman"/>
+                <w:b w:val="0"/>
+                <w:sz w:val="24"/>
+              </w:rPr>
               <w:t>5 Hz</w:t>
             </w:r>
           </w:p>
@@ -2261,9 +4947,24 @@
         <w:tc>
           <w:tcPr>
             <w:tcW w:type="dxa" w:w="2160"/>
+            <w:vAlign w:val="center"/>
+            <w:tcBorders>
+              <w:top w:val="single" w:sz="4" w:space="0" w:color="000000"/>
+              <w:start w:val="single" w:sz="4" w:space="0" w:color="000000"/>
+              <w:bottom w:val="single" w:sz="4" w:space="0" w:color="000000"/>
+              <w:end w:val="single" w:sz="4" w:space="0" w:color="000000"/>
+            </w:tcBorders>
           </w:tcPr>
           <w:p>
+            <w:pPr>
+              <w:jc w:val="center"/>
+            </w:pPr>
             <w:r>
+              <w:rPr>
+                <w:rFonts w:ascii="Times New Roman" w:hAnsi="Times New Roman" w:eastAsia="Times New Roman"/>
+                <w:b w:val="0"/>
+                <w:sz w:val="24"/>
+              </w:rPr>
               <w:t>{{ tables.A6.report_val() }}</w:t>
             </w:r>
           </w:p>
@@ -2271,9 +4972,24 @@
         <w:tc>
           <w:tcPr>
             <w:tcW w:type="dxa" w:w="2160"/>
+            <w:vAlign w:val="center"/>
+            <w:tcBorders>
+              <w:top w:val="single" w:sz="4" w:space="0" w:color="000000"/>
+              <w:start w:val="single" w:sz="4" w:space="0" w:color="000000"/>
+              <w:bottom w:val="single" w:sz="4" w:space="0" w:color="000000"/>
+              <w:end w:val="single" w:sz="4" w:space="0" w:color="000000"/>
+            </w:tcBorders>
           </w:tcPr>
           <w:p>
+            <w:pPr>
+              <w:jc w:val="center"/>
+            </w:pPr>
             <w:r>
+              <w:rPr>
+                <w:rFonts w:ascii="Times New Roman" w:hAnsi="Times New Roman" w:eastAsia="Times New Roman"/>
+                <w:b w:val="0"/>
+                <w:sz w:val="24"/>
+              </w:rPr>
               <w:t>{{ tables.A6.report_val() }}</w:t>
             </w:r>
           </w:p>
@@ -2282,9 +4998,24 @@
           <w:tcPr>
             <w:tcW w:type="dxa" w:w="2160"/>
             <w:vMerge w:val="restart"/>
+            <w:vAlign w:val="center"/>
+            <w:tcBorders>
+              <w:top w:val="single" w:sz="4" w:space="0" w:color="000000"/>
+              <w:start w:val="single" w:sz="4" w:space="0" w:color="000000"/>
+              <w:bottom w:val="single" w:sz="4" w:space="0" w:color="000000"/>
+              <w:end w:val="single" w:sz="4" w:space="0" w:color="000000"/>
+            </w:tcBorders>
           </w:tcPr>
           <w:p>
+            <w:pPr>
+              <w:jc w:val="center"/>
+            </w:pPr>
             <w:r>
+              <w:rPr>
+                <w:rFonts w:ascii="Times New Roman" w:hAnsi="Times New Roman" w:eastAsia="Times New Roman"/>
+                <w:b w:val="0"/>
+                <w:sz w:val="24"/>
+              </w:rPr>
               <w:t>± 2,4×10⁻⁷</w:t>
             </w:r>
           </w:p>
@@ -2294,9 +5025,24 @@
         <w:tc>
           <w:tcPr>
             <w:tcW w:type="dxa" w:w="2160"/>
+            <w:vAlign w:val="center"/>
+            <w:tcBorders>
+              <w:top w:val="single" w:sz="4" w:space="0" w:color="000000"/>
+              <w:start w:val="single" w:sz="4" w:space="0" w:color="000000"/>
+              <w:bottom w:val="single" w:sz="4" w:space="0" w:color="000000"/>
+              <w:end w:val="single" w:sz="4" w:space="0" w:color="000000"/>
+            </w:tcBorders>
           </w:tcPr>
           <w:p>
+            <w:pPr>
+              <w:jc w:val="center"/>
+            </w:pPr>
             <w:r>
+              <w:rPr>
+                <w:rFonts w:ascii="Times New Roman" w:hAnsi="Times New Roman" w:eastAsia="Times New Roman"/>
+                <w:b w:val="0"/>
+                <w:sz w:val="24"/>
+              </w:rPr>
               <w:t>10 Hz</w:t>
             </w:r>
           </w:p>
@@ -2304,9 +5050,24 @@
         <w:tc>
           <w:tcPr>
             <w:tcW w:type="dxa" w:w="2160"/>
+            <w:vAlign w:val="center"/>
+            <w:tcBorders>
+              <w:top w:val="single" w:sz="4" w:space="0" w:color="000000"/>
+              <w:start w:val="single" w:sz="4" w:space="0" w:color="000000"/>
+              <w:bottom w:val="single" w:sz="4" w:space="0" w:color="000000"/>
+              <w:end w:val="single" w:sz="4" w:space="0" w:color="000000"/>
+            </w:tcBorders>
           </w:tcPr>
           <w:p>
+            <w:pPr>
+              <w:jc w:val="center"/>
+            </w:pPr>
             <w:r>
+              <w:rPr>
+                <w:rFonts w:ascii="Times New Roman" w:hAnsi="Times New Roman" w:eastAsia="Times New Roman"/>
+                <w:b w:val="0"/>
+                <w:sz w:val="24"/>
+              </w:rPr>
               <w:t>{{ tables.A6.report_val() }}</w:t>
             </w:r>
           </w:p>
@@ -2314,9 +5075,24 @@
         <w:tc>
           <w:tcPr>
             <w:tcW w:type="dxa" w:w="2160"/>
+            <w:vAlign w:val="center"/>
+            <w:tcBorders>
+              <w:top w:val="single" w:sz="4" w:space="0" w:color="000000"/>
+              <w:start w:val="single" w:sz="4" w:space="0" w:color="000000"/>
+              <w:bottom w:val="single" w:sz="4" w:space="0" w:color="000000"/>
+              <w:end w:val="single" w:sz="4" w:space="0" w:color="000000"/>
+            </w:tcBorders>
           </w:tcPr>
           <w:p>
+            <w:pPr>
+              <w:jc w:val="center"/>
+            </w:pPr>
             <w:r>
+              <w:rPr>
+                <w:rFonts w:ascii="Times New Roman" w:hAnsi="Times New Roman" w:eastAsia="Times New Roman"/>
+                <w:b w:val="0"/>
+                <w:sz w:val="24"/>
+              </w:rPr>
               <w:t>{{ tables.A6.report_val() }}</w:t>
             </w:r>
           </w:p>
@@ -2333,9 +5109,24 @@
         <w:tc>
           <w:tcPr>
             <w:tcW w:type="dxa" w:w="2160"/>
+            <w:vAlign w:val="center"/>
+            <w:tcBorders>
+              <w:top w:val="single" w:sz="4" w:space="0" w:color="000000"/>
+              <w:start w:val="single" w:sz="4" w:space="0" w:color="000000"/>
+              <w:bottom w:val="single" w:sz="4" w:space="0" w:color="000000"/>
+              <w:end w:val="single" w:sz="4" w:space="0" w:color="000000"/>
+            </w:tcBorders>
           </w:tcPr>
           <w:p>
+            <w:pPr>
+              <w:jc w:val="center"/>
+            </w:pPr>
             <w:r>
+              <w:rPr>
+                <w:rFonts w:ascii="Times New Roman" w:hAnsi="Times New Roman" w:eastAsia="Times New Roman"/>
+                <w:b w:val="0"/>
+                <w:sz w:val="24"/>
+              </w:rPr>
               <w:t>100 Hz</w:t>
             </w:r>
           </w:p>
@@ -2343,9 +5134,24 @@
         <w:tc>
           <w:tcPr>
             <w:tcW w:type="dxa" w:w="2160"/>
+            <w:vAlign w:val="center"/>
+            <w:tcBorders>
+              <w:top w:val="single" w:sz="4" w:space="0" w:color="000000"/>
+              <w:start w:val="single" w:sz="4" w:space="0" w:color="000000"/>
+              <w:bottom w:val="single" w:sz="4" w:space="0" w:color="000000"/>
+              <w:end w:val="single" w:sz="4" w:space="0" w:color="000000"/>
+            </w:tcBorders>
           </w:tcPr>
           <w:p>
+            <w:pPr>
+              <w:jc w:val="center"/>
+            </w:pPr>
             <w:r>
+              <w:rPr>
+                <w:rFonts w:ascii="Times New Roman" w:hAnsi="Times New Roman" w:eastAsia="Times New Roman"/>
+                <w:b w:val="0"/>
+                <w:sz w:val="24"/>
+              </w:rPr>
               <w:t>{{ tables.A6.report_val() }}</w:t>
             </w:r>
           </w:p>
@@ -2353,9 +5159,24 @@
         <w:tc>
           <w:tcPr>
             <w:tcW w:type="dxa" w:w="2160"/>
+            <w:vAlign w:val="center"/>
+            <w:tcBorders>
+              <w:top w:val="single" w:sz="4" w:space="0" w:color="000000"/>
+              <w:start w:val="single" w:sz="4" w:space="0" w:color="000000"/>
+              <w:bottom w:val="single" w:sz="4" w:space="0" w:color="000000"/>
+              <w:end w:val="single" w:sz="4" w:space="0" w:color="000000"/>
+            </w:tcBorders>
           </w:tcPr>
           <w:p>
+            <w:pPr>
+              <w:jc w:val="center"/>
+            </w:pPr>
             <w:r>
+              <w:rPr>
+                <w:rFonts w:ascii="Times New Roman" w:hAnsi="Times New Roman" w:eastAsia="Times New Roman"/>
+                <w:b w:val="0"/>
+                <w:sz w:val="24"/>
+              </w:rPr>
               <w:t>{{ tables.A6.report_val() }}</w:t>
             </w:r>
           </w:p>
@@ -2372,9 +5193,24 @@
         <w:tc>
           <w:tcPr>
             <w:tcW w:type="dxa" w:w="2160"/>
+            <w:vAlign w:val="center"/>
+            <w:tcBorders>
+              <w:top w:val="single" w:sz="4" w:space="0" w:color="000000"/>
+              <w:start w:val="single" w:sz="4" w:space="0" w:color="000000"/>
+              <w:bottom w:val="single" w:sz="4" w:space="0" w:color="000000"/>
+              <w:end w:val="single" w:sz="4" w:space="0" w:color="000000"/>
+            </w:tcBorders>
           </w:tcPr>
           <w:p>
+            <w:pPr>
+              <w:jc w:val="center"/>
+            </w:pPr>
             <w:r>
+              <w:rPr>
+                <w:rFonts w:ascii="Times New Roman" w:hAnsi="Times New Roman" w:eastAsia="Times New Roman"/>
+                <w:b w:val="0"/>
+                <w:sz w:val="24"/>
+              </w:rPr>
               <w:t>1 kHz</w:t>
             </w:r>
           </w:p>
@@ -2382,9 +5218,24 @@
         <w:tc>
           <w:tcPr>
             <w:tcW w:type="dxa" w:w="2160"/>
+            <w:vAlign w:val="center"/>
+            <w:tcBorders>
+              <w:top w:val="single" w:sz="4" w:space="0" w:color="000000"/>
+              <w:start w:val="single" w:sz="4" w:space="0" w:color="000000"/>
+              <w:bottom w:val="single" w:sz="4" w:space="0" w:color="000000"/>
+              <w:end w:val="single" w:sz="4" w:space="0" w:color="000000"/>
+            </w:tcBorders>
           </w:tcPr>
           <w:p>
+            <w:pPr>
+              <w:jc w:val="center"/>
+            </w:pPr>
             <w:r>
+              <w:rPr>
+                <w:rFonts w:ascii="Times New Roman" w:hAnsi="Times New Roman" w:eastAsia="Times New Roman"/>
+                <w:b w:val="0"/>
+                <w:sz w:val="24"/>
+              </w:rPr>
               <w:t>{{ tables.A6.report_val() }}</w:t>
             </w:r>
           </w:p>
@@ -2392,9 +5243,24 @@
         <w:tc>
           <w:tcPr>
             <w:tcW w:type="dxa" w:w="2160"/>
+            <w:vAlign w:val="center"/>
+            <w:tcBorders>
+              <w:top w:val="single" w:sz="4" w:space="0" w:color="000000"/>
+              <w:start w:val="single" w:sz="4" w:space="0" w:color="000000"/>
+              <w:bottom w:val="single" w:sz="4" w:space="0" w:color="000000"/>
+              <w:end w:val="single" w:sz="4" w:space="0" w:color="000000"/>
+            </w:tcBorders>
           </w:tcPr>
           <w:p>
+            <w:pPr>
+              <w:jc w:val="center"/>
+            </w:pPr>
             <w:r>
+              <w:rPr>
+                <w:rFonts w:ascii="Times New Roman" w:hAnsi="Times New Roman" w:eastAsia="Times New Roman"/>
+                <w:b w:val="0"/>
+                <w:sz w:val="24"/>
+              </w:rPr>
               <w:t>{{ tables.A6.report_val() }}</w:t>
             </w:r>
           </w:p>
@@ -2411,9 +5277,24 @@
         <w:tc>
           <w:tcPr>
             <w:tcW w:type="dxa" w:w="2160"/>
+            <w:vAlign w:val="center"/>
+            <w:tcBorders>
+              <w:top w:val="single" w:sz="4" w:space="0" w:color="000000"/>
+              <w:start w:val="single" w:sz="4" w:space="0" w:color="000000"/>
+              <w:bottom w:val="single" w:sz="4" w:space="0" w:color="000000"/>
+              <w:end w:val="single" w:sz="4" w:space="0" w:color="000000"/>
+            </w:tcBorders>
           </w:tcPr>
           <w:p>
+            <w:pPr>
+              <w:jc w:val="center"/>
+            </w:pPr>
             <w:r>
+              <w:rPr>
+                <w:rFonts w:ascii="Times New Roman" w:hAnsi="Times New Roman" w:eastAsia="Times New Roman"/>
+                <w:b w:val="0"/>
+                <w:sz w:val="24"/>
+              </w:rPr>
               <w:t>10 kHz</w:t>
             </w:r>
           </w:p>
@@ -2421,9 +5302,24 @@
         <w:tc>
           <w:tcPr>
             <w:tcW w:type="dxa" w:w="2160"/>
+            <w:vAlign w:val="center"/>
+            <w:tcBorders>
+              <w:top w:val="single" w:sz="4" w:space="0" w:color="000000"/>
+              <w:start w:val="single" w:sz="4" w:space="0" w:color="000000"/>
+              <w:bottom w:val="single" w:sz="4" w:space="0" w:color="000000"/>
+              <w:end w:val="single" w:sz="4" w:space="0" w:color="000000"/>
+            </w:tcBorders>
           </w:tcPr>
           <w:p>
+            <w:pPr>
+              <w:jc w:val="center"/>
+            </w:pPr>
             <w:r>
+              <w:rPr>
+                <w:rFonts w:ascii="Times New Roman" w:hAnsi="Times New Roman" w:eastAsia="Times New Roman"/>
+                <w:b w:val="0"/>
+                <w:sz w:val="24"/>
+              </w:rPr>
               <w:t>{{ tables.A6.report_val() }}</w:t>
             </w:r>
           </w:p>
@@ -2431,9 +5327,24 @@
         <w:tc>
           <w:tcPr>
             <w:tcW w:type="dxa" w:w="2160"/>
+            <w:vAlign w:val="center"/>
+            <w:tcBorders>
+              <w:top w:val="single" w:sz="4" w:space="0" w:color="000000"/>
+              <w:start w:val="single" w:sz="4" w:space="0" w:color="000000"/>
+              <w:bottom w:val="single" w:sz="4" w:space="0" w:color="000000"/>
+              <w:end w:val="single" w:sz="4" w:space="0" w:color="000000"/>
+            </w:tcBorders>
           </w:tcPr>
           <w:p>
+            <w:pPr>
+              <w:jc w:val="center"/>
+            </w:pPr>
             <w:r>
+              <w:rPr>
+                <w:rFonts w:ascii="Times New Roman" w:hAnsi="Times New Roman" w:eastAsia="Times New Roman"/>
+                <w:b w:val="0"/>
+                <w:sz w:val="24"/>
+              </w:rPr>
               <w:t>{{ tables.A6.report_val() }}</w:t>
             </w:r>
           </w:p>
@@ -2450,9 +5361,24 @@
         <w:tc>
           <w:tcPr>
             <w:tcW w:type="dxa" w:w="2160"/>
+            <w:vAlign w:val="center"/>
+            <w:tcBorders>
+              <w:top w:val="single" w:sz="4" w:space="0" w:color="000000"/>
+              <w:start w:val="single" w:sz="4" w:space="0" w:color="000000"/>
+              <w:bottom w:val="single" w:sz="4" w:space="0" w:color="000000"/>
+              <w:end w:val="single" w:sz="4" w:space="0" w:color="000000"/>
+            </w:tcBorders>
           </w:tcPr>
           <w:p>
+            <w:pPr>
+              <w:jc w:val="center"/>
+            </w:pPr>
             <w:r>
+              <w:rPr>
+                <w:rFonts w:ascii="Times New Roman" w:hAnsi="Times New Roman" w:eastAsia="Times New Roman"/>
+                <w:b w:val="0"/>
+                <w:sz w:val="24"/>
+              </w:rPr>
               <w:t>100 kHz</w:t>
             </w:r>
           </w:p>
@@ -2460,9 +5386,24 @@
         <w:tc>
           <w:tcPr>
             <w:tcW w:type="dxa" w:w="2160"/>
+            <w:vAlign w:val="center"/>
+            <w:tcBorders>
+              <w:top w:val="single" w:sz="4" w:space="0" w:color="000000"/>
+              <w:start w:val="single" w:sz="4" w:space="0" w:color="000000"/>
+              <w:bottom w:val="single" w:sz="4" w:space="0" w:color="000000"/>
+              <w:end w:val="single" w:sz="4" w:space="0" w:color="000000"/>
+            </w:tcBorders>
           </w:tcPr>
           <w:p>
+            <w:pPr>
+              <w:jc w:val="center"/>
+            </w:pPr>
             <w:r>
+              <w:rPr>
+                <w:rFonts w:ascii="Times New Roman" w:hAnsi="Times New Roman" w:eastAsia="Times New Roman"/>
+                <w:b w:val="0"/>
+                <w:sz w:val="24"/>
+              </w:rPr>
               <w:t>{{ tables.A6.report_val() }}</w:t>
             </w:r>
           </w:p>
@@ -2470,9 +5411,24 @@
         <w:tc>
           <w:tcPr>
             <w:tcW w:type="dxa" w:w="2160"/>
+            <w:vAlign w:val="center"/>
+            <w:tcBorders>
+              <w:top w:val="single" w:sz="4" w:space="0" w:color="000000"/>
+              <w:start w:val="single" w:sz="4" w:space="0" w:color="000000"/>
+              <w:bottom w:val="single" w:sz="4" w:space="0" w:color="000000"/>
+              <w:end w:val="single" w:sz="4" w:space="0" w:color="000000"/>
+            </w:tcBorders>
           </w:tcPr>
           <w:p>
+            <w:pPr>
+              <w:jc w:val="center"/>
+            </w:pPr>
             <w:r>
+              <w:rPr>
+                <w:rFonts w:ascii="Times New Roman" w:hAnsi="Times New Roman" w:eastAsia="Times New Roman"/>
+                <w:b w:val="0"/>
+                <w:sz w:val="24"/>
+              </w:rPr>
               <w:t>{{ tables.A6.report_val() }}</w:t>
             </w:r>
           </w:p>
@@ -2489,9 +5445,24 @@
         <w:tc>
           <w:tcPr>
             <w:tcW w:type="dxa" w:w="2160"/>
+            <w:vAlign w:val="center"/>
+            <w:tcBorders>
+              <w:top w:val="single" w:sz="4" w:space="0" w:color="000000"/>
+              <w:start w:val="single" w:sz="4" w:space="0" w:color="000000"/>
+              <w:bottom w:val="single" w:sz="4" w:space="0" w:color="000000"/>
+              <w:end w:val="single" w:sz="4" w:space="0" w:color="000000"/>
+            </w:tcBorders>
           </w:tcPr>
           <w:p>
+            <w:pPr>
+              <w:jc w:val="center"/>
+            </w:pPr>
             <w:r>
+              <w:rPr>
+                <w:rFonts w:ascii="Times New Roman" w:hAnsi="Times New Roman" w:eastAsia="Times New Roman"/>
+                <w:b w:val="0"/>
+                <w:sz w:val="24"/>
+              </w:rPr>
               <w:t>500 kHz</w:t>
             </w:r>
           </w:p>
@@ -2499,9 +5470,24 @@
         <w:tc>
           <w:tcPr>
             <w:tcW w:type="dxa" w:w="2160"/>
+            <w:vAlign w:val="center"/>
+            <w:tcBorders>
+              <w:top w:val="single" w:sz="4" w:space="0" w:color="000000"/>
+              <w:start w:val="single" w:sz="4" w:space="0" w:color="000000"/>
+              <w:bottom w:val="single" w:sz="4" w:space="0" w:color="000000"/>
+              <w:end w:val="single" w:sz="4" w:space="0" w:color="000000"/>
+            </w:tcBorders>
           </w:tcPr>
           <w:p>
+            <w:pPr>
+              <w:jc w:val="center"/>
+            </w:pPr>
             <w:r>
+              <w:rPr>
+                <w:rFonts w:ascii="Times New Roman" w:hAnsi="Times New Roman" w:eastAsia="Times New Roman"/>
+                <w:b w:val="0"/>
+                <w:sz w:val="24"/>
+              </w:rPr>
               <w:t>{{ tables.A6.report_val() }}</w:t>
             </w:r>
           </w:p>
@@ -2509,9 +5495,24 @@
         <w:tc>
           <w:tcPr>
             <w:tcW w:type="dxa" w:w="2160"/>
+            <w:vAlign w:val="center"/>
+            <w:tcBorders>
+              <w:top w:val="single" w:sz="4" w:space="0" w:color="000000"/>
+              <w:start w:val="single" w:sz="4" w:space="0" w:color="000000"/>
+              <w:bottom w:val="single" w:sz="4" w:space="0" w:color="000000"/>
+              <w:end w:val="single" w:sz="4" w:space="0" w:color="000000"/>
+            </w:tcBorders>
           </w:tcPr>
           <w:p>
+            <w:pPr>
+              <w:jc w:val="center"/>
+            </w:pPr>
             <w:r>
+              <w:rPr>
+                <w:rFonts w:ascii="Times New Roman" w:hAnsi="Times New Roman" w:eastAsia="Times New Roman"/>
+                <w:b w:val="0"/>
+                <w:sz w:val="24"/>
+              </w:rPr>
               <w:t>{{ tables.A6.report_val() }}</w:t>
             </w:r>
           </w:p>
@@ -2528,9 +5529,24 @@
         <w:tc>
           <w:tcPr>
             <w:tcW w:type="dxa" w:w="2160"/>
+            <w:vAlign w:val="center"/>
+            <w:tcBorders>
+              <w:top w:val="single" w:sz="4" w:space="0" w:color="000000"/>
+              <w:start w:val="single" w:sz="4" w:space="0" w:color="000000"/>
+              <w:bottom w:val="single" w:sz="4" w:space="0" w:color="000000"/>
+              <w:end w:val="single" w:sz="4" w:space="0" w:color="000000"/>
+            </w:tcBorders>
           </w:tcPr>
           <w:p>
+            <w:pPr>
+              <w:jc w:val="center"/>
+            </w:pPr>
             <w:r>
+              <w:rPr>
+                <w:rFonts w:ascii="Times New Roman" w:hAnsi="Times New Roman" w:eastAsia="Times New Roman"/>
+                <w:b w:val="0"/>
+                <w:sz w:val="24"/>
+              </w:rPr>
               <w:t>1 MHz</w:t>
             </w:r>
           </w:p>
@@ -2538,9 +5554,24 @@
         <w:tc>
           <w:tcPr>
             <w:tcW w:type="dxa" w:w="2160"/>
+            <w:vAlign w:val="center"/>
+            <w:tcBorders>
+              <w:top w:val="single" w:sz="4" w:space="0" w:color="000000"/>
+              <w:start w:val="single" w:sz="4" w:space="0" w:color="000000"/>
+              <w:bottom w:val="single" w:sz="4" w:space="0" w:color="000000"/>
+              <w:end w:val="single" w:sz="4" w:space="0" w:color="000000"/>
+            </w:tcBorders>
           </w:tcPr>
           <w:p>
+            <w:pPr>
+              <w:jc w:val="center"/>
+            </w:pPr>
             <w:r>
+              <w:rPr>
+                <w:rFonts w:ascii="Times New Roman" w:hAnsi="Times New Roman" w:eastAsia="Times New Roman"/>
+                <w:b w:val="0"/>
+                <w:sz w:val="24"/>
+              </w:rPr>
               <w:t>{{ tables.A6.report_val() }}</w:t>
             </w:r>
           </w:p>
@@ -2548,9 +5579,24 @@
         <w:tc>
           <w:tcPr>
             <w:tcW w:type="dxa" w:w="2160"/>
+            <w:vAlign w:val="center"/>
+            <w:tcBorders>
+              <w:top w:val="single" w:sz="4" w:space="0" w:color="000000"/>
+              <w:start w:val="single" w:sz="4" w:space="0" w:color="000000"/>
+              <w:bottom w:val="single" w:sz="4" w:space="0" w:color="000000"/>
+              <w:end w:val="single" w:sz="4" w:space="0" w:color="000000"/>
+            </w:tcBorders>
           </w:tcPr>
           <w:p>
+            <w:pPr>
+              <w:jc w:val="center"/>
+            </w:pPr>
             <w:r>
+              <w:rPr>
+                <w:rFonts w:ascii="Times New Roman" w:hAnsi="Times New Roman" w:eastAsia="Times New Roman"/>
+                <w:b w:val="0"/>
+                <w:sz w:val="24"/>
+              </w:rPr>
               <w:t>{{ tables.A6.report_val() }}</w:t>
             </w:r>
           </w:p>
@@ -2567,9 +5613,24 @@
         <w:tc>
           <w:tcPr>
             <w:tcW w:type="dxa" w:w="2160"/>
+            <w:vAlign w:val="center"/>
+            <w:tcBorders>
+              <w:top w:val="single" w:sz="4" w:space="0" w:color="000000"/>
+              <w:start w:val="single" w:sz="4" w:space="0" w:color="000000"/>
+              <w:bottom w:val="single" w:sz="4" w:space="0" w:color="000000"/>
+              <w:end w:val="single" w:sz="4" w:space="0" w:color="000000"/>
+            </w:tcBorders>
           </w:tcPr>
           <w:p>
+            <w:pPr>
+              <w:jc w:val="center"/>
+            </w:pPr>
             <w:r>
+              <w:rPr>
+                <w:rFonts w:ascii="Times New Roman" w:hAnsi="Times New Roman" w:eastAsia="Times New Roman"/>
+                <w:b w:val="0"/>
+                <w:sz w:val="24"/>
+              </w:rPr>
               <w:t>10 MHz</w:t>
             </w:r>
           </w:p>
@@ -2577,9 +5638,24 @@
         <w:tc>
           <w:tcPr>
             <w:tcW w:type="dxa" w:w="2160"/>
+            <w:vAlign w:val="center"/>
+            <w:tcBorders>
+              <w:top w:val="single" w:sz="4" w:space="0" w:color="000000"/>
+              <w:start w:val="single" w:sz="4" w:space="0" w:color="000000"/>
+              <w:bottom w:val="single" w:sz="4" w:space="0" w:color="000000"/>
+              <w:end w:val="single" w:sz="4" w:space="0" w:color="000000"/>
+            </w:tcBorders>
           </w:tcPr>
           <w:p>
+            <w:pPr>
+              <w:jc w:val="center"/>
+            </w:pPr>
             <w:r>
+              <w:rPr>
+                <w:rFonts w:ascii="Times New Roman" w:hAnsi="Times New Roman" w:eastAsia="Times New Roman"/>
+                <w:b w:val="0"/>
+                <w:sz w:val="24"/>
+              </w:rPr>
               <w:t>{{ tables.A6.report_val() }}</w:t>
             </w:r>
           </w:p>
@@ -2587,9 +5663,24 @@
         <w:tc>
           <w:tcPr>
             <w:tcW w:type="dxa" w:w="2160"/>
+            <w:vAlign w:val="center"/>
+            <w:tcBorders>
+              <w:top w:val="single" w:sz="4" w:space="0" w:color="000000"/>
+              <w:start w:val="single" w:sz="4" w:space="0" w:color="000000"/>
+              <w:bottom w:val="single" w:sz="4" w:space="0" w:color="000000"/>
+              <w:end w:val="single" w:sz="4" w:space="0" w:color="000000"/>
+            </w:tcBorders>
           </w:tcPr>
           <w:p>
+            <w:pPr>
+              <w:jc w:val="center"/>
+            </w:pPr>
             <w:r>
+              <w:rPr>
+                <w:rFonts w:ascii="Times New Roman" w:hAnsi="Times New Roman" w:eastAsia="Times New Roman"/>
+                <w:b w:val="0"/>
+                <w:sz w:val="24"/>
+              </w:rPr>
               <w:t>{{ tables.A6.report_val() }}</w:t>
             </w:r>
           </w:p>
@@ -2606,9 +5697,24 @@
         <w:tc>
           <w:tcPr>
             <w:tcW w:type="dxa" w:w="2160"/>
+            <w:vAlign w:val="center"/>
+            <w:tcBorders>
+              <w:top w:val="single" w:sz="4" w:space="0" w:color="000000"/>
+              <w:start w:val="single" w:sz="4" w:space="0" w:color="000000"/>
+              <w:bottom w:val="single" w:sz="4" w:space="0" w:color="000000"/>
+              <w:end w:val="single" w:sz="4" w:space="0" w:color="000000"/>
+            </w:tcBorders>
           </w:tcPr>
           <w:p>
+            <w:pPr>
+              <w:jc w:val="center"/>
+            </w:pPr>
             <w:r>
+              <w:rPr>
+                <w:rFonts w:ascii="Times New Roman" w:hAnsi="Times New Roman" w:eastAsia="Times New Roman"/>
+                <w:b w:val="0"/>
+                <w:sz w:val="24"/>
+              </w:rPr>
               <w:t>100 MHz</w:t>
             </w:r>
           </w:p>
@@ -2616,9 +5722,24 @@
         <w:tc>
           <w:tcPr>
             <w:tcW w:type="dxa" w:w="2160"/>
+            <w:vAlign w:val="center"/>
+            <w:tcBorders>
+              <w:top w:val="single" w:sz="4" w:space="0" w:color="000000"/>
+              <w:start w:val="single" w:sz="4" w:space="0" w:color="000000"/>
+              <w:bottom w:val="single" w:sz="4" w:space="0" w:color="000000"/>
+              <w:end w:val="single" w:sz="4" w:space="0" w:color="000000"/>
+            </w:tcBorders>
           </w:tcPr>
           <w:p>
+            <w:pPr>
+              <w:jc w:val="center"/>
+            </w:pPr>
             <w:r>
+              <w:rPr>
+                <w:rFonts w:ascii="Times New Roman" w:hAnsi="Times New Roman" w:eastAsia="Times New Roman"/>
+                <w:b w:val="0"/>
+                <w:sz w:val="24"/>
+              </w:rPr>
               <w:t>{{ tables.A6.report_val() }}</w:t>
             </w:r>
           </w:p>
@@ -2626,9 +5747,24 @@
         <w:tc>
           <w:tcPr>
             <w:tcW w:type="dxa" w:w="2160"/>
+            <w:vAlign w:val="center"/>
+            <w:tcBorders>
+              <w:top w:val="single" w:sz="4" w:space="0" w:color="000000"/>
+              <w:start w:val="single" w:sz="4" w:space="0" w:color="000000"/>
+              <w:bottom w:val="single" w:sz="4" w:space="0" w:color="000000"/>
+              <w:end w:val="single" w:sz="4" w:space="0" w:color="000000"/>
+            </w:tcBorders>
           </w:tcPr>
           <w:p>
+            <w:pPr>
+              <w:jc w:val="center"/>
+            </w:pPr>
             <w:r>
+              <w:rPr>
+                <w:rFonts w:ascii="Times New Roman" w:hAnsi="Times New Roman" w:eastAsia="Times New Roman"/>
+                <w:b w:val="0"/>
+                <w:sz w:val="24"/>
+              </w:rPr>
               <w:t>{{ tables.A6.report_val() }}</w:t>
             </w:r>
           </w:p>
@@ -2645,9 +5781,24 @@
         <w:tc>
           <w:tcPr>
             <w:tcW w:type="dxa" w:w="2160"/>
+            <w:vAlign w:val="center"/>
+            <w:tcBorders>
+              <w:top w:val="single" w:sz="4" w:space="0" w:color="000000"/>
+              <w:start w:val="single" w:sz="4" w:space="0" w:color="000000"/>
+              <w:bottom w:val="single" w:sz="4" w:space="0" w:color="000000"/>
+              <w:end w:val="single" w:sz="4" w:space="0" w:color="000000"/>
+            </w:tcBorders>
           </w:tcPr>
           <w:p>
+            <w:pPr>
+              <w:jc w:val="center"/>
+            </w:pPr>
             <w:r>
+              <w:rPr>
+                <w:rFonts w:ascii="Times New Roman" w:hAnsi="Times New Roman" w:eastAsia="Times New Roman"/>
+                <w:b w:val="0"/>
+                <w:sz w:val="24"/>
+              </w:rPr>
               <w:t>300 MHz</w:t>
             </w:r>
           </w:p>
@@ -2655,9 +5806,24 @@
         <w:tc>
           <w:tcPr>
             <w:tcW w:type="dxa" w:w="2160"/>
+            <w:vAlign w:val="center"/>
+            <w:tcBorders>
+              <w:top w:val="single" w:sz="4" w:space="0" w:color="000000"/>
+              <w:start w:val="single" w:sz="4" w:space="0" w:color="000000"/>
+              <w:bottom w:val="single" w:sz="4" w:space="0" w:color="000000"/>
+              <w:end w:val="single" w:sz="4" w:space="0" w:color="000000"/>
+            </w:tcBorders>
           </w:tcPr>
           <w:p>
+            <w:pPr>
+              <w:jc w:val="center"/>
+            </w:pPr>
             <w:r>
+              <w:rPr>
+                <w:rFonts w:ascii="Times New Roman" w:hAnsi="Times New Roman" w:eastAsia="Times New Roman"/>
+                <w:b w:val="0"/>
+                <w:sz w:val="24"/>
+              </w:rPr>
               <w:t>{{ tables.A6.report_val() }}</w:t>
             </w:r>
           </w:p>
@@ -2665,9 +5831,24 @@
         <w:tc>
           <w:tcPr>
             <w:tcW w:type="dxa" w:w="2160"/>
+            <w:vAlign w:val="center"/>
+            <w:tcBorders>
+              <w:top w:val="single" w:sz="4" w:space="0" w:color="000000"/>
+              <w:start w:val="single" w:sz="4" w:space="0" w:color="000000"/>
+              <w:bottom w:val="single" w:sz="4" w:space="0" w:color="000000"/>
+              <w:end w:val="single" w:sz="4" w:space="0" w:color="000000"/>
+            </w:tcBorders>
           </w:tcPr>
           <w:p>
+            <w:pPr>
+              <w:jc w:val="center"/>
+            </w:pPr>
             <w:r>
+              <w:rPr>
+                <w:rFonts w:ascii="Times New Roman" w:hAnsi="Times New Roman" w:eastAsia="Times New Roman"/>
+                <w:b w:val="0"/>
+                <w:sz w:val="24"/>
+              </w:rPr>
               <w:t>{{ tables.A6.report_val() }}</w:t>
             </w:r>
           </w:p>
@@ -2683,27 +5864,55 @@
     </w:tbl>
     <w:p>
       <w:r>
+        <w:rPr>
+          <w:rFonts w:ascii="Times New Roman" w:hAnsi="Times New Roman" w:eastAsia="Times New Roman"/>
+          <w:color w:val="595959"/>
+          <w:sz w:val="18"/>
+        </w:rPr>
         <w:t>{% endif %}</w:t>
       </w:r>
     </w:p>
     <w:p>
       <w:r>
+        <w:rPr>
+          <w:rFonts w:ascii="Times New Roman" w:hAnsi="Times New Roman" w:eastAsia="Times New Roman"/>
+          <w:color w:val="595959"/>
+          <w:sz w:val="18"/>
+        </w:rPr>
         <w:t>{% if tables.A7.enabled %}</w:t>
       </w:r>
     </w:p>
     <w:p>
+      <w:pPr>
+        <w:spacing w:before="120" w:after="40"/>
+      </w:pPr>
       <w:r>
+        <w:rPr>
+          <w:rFonts w:ascii="Times New Roman" w:hAnsi="Times New Roman" w:eastAsia="Times New Roman"/>
+          <w:b/>
+          <w:sz w:val="26"/>
+        </w:rPr>
         <w:t>3.7 Xác định sai số đo tần số kênh C</w:t>
       </w:r>
     </w:p>
     <w:p>
+      <w:pPr>
+        <w:spacing w:before="80" w:after="40"/>
+      </w:pPr>
       <w:r>
+        <w:rPr>
+          <w:rFonts w:ascii="Times New Roman" w:hAnsi="Times New Roman" w:eastAsia="Times New Roman"/>
+          <w:b/>
+          <w:i/>
+          <w:sz w:val="26"/>
+        </w:rPr>
         <w:t>Bảng A7 - Xác định sai số đo tần số kênh C</w:t>
       </w:r>
     </w:p>
     <w:tbl>
       <w:tblPr>
         <w:tblW w:type="auto" w:w="0"/>
+        <w:jc w:val="center"/>
         <w:tblLook w:firstColumn="1" w:firstRow="1" w:lastColumn="0" w:lastRow="0" w:noHBand="0" w:noVBand="1" w:val="04A0"/>
       </w:tblPr>
       <w:tblGrid>
@@ -2716,9 +5925,25 @@
         <w:tc>
           <w:tcPr>
             <w:tcW w:type="dxa" w:w="2160"/>
+            <w:shd w:val="clear" w:color="auto" w:fill="F2F2F2"/>
+            <w:vAlign w:val="center"/>
+            <w:tcBorders>
+              <w:top w:val="single" w:sz="4" w:space="0" w:color="000000"/>
+              <w:start w:val="single" w:sz="4" w:space="0" w:color="000000"/>
+              <w:bottom w:val="single" w:sz="4" w:space="0" w:color="000000"/>
+              <w:end w:val="single" w:sz="4" w:space="0" w:color="000000"/>
+            </w:tcBorders>
           </w:tcPr>
           <w:p>
+            <w:pPr>
+              <w:jc w:val="center"/>
+            </w:pPr>
             <w:r>
+              <w:rPr>
+                <w:rFonts w:ascii="Times New Roman" w:hAnsi="Times New Roman" w:eastAsia="Times New Roman"/>
+                <w:b/>
+                <w:sz w:val="24"/>
+              </w:rPr>
               <w:t>Tần số thiết lập</w:t>
             </w:r>
           </w:p>
@@ -2726,9 +5951,25 @@
         <w:tc>
           <w:tcPr>
             <w:tcW w:type="dxa" w:w="2160"/>
+            <w:shd w:val="clear" w:color="auto" w:fill="F2F2F2"/>
+            <w:vAlign w:val="center"/>
+            <w:tcBorders>
+              <w:top w:val="single" w:sz="4" w:space="0" w:color="000000"/>
+              <w:start w:val="single" w:sz="4" w:space="0" w:color="000000"/>
+              <w:bottom w:val="single" w:sz="4" w:space="0" w:color="000000"/>
+              <w:end w:val="single" w:sz="4" w:space="0" w:color="000000"/>
+            </w:tcBorders>
           </w:tcPr>
           <w:p>
+            <w:pPr>
+              <w:jc w:val="center"/>
+            </w:pPr>
             <w:r>
+              <w:rPr>
+                <w:rFonts w:ascii="Times New Roman" w:hAnsi="Times New Roman" w:eastAsia="Times New Roman"/>
+                <w:b/>
+                <w:sz w:val="24"/>
+              </w:rPr>
               <w:t>Tần số đo được trên kênh C (fđo)</w:t>
             </w:r>
           </w:p>
@@ -2736,9 +5977,25 @@
         <w:tc>
           <w:tcPr>
             <w:tcW w:type="dxa" w:w="2160"/>
+            <w:shd w:val="clear" w:color="auto" w:fill="F2F2F2"/>
+            <w:vAlign w:val="center"/>
+            <w:tcBorders>
+              <w:top w:val="single" w:sz="4" w:space="0" w:color="000000"/>
+              <w:start w:val="single" w:sz="4" w:space="0" w:color="000000"/>
+              <w:bottom w:val="single" w:sz="4" w:space="0" w:color="000000"/>
+              <w:end w:val="single" w:sz="4" w:space="0" w:color="000000"/>
+            </w:tcBorders>
           </w:tcPr>
           <w:p>
+            <w:pPr>
+              <w:jc w:val="center"/>
+            </w:pPr>
             <w:r>
+              <w:rPr>
+                <w:rFonts w:ascii="Times New Roman" w:hAnsi="Times New Roman" w:eastAsia="Times New Roman"/>
+                <w:b/>
+                <w:sz w:val="24"/>
+              </w:rPr>
               <w:t>Sai số đo tần số</w:t>
               <w:br/>
               <w:t>(δf)</w:t>
@@ -2748,9 +6005,25 @@
         <w:tc>
           <w:tcPr>
             <w:tcW w:type="dxa" w:w="2160"/>
+            <w:shd w:val="clear" w:color="auto" w:fill="F2F2F2"/>
+            <w:vAlign w:val="center"/>
+            <w:tcBorders>
+              <w:top w:val="single" w:sz="4" w:space="0" w:color="000000"/>
+              <w:start w:val="single" w:sz="4" w:space="0" w:color="000000"/>
+              <w:bottom w:val="single" w:sz="4" w:space="0" w:color="000000"/>
+              <w:end w:val="single" w:sz="4" w:space="0" w:color="000000"/>
+            </w:tcBorders>
           </w:tcPr>
           <w:p>
+            <w:pPr>
+              <w:jc w:val="center"/>
+            </w:pPr>
             <w:r>
+              <w:rPr>
+                <w:rFonts w:ascii="Times New Roman" w:hAnsi="Times New Roman" w:eastAsia="Times New Roman"/>
+                <w:b/>
+                <w:sz w:val="24"/>
+              </w:rPr>
               <w:t>Sai số</w:t>
               <w:br/>
               <w:t>cho phép</w:t>
@@ -2762,9 +6035,24 @@
         <w:tc>
           <w:tcPr>
             <w:tcW w:type="dxa" w:w="2160"/>
+            <w:vAlign w:val="center"/>
+            <w:tcBorders>
+              <w:top w:val="single" w:sz="4" w:space="0" w:color="000000"/>
+              <w:start w:val="single" w:sz="4" w:space="0" w:color="000000"/>
+              <w:bottom w:val="single" w:sz="4" w:space="0" w:color="000000"/>
+              <w:end w:val="single" w:sz="4" w:space="0" w:color="000000"/>
+            </w:tcBorders>
           </w:tcPr>
           <w:p>
+            <w:pPr>
+              <w:jc w:val="center"/>
+            </w:pPr>
             <w:r>
+              <w:rPr>
+                <w:rFonts w:ascii="Times New Roman" w:hAnsi="Times New Roman" w:eastAsia="Times New Roman"/>
+                <w:b w:val="0"/>
+                <w:sz w:val="24"/>
+              </w:rPr>
               <w:t>400 MHz</w:t>
             </w:r>
           </w:p>
@@ -2772,9 +6060,24 @@
         <w:tc>
           <w:tcPr>
             <w:tcW w:type="dxa" w:w="2160"/>
+            <w:vAlign w:val="center"/>
+            <w:tcBorders>
+              <w:top w:val="single" w:sz="4" w:space="0" w:color="000000"/>
+              <w:start w:val="single" w:sz="4" w:space="0" w:color="000000"/>
+              <w:bottom w:val="single" w:sz="4" w:space="0" w:color="000000"/>
+              <w:end w:val="single" w:sz="4" w:space="0" w:color="000000"/>
+            </w:tcBorders>
           </w:tcPr>
           <w:p>
+            <w:pPr>
+              <w:jc w:val="center"/>
+            </w:pPr>
             <w:r>
+              <w:rPr>
+                <w:rFonts w:ascii="Times New Roman" w:hAnsi="Times New Roman" w:eastAsia="Times New Roman"/>
+                <w:b w:val="0"/>
+                <w:sz w:val="24"/>
+              </w:rPr>
               <w:t>{{ tables.A7.report_val() }}</w:t>
             </w:r>
           </w:p>
@@ -2782,9 +6085,24 @@
         <w:tc>
           <w:tcPr>
             <w:tcW w:type="dxa" w:w="2160"/>
+            <w:vAlign w:val="center"/>
+            <w:tcBorders>
+              <w:top w:val="single" w:sz="4" w:space="0" w:color="000000"/>
+              <w:start w:val="single" w:sz="4" w:space="0" w:color="000000"/>
+              <w:bottom w:val="single" w:sz="4" w:space="0" w:color="000000"/>
+              <w:end w:val="single" w:sz="4" w:space="0" w:color="000000"/>
+            </w:tcBorders>
           </w:tcPr>
           <w:p>
+            <w:pPr>
+              <w:jc w:val="center"/>
+            </w:pPr>
             <w:r>
+              <w:rPr>
+                <w:rFonts w:ascii="Times New Roman" w:hAnsi="Times New Roman" w:eastAsia="Times New Roman"/>
+                <w:b w:val="0"/>
+                <w:sz w:val="24"/>
+              </w:rPr>
               <w:t>{{ tables.A7.report_val() }}</w:t>
             </w:r>
           </w:p>
@@ -2793,9 +6111,24 @@
           <w:tcPr>
             <w:tcW w:type="dxa" w:w="2160"/>
             <w:vMerge w:val="restart"/>
+            <w:vAlign w:val="center"/>
+            <w:tcBorders>
+              <w:top w:val="single" w:sz="4" w:space="0" w:color="000000"/>
+              <w:start w:val="single" w:sz="4" w:space="0" w:color="000000"/>
+              <w:bottom w:val="single" w:sz="4" w:space="0" w:color="000000"/>
+              <w:end w:val="single" w:sz="4" w:space="0" w:color="000000"/>
+            </w:tcBorders>
           </w:tcPr>
           <w:p>
+            <w:pPr>
+              <w:jc w:val="center"/>
+            </w:pPr>
             <w:r>
+              <w:rPr>
+                <w:rFonts w:ascii="Times New Roman" w:hAnsi="Times New Roman" w:eastAsia="Times New Roman"/>
+                <w:b w:val="0"/>
+                <w:sz w:val="24"/>
+              </w:rPr>
               <w:t>± 2,4×10⁻⁷</w:t>
             </w:r>
           </w:p>
@@ -2805,9 +6138,24 @@
         <w:tc>
           <w:tcPr>
             <w:tcW w:type="dxa" w:w="2160"/>
+            <w:vAlign w:val="center"/>
+            <w:tcBorders>
+              <w:top w:val="single" w:sz="4" w:space="0" w:color="000000"/>
+              <w:start w:val="single" w:sz="4" w:space="0" w:color="000000"/>
+              <w:bottom w:val="single" w:sz="4" w:space="0" w:color="000000"/>
+              <w:end w:val="single" w:sz="4" w:space="0" w:color="000000"/>
+            </w:tcBorders>
           </w:tcPr>
           <w:p>
+            <w:pPr>
+              <w:jc w:val="center"/>
+            </w:pPr>
             <w:r>
+              <w:rPr>
+                <w:rFonts w:ascii="Times New Roman" w:hAnsi="Times New Roman" w:eastAsia="Times New Roman"/>
+                <w:b w:val="0"/>
+                <w:sz w:val="24"/>
+              </w:rPr>
               <w:t>1 GHz</w:t>
             </w:r>
           </w:p>
@@ -2815,9 +6163,24 @@
         <w:tc>
           <w:tcPr>
             <w:tcW w:type="dxa" w:w="2160"/>
+            <w:vAlign w:val="center"/>
+            <w:tcBorders>
+              <w:top w:val="single" w:sz="4" w:space="0" w:color="000000"/>
+              <w:start w:val="single" w:sz="4" w:space="0" w:color="000000"/>
+              <w:bottom w:val="single" w:sz="4" w:space="0" w:color="000000"/>
+              <w:end w:val="single" w:sz="4" w:space="0" w:color="000000"/>
+            </w:tcBorders>
           </w:tcPr>
           <w:p>
+            <w:pPr>
+              <w:jc w:val="center"/>
+            </w:pPr>
             <w:r>
+              <w:rPr>
+                <w:rFonts w:ascii="Times New Roman" w:hAnsi="Times New Roman" w:eastAsia="Times New Roman"/>
+                <w:b w:val="0"/>
+                <w:sz w:val="24"/>
+              </w:rPr>
               <w:t>{{ tables.A7.report_val() }}</w:t>
             </w:r>
           </w:p>
@@ -2825,9 +6188,24 @@
         <w:tc>
           <w:tcPr>
             <w:tcW w:type="dxa" w:w="2160"/>
+            <w:vAlign w:val="center"/>
+            <w:tcBorders>
+              <w:top w:val="single" w:sz="4" w:space="0" w:color="000000"/>
+              <w:start w:val="single" w:sz="4" w:space="0" w:color="000000"/>
+              <w:bottom w:val="single" w:sz="4" w:space="0" w:color="000000"/>
+              <w:end w:val="single" w:sz="4" w:space="0" w:color="000000"/>
+            </w:tcBorders>
           </w:tcPr>
           <w:p>
+            <w:pPr>
+              <w:jc w:val="center"/>
+            </w:pPr>
             <w:r>
+              <w:rPr>
+                <w:rFonts w:ascii="Times New Roman" w:hAnsi="Times New Roman" w:eastAsia="Times New Roman"/>
+                <w:b w:val="0"/>
+                <w:sz w:val="24"/>
+              </w:rPr>
               <w:t>{{ tables.A7.report_val() }}</w:t>
             </w:r>
           </w:p>
@@ -2844,9 +6222,24 @@
         <w:tc>
           <w:tcPr>
             <w:tcW w:type="dxa" w:w="2160"/>
+            <w:vAlign w:val="center"/>
+            <w:tcBorders>
+              <w:top w:val="single" w:sz="4" w:space="0" w:color="000000"/>
+              <w:start w:val="single" w:sz="4" w:space="0" w:color="000000"/>
+              <w:bottom w:val="single" w:sz="4" w:space="0" w:color="000000"/>
+              <w:end w:val="single" w:sz="4" w:space="0" w:color="000000"/>
+            </w:tcBorders>
           </w:tcPr>
           <w:p>
+            <w:pPr>
+              <w:jc w:val="center"/>
+            </w:pPr>
             <w:r>
+              <w:rPr>
+                <w:rFonts w:ascii="Times New Roman" w:hAnsi="Times New Roman" w:eastAsia="Times New Roman"/>
+                <w:b w:val="0"/>
+                <w:sz w:val="24"/>
+              </w:rPr>
               <w:t>2 GHz</w:t>
             </w:r>
           </w:p>
@@ -2854,9 +6247,24 @@
         <w:tc>
           <w:tcPr>
             <w:tcW w:type="dxa" w:w="2160"/>
+            <w:vAlign w:val="center"/>
+            <w:tcBorders>
+              <w:top w:val="single" w:sz="4" w:space="0" w:color="000000"/>
+              <w:start w:val="single" w:sz="4" w:space="0" w:color="000000"/>
+              <w:bottom w:val="single" w:sz="4" w:space="0" w:color="000000"/>
+              <w:end w:val="single" w:sz="4" w:space="0" w:color="000000"/>
+            </w:tcBorders>
           </w:tcPr>
           <w:p>
+            <w:pPr>
+              <w:jc w:val="center"/>
+            </w:pPr>
             <w:r>
+              <w:rPr>
+                <w:rFonts w:ascii="Times New Roman" w:hAnsi="Times New Roman" w:eastAsia="Times New Roman"/>
+                <w:b w:val="0"/>
+                <w:sz w:val="24"/>
+              </w:rPr>
               <w:t>{{ tables.A7.report_val() }}</w:t>
             </w:r>
           </w:p>
@@ -2864,9 +6272,24 @@
         <w:tc>
           <w:tcPr>
             <w:tcW w:type="dxa" w:w="2160"/>
+            <w:vAlign w:val="center"/>
+            <w:tcBorders>
+              <w:top w:val="single" w:sz="4" w:space="0" w:color="000000"/>
+              <w:start w:val="single" w:sz="4" w:space="0" w:color="000000"/>
+              <w:bottom w:val="single" w:sz="4" w:space="0" w:color="000000"/>
+              <w:end w:val="single" w:sz="4" w:space="0" w:color="000000"/>
+            </w:tcBorders>
           </w:tcPr>
           <w:p>
+            <w:pPr>
+              <w:jc w:val="center"/>
+            </w:pPr>
             <w:r>
+              <w:rPr>
+                <w:rFonts w:ascii="Times New Roman" w:hAnsi="Times New Roman" w:eastAsia="Times New Roman"/>
+                <w:b w:val="0"/>
+                <w:sz w:val="24"/>
+              </w:rPr>
               <w:t>{{ tables.A7.report_val() }}</w:t>
             </w:r>
           </w:p>
@@ -2883,9 +6306,24 @@
         <w:tc>
           <w:tcPr>
             <w:tcW w:type="dxa" w:w="2160"/>
+            <w:vAlign w:val="center"/>
+            <w:tcBorders>
+              <w:top w:val="single" w:sz="4" w:space="0" w:color="000000"/>
+              <w:start w:val="single" w:sz="4" w:space="0" w:color="000000"/>
+              <w:bottom w:val="single" w:sz="4" w:space="0" w:color="000000"/>
+              <w:end w:val="single" w:sz="4" w:space="0" w:color="000000"/>
+            </w:tcBorders>
           </w:tcPr>
           <w:p>
+            <w:pPr>
+              <w:jc w:val="center"/>
+            </w:pPr>
             <w:r>
+              <w:rPr>
+                <w:rFonts w:ascii="Times New Roman" w:hAnsi="Times New Roman" w:eastAsia="Times New Roman"/>
+                <w:b w:val="0"/>
+                <w:sz w:val="24"/>
+              </w:rPr>
               <w:t>3 GHz</w:t>
             </w:r>
           </w:p>
@@ -2893,9 +6331,24 @@
         <w:tc>
           <w:tcPr>
             <w:tcW w:type="dxa" w:w="2160"/>
+            <w:vAlign w:val="center"/>
+            <w:tcBorders>
+              <w:top w:val="single" w:sz="4" w:space="0" w:color="000000"/>
+              <w:start w:val="single" w:sz="4" w:space="0" w:color="000000"/>
+              <w:bottom w:val="single" w:sz="4" w:space="0" w:color="000000"/>
+              <w:end w:val="single" w:sz="4" w:space="0" w:color="000000"/>
+            </w:tcBorders>
           </w:tcPr>
           <w:p>
+            <w:pPr>
+              <w:jc w:val="center"/>
+            </w:pPr>
             <w:r>
+              <w:rPr>
+                <w:rFonts w:ascii="Times New Roman" w:hAnsi="Times New Roman" w:eastAsia="Times New Roman"/>
+                <w:b w:val="0"/>
+                <w:sz w:val="24"/>
+              </w:rPr>
               <w:t>{{ tables.A7.report_val() }}</w:t>
             </w:r>
           </w:p>
@@ -2903,9 +6356,24 @@
         <w:tc>
           <w:tcPr>
             <w:tcW w:type="dxa" w:w="2160"/>
+            <w:vAlign w:val="center"/>
+            <w:tcBorders>
+              <w:top w:val="single" w:sz="4" w:space="0" w:color="000000"/>
+              <w:start w:val="single" w:sz="4" w:space="0" w:color="000000"/>
+              <w:bottom w:val="single" w:sz="4" w:space="0" w:color="000000"/>
+              <w:end w:val="single" w:sz="4" w:space="0" w:color="000000"/>
+            </w:tcBorders>
           </w:tcPr>
           <w:p>
+            <w:pPr>
+              <w:jc w:val="center"/>
+            </w:pPr>
             <w:r>
+              <w:rPr>
+                <w:rFonts w:ascii="Times New Roman" w:hAnsi="Times New Roman" w:eastAsia="Times New Roman"/>
+                <w:b w:val="0"/>
+                <w:sz w:val="24"/>
+              </w:rPr>
               <w:t>{{ tables.A7.report_val() }}</w:t>
             </w:r>
           </w:p>
@@ -2921,27 +6389,55 @@
     </w:tbl>
     <w:p>
       <w:r>
+        <w:rPr>
+          <w:rFonts w:ascii="Times New Roman" w:hAnsi="Times New Roman" w:eastAsia="Times New Roman"/>
+          <w:color w:val="595959"/>
+          <w:sz w:val="18"/>
+        </w:rPr>
         <w:t>{% endif %}</w:t>
       </w:r>
     </w:p>
     <w:p>
       <w:r>
+        <w:rPr>
+          <w:rFonts w:ascii="Times New Roman" w:hAnsi="Times New Roman" w:eastAsia="Times New Roman"/>
+          <w:color w:val="595959"/>
+          <w:sz w:val="18"/>
+        </w:rPr>
         <w:t>{% if tables.A8.enabled %}</w:t>
       </w:r>
     </w:p>
     <w:p>
+      <w:pPr>
+        <w:spacing w:before="120" w:after="40"/>
+      </w:pPr>
       <w:r>
+        <w:rPr>
+          <w:rFonts w:ascii="Times New Roman" w:hAnsi="Times New Roman" w:eastAsia="Times New Roman"/>
+          <w:b/>
+          <w:sz w:val="26"/>
+        </w:rPr>
         <w:t>3.8 Xác định sai số đo chu kỳ</w:t>
       </w:r>
     </w:p>
     <w:p>
+      <w:pPr>
+        <w:spacing w:before="80" w:after="40"/>
+      </w:pPr>
       <w:r>
+        <w:rPr>
+          <w:rFonts w:ascii="Times New Roman" w:hAnsi="Times New Roman" w:eastAsia="Times New Roman"/>
+          <w:b/>
+          <w:i/>
+          <w:sz w:val="26"/>
+        </w:rPr>
         <w:t>Bảng A8 - Xác định sai số đo chu kỳ</w:t>
       </w:r>
     </w:p>
     <w:tbl>
       <w:tblPr>
         <w:tblW w:type="auto" w:w="0"/>
+        <w:jc w:val="center"/>
         <w:tblLook w:firstColumn="1" w:firstRow="1" w:lastColumn="0" w:lastRow="0" w:noHBand="0" w:noVBand="1" w:val="04A0"/>
       </w:tblPr>
       <w:tblGrid>
@@ -2954,9 +6450,25 @@
         <w:tc>
           <w:tcPr>
             <w:tcW w:type="dxa" w:w="2160"/>
+            <w:shd w:val="clear" w:color="auto" w:fill="F2F2F2"/>
+            <w:vAlign w:val="center"/>
+            <w:tcBorders>
+              <w:top w:val="single" w:sz="4" w:space="0" w:color="000000"/>
+              <w:start w:val="single" w:sz="4" w:space="0" w:color="000000"/>
+              <w:bottom w:val="single" w:sz="4" w:space="0" w:color="000000"/>
+              <w:end w:val="single" w:sz="4" w:space="0" w:color="000000"/>
+            </w:tcBorders>
           </w:tcPr>
           <w:p>
+            <w:pPr>
+              <w:jc w:val="center"/>
+            </w:pPr>
             <w:r>
+              <w:rPr>
+                <w:rFonts w:ascii="Times New Roman" w:hAnsi="Times New Roman" w:eastAsia="Times New Roman"/>
+                <w:b/>
+                <w:sz w:val="24"/>
+              </w:rPr>
               <w:t>Tần số (chu kỳ) thiết lập trên Γ3-110, SMF-100A</w:t>
             </w:r>
           </w:p>
@@ -2964,9 +6476,25 @@
         <w:tc>
           <w:tcPr>
             <w:tcW w:type="dxa" w:w="2160"/>
+            <w:shd w:val="clear" w:color="auto" w:fill="F2F2F2"/>
+            <w:vAlign w:val="center"/>
+            <w:tcBorders>
+              <w:top w:val="single" w:sz="4" w:space="0" w:color="000000"/>
+              <w:start w:val="single" w:sz="4" w:space="0" w:color="000000"/>
+              <w:bottom w:val="single" w:sz="4" w:space="0" w:color="000000"/>
+              <w:end w:val="single" w:sz="4" w:space="0" w:color="000000"/>
+            </w:tcBorders>
           </w:tcPr>
           <w:p>
+            <w:pPr>
+              <w:jc w:val="center"/>
+            </w:pPr>
             <w:r>
+              <w:rPr>
+                <w:rFonts w:ascii="Times New Roman" w:hAnsi="Times New Roman" w:eastAsia="Times New Roman"/>
+                <w:b/>
+                <w:sz w:val="24"/>
+              </w:rPr>
               <w:t>Chu kỳ đo được (Tđo)</w:t>
             </w:r>
           </w:p>
@@ -2974,9 +6502,25 @@
         <w:tc>
           <w:tcPr>
             <w:tcW w:type="dxa" w:w="2160"/>
+            <w:shd w:val="clear" w:color="auto" w:fill="F2F2F2"/>
+            <w:vAlign w:val="center"/>
+            <w:tcBorders>
+              <w:top w:val="single" w:sz="4" w:space="0" w:color="000000"/>
+              <w:start w:val="single" w:sz="4" w:space="0" w:color="000000"/>
+              <w:bottom w:val="single" w:sz="4" w:space="0" w:color="000000"/>
+              <w:end w:val="single" w:sz="4" w:space="0" w:color="000000"/>
+            </w:tcBorders>
           </w:tcPr>
           <w:p>
+            <w:pPr>
+              <w:jc w:val="center"/>
+            </w:pPr>
             <w:r>
+              <w:rPr>
+                <w:rFonts w:ascii="Times New Roman" w:hAnsi="Times New Roman" w:eastAsia="Times New Roman"/>
+                <w:b/>
+                <w:sz w:val="24"/>
+              </w:rPr>
               <w:t>Sai số đo</w:t>
               <w:br/>
               <w:t>(δT)</w:t>
@@ -2986,9 +6530,25 @@
         <w:tc>
           <w:tcPr>
             <w:tcW w:type="dxa" w:w="2160"/>
+            <w:shd w:val="clear" w:color="auto" w:fill="F2F2F2"/>
+            <w:vAlign w:val="center"/>
+            <w:tcBorders>
+              <w:top w:val="single" w:sz="4" w:space="0" w:color="000000"/>
+              <w:start w:val="single" w:sz="4" w:space="0" w:color="000000"/>
+              <w:bottom w:val="single" w:sz="4" w:space="0" w:color="000000"/>
+              <w:end w:val="single" w:sz="4" w:space="0" w:color="000000"/>
+            </w:tcBorders>
           </w:tcPr>
           <w:p>
+            <w:pPr>
+              <w:jc w:val="center"/>
+            </w:pPr>
             <w:r>
+              <w:rPr>
+                <w:rFonts w:ascii="Times New Roman" w:hAnsi="Times New Roman" w:eastAsia="Times New Roman"/>
+                <w:b/>
+                <w:sz w:val="24"/>
+              </w:rPr>
               <w:t>Sai số cho phép</w:t>
               <w:br/>
               <w:t>(δTcp)</w:t>
@@ -3000,9 +6560,24 @@
         <w:tc>
           <w:tcPr>
             <w:tcW w:type="dxa" w:w="2160"/>
+            <w:vAlign w:val="center"/>
+            <w:tcBorders>
+              <w:top w:val="single" w:sz="4" w:space="0" w:color="000000"/>
+              <w:start w:val="single" w:sz="4" w:space="0" w:color="000000"/>
+              <w:bottom w:val="single" w:sz="4" w:space="0" w:color="000000"/>
+              <w:end w:val="single" w:sz="4" w:space="0" w:color="000000"/>
+            </w:tcBorders>
           </w:tcPr>
           <w:p>
+            <w:pPr>
+              <w:jc w:val="center"/>
+            </w:pPr>
             <w:r>
+              <w:rPr>
+                <w:rFonts w:ascii="Times New Roman" w:hAnsi="Times New Roman" w:eastAsia="Times New Roman"/>
+                <w:b w:val="0"/>
+                <w:sz w:val="24"/>
+              </w:rPr>
               <w:t>5 Hz (200 ms)</w:t>
             </w:r>
           </w:p>
@@ -3010,9 +6585,24 @@
         <w:tc>
           <w:tcPr>
             <w:tcW w:type="dxa" w:w="2160"/>
+            <w:vAlign w:val="center"/>
+            <w:tcBorders>
+              <w:top w:val="single" w:sz="4" w:space="0" w:color="000000"/>
+              <w:start w:val="single" w:sz="4" w:space="0" w:color="000000"/>
+              <w:bottom w:val="single" w:sz="4" w:space="0" w:color="000000"/>
+              <w:end w:val="single" w:sz="4" w:space="0" w:color="000000"/>
+            </w:tcBorders>
           </w:tcPr>
           <w:p>
+            <w:pPr>
+              <w:jc w:val="center"/>
+            </w:pPr>
             <w:r>
+              <w:rPr>
+                <w:rFonts w:ascii="Times New Roman" w:hAnsi="Times New Roman" w:eastAsia="Times New Roman"/>
+                <w:b w:val="0"/>
+                <w:sz w:val="24"/>
+              </w:rPr>
               <w:t>{{ tables.A8.report_val() }}</w:t>
             </w:r>
           </w:p>
@@ -3020,9 +6610,24 @@
         <w:tc>
           <w:tcPr>
             <w:tcW w:type="dxa" w:w="2160"/>
+            <w:vAlign w:val="center"/>
+            <w:tcBorders>
+              <w:top w:val="single" w:sz="4" w:space="0" w:color="000000"/>
+              <w:start w:val="single" w:sz="4" w:space="0" w:color="000000"/>
+              <w:bottom w:val="single" w:sz="4" w:space="0" w:color="000000"/>
+              <w:end w:val="single" w:sz="4" w:space="0" w:color="000000"/>
+            </w:tcBorders>
           </w:tcPr>
           <w:p>
+            <w:pPr>
+              <w:jc w:val="center"/>
+            </w:pPr>
             <w:r>
+              <w:rPr>
+                <w:rFonts w:ascii="Times New Roman" w:hAnsi="Times New Roman" w:eastAsia="Times New Roman"/>
+                <w:b w:val="0"/>
+                <w:sz w:val="24"/>
+              </w:rPr>
               <w:t>{{ tables.A8.report_val() }}</w:t>
             </w:r>
           </w:p>
@@ -3031,9 +6636,24 @@
           <w:tcPr>
             <w:tcW w:type="dxa" w:w="2160"/>
             <w:vMerge w:val="restart"/>
+            <w:vAlign w:val="center"/>
+            <w:tcBorders>
+              <w:top w:val="single" w:sz="4" w:space="0" w:color="000000"/>
+              <w:start w:val="single" w:sz="4" w:space="0" w:color="000000"/>
+              <w:bottom w:val="single" w:sz="4" w:space="0" w:color="000000"/>
+              <w:end w:val="single" w:sz="4" w:space="0" w:color="000000"/>
+            </w:tcBorders>
           </w:tcPr>
           <w:p>
+            <w:pPr>
+              <w:jc w:val="center"/>
+            </w:pPr>
             <w:r>
+              <w:rPr>
+                <w:rFonts w:ascii="Times New Roman" w:hAnsi="Times New Roman" w:eastAsia="Times New Roman"/>
+                <w:b w:val="0"/>
+                <w:sz w:val="24"/>
+              </w:rPr>
               <w:t>± 2,4×10⁻⁷</w:t>
             </w:r>
           </w:p>
@@ -3043,9 +6663,24 @@
         <w:tc>
           <w:tcPr>
             <w:tcW w:type="dxa" w:w="2160"/>
+            <w:vAlign w:val="center"/>
+            <w:tcBorders>
+              <w:top w:val="single" w:sz="4" w:space="0" w:color="000000"/>
+              <w:start w:val="single" w:sz="4" w:space="0" w:color="000000"/>
+              <w:bottom w:val="single" w:sz="4" w:space="0" w:color="000000"/>
+              <w:end w:val="single" w:sz="4" w:space="0" w:color="000000"/>
+            </w:tcBorders>
           </w:tcPr>
           <w:p>
+            <w:pPr>
+              <w:jc w:val="center"/>
+            </w:pPr>
             <w:r>
+              <w:rPr>
+                <w:rFonts w:ascii="Times New Roman" w:hAnsi="Times New Roman" w:eastAsia="Times New Roman"/>
+                <w:b w:val="0"/>
+                <w:sz w:val="24"/>
+              </w:rPr>
               <w:t>10 Hz (100 ms)</w:t>
             </w:r>
           </w:p>
@@ -3053,9 +6688,24 @@
         <w:tc>
           <w:tcPr>
             <w:tcW w:type="dxa" w:w="2160"/>
+            <w:vAlign w:val="center"/>
+            <w:tcBorders>
+              <w:top w:val="single" w:sz="4" w:space="0" w:color="000000"/>
+              <w:start w:val="single" w:sz="4" w:space="0" w:color="000000"/>
+              <w:bottom w:val="single" w:sz="4" w:space="0" w:color="000000"/>
+              <w:end w:val="single" w:sz="4" w:space="0" w:color="000000"/>
+            </w:tcBorders>
           </w:tcPr>
           <w:p>
+            <w:pPr>
+              <w:jc w:val="center"/>
+            </w:pPr>
             <w:r>
+              <w:rPr>
+                <w:rFonts w:ascii="Times New Roman" w:hAnsi="Times New Roman" w:eastAsia="Times New Roman"/>
+                <w:b w:val="0"/>
+                <w:sz w:val="24"/>
+              </w:rPr>
               <w:t>{{ tables.A8.report_val() }}</w:t>
             </w:r>
           </w:p>
@@ -3063,9 +6713,24 @@
         <w:tc>
           <w:tcPr>
             <w:tcW w:type="dxa" w:w="2160"/>
+            <w:vAlign w:val="center"/>
+            <w:tcBorders>
+              <w:top w:val="single" w:sz="4" w:space="0" w:color="000000"/>
+              <w:start w:val="single" w:sz="4" w:space="0" w:color="000000"/>
+              <w:bottom w:val="single" w:sz="4" w:space="0" w:color="000000"/>
+              <w:end w:val="single" w:sz="4" w:space="0" w:color="000000"/>
+            </w:tcBorders>
           </w:tcPr>
           <w:p>
+            <w:pPr>
+              <w:jc w:val="center"/>
+            </w:pPr>
             <w:r>
+              <w:rPr>
+                <w:rFonts w:ascii="Times New Roman" w:hAnsi="Times New Roman" w:eastAsia="Times New Roman"/>
+                <w:b w:val="0"/>
+                <w:sz w:val="24"/>
+              </w:rPr>
               <w:t>{{ tables.A8.report_val() }}</w:t>
             </w:r>
           </w:p>
@@ -3082,9 +6747,24 @@
         <w:tc>
           <w:tcPr>
             <w:tcW w:type="dxa" w:w="2160"/>
+            <w:vAlign w:val="center"/>
+            <w:tcBorders>
+              <w:top w:val="single" w:sz="4" w:space="0" w:color="000000"/>
+              <w:start w:val="single" w:sz="4" w:space="0" w:color="000000"/>
+              <w:bottom w:val="single" w:sz="4" w:space="0" w:color="000000"/>
+              <w:end w:val="single" w:sz="4" w:space="0" w:color="000000"/>
+            </w:tcBorders>
           </w:tcPr>
           <w:p>
+            <w:pPr>
+              <w:jc w:val="center"/>
+            </w:pPr>
             <w:r>
+              <w:rPr>
+                <w:rFonts w:ascii="Times New Roman" w:hAnsi="Times New Roman" w:eastAsia="Times New Roman"/>
+                <w:b w:val="0"/>
+                <w:sz w:val="24"/>
+              </w:rPr>
               <w:t>100 Hz (10 ms)</w:t>
             </w:r>
           </w:p>
@@ -3092,9 +6772,24 @@
         <w:tc>
           <w:tcPr>
             <w:tcW w:type="dxa" w:w="2160"/>
+            <w:vAlign w:val="center"/>
+            <w:tcBorders>
+              <w:top w:val="single" w:sz="4" w:space="0" w:color="000000"/>
+              <w:start w:val="single" w:sz="4" w:space="0" w:color="000000"/>
+              <w:bottom w:val="single" w:sz="4" w:space="0" w:color="000000"/>
+              <w:end w:val="single" w:sz="4" w:space="0" w:color="000000"/>
+            </w:tcBorders>
           </w:tcPr>
           <w:p>
+            <w:pPr>
+              <w:jc w:val="center"/>
+            </w:pPr>
             <w:r>
+              <w:rPr>
+                <w:rFonts w:ascii="Times New Roman" w:hAnsi="Times New Roman" w:eastAsia="Times New Roman"/>
+                <w:b w:val="0"/>
+                <w:sz w:val="24"/>
+              </w:rPr>
               <w:t>{{ tables.A8.report_val() }}</w:t>
             </w:r>
           </w:p>
@@ -3102,9 +6797,24 @@
         <w:tc>
           <w:tcPr>
             <w:tcW w:type="dxa" w:w="2160"/>
+            <w:vAlign w:val="center"/>
+            <w:tcBorders>
+              <w:top w:val="single" w:sz="4" w:space="0" w:color="000000"/>
+              <w:start w:val="single" w:sz="4" w:space="0" w:color="000000"/>
+              <w:bottom w:val="single" w:sz="4" w:space="0" w:color="000000"/>
+              <w:end w:val="single" w:sz="4" w:space="0" w:color="000000"/>
+            </w:tcBorders>
           </w:tcPr>
           <w:p>
+            <w:pPr>
+              <w:jc w:val="center"/>
+            </w:pPr>
             <w:r>
+              <w:rPr>
+                <w:rFonts w:ascii="Times New Roman" w:hAnsi="Times New Roman" w:eastAsia="Times New Roman"/>
+                <w:b w:val="0"/>
+                <w:sz w:val="24"/>
+              </w:rPr>
               <w:t>{{ tables.A8.report_val() }}</w:t>
             </w:r>
           </w:p>
@@ -3121,9 +6831,24 @@
         <w:tc>
           <w:tcPr>
             <w:tcW w:type="dxa" w:w="2160"/>
+            <w:vAlign w:val="center"/>
+            <w:tcBorders>
+              <w:top w:val="single" w:sz="4" w:space="0" w:color="000000"/>
+              <w:start w:val="single" w:sz="4" w:space="0" w:color="000000"/>
+              <w:bottom w:val="single" w:sz="4" w:space="0" w:color="000000"/>
+              <w:end w:val="single" w:sz="4" w:space="0" w:color="000000"/>
+            </w:tcBorders>
           </w:tcPr>
           <w:p>
+            <w:pPr>
+              <w:jc w:val="center"/>
+            </w:pPr>
             <w:r>
+              <w:rPr>
+                <w:rFonts w:ascii="Times New Roman" w:hAnsi="Times New Roman" w:eastAsia="Times New Roman"/>
+                <w:b w:val="0"/>
+                <w:sz w:val="24"/>
+              </w:rPr>
               <w:t>1 kHz (1 ms)</w:t>
             </w:r>
           </w:p>
@@ -3131,9 +6856,24 @@
         <w:tc>
           <w:tcPr>
             <w:tcW w:type="dxa" w:w="2160"/>
+            <w:vAlign w:val="center"/>
+            <w:tcBorders>
+              <w:top w:val="single" w:sz="4" w:space="0" w:color="000000"/>
+              <w:start w:val="single" w:sz="4" w:space="0" w:color="000000"/>
+              <w:bottom w:val="single" w:sz="4" w:space="0" w:color="000000"/>
+              <w:end w:val="single" w:sz="4" w:space="0" w:color="000000"/>
+            </w:tcBorders>
           </w:tcPr>
           <w:p>
+            <w:pPr>
+              <w:jc w:val="center"/>
+            </w:pPr>
             <w:r>
+              <w:rPr>
+                <w:rFonts w:ascii="Times New Roman" w:hAnsi="Times New Roman" w:eastAsia="Times New Roman"/>
+                <w:b w:val="0"/>
+                <w:sz w:val="24"/>
+              </w:rPr>
               <w:t>{{ tables.A8.report_val() }}</w:t>
             </w:r>
           </w:p>
@@ -3141,9 +6881,24 @@
         <w:tc>
           <w:tcPr>
             <w:tcW w:type="dxa" w:w="2160"/>
+            <w:vAlign w:val="center"/>
+            <w:tcBorders>
+              <w:top w:val="single" w:sz="4" w:space="0" w:color="000000"/>
+              <w:start w:val="single" w:sz="4" w:space="0" w:color="000000"/>
+              <w:bottom w:val="single" w:sz="4" w:space="0" w:color="000000"/>
+              <w:end w:val="single" w:sz="4" w:space="0" w:color="000000"/>
+            </w:tcBorders>
           </w:tcPr>
           <w:p>
+            <w:pPr>
+              <w:jc w:val="center"/>
+            </w:pPr>
             <w:r>
+              <w:rPr>
+                <w:rFonts w:ascii="Times New Roman" w:hAnsi="Times New Roman" w:eastAsia="Times New Roman"/>
+                <w:b w:val="0"/>
+                <w:sz w:val="24"/>
+              </w:rPr>
               <w:t>{{ tables.A8.report_val() }}</w:t>
             </w:r>
           </w:p>
@@ -3160,9 +6915,24 @@
         <w:tc>
           <w:tcPr>
             <w:tcW w:type="dxa" w:w="2160"/>
+            <w:vAlign w:val="center"/>
+            <w:tcBorders>
+              <w:top w:val="single" w:sz="4" w:space="0" w:color="000000"/>
+              <w:start w:val="single" w:sz="4" w:space="0" w:color="000000"/>
+              <w:bottom w:val="single" w:sz="4" w:space="0" w:color="000000"/>
+              <w:end w:val="single" w:sz="4" w:space="0" w:color="000000"/>
+            </w:tcBorders>
           </w:tcPr>
           <w:p>
+            <w:pPr>
+              <w:jc w:val="center"/>
+            </w:pPr>
             <w:r>
+              <w:rPr>
+                <w:rFonts w:ascii="Times New Roman" w:hAnsi="Times New Roman" w:eastAsia="Times New Roman"/>
+                <w:b w:val="0"/>
+                <w:sz w:val="24"/>
+              </w:rPr>
               <w:t>10 kHz (100 µs)</w:t>
             </w:r>
           </w:p>
@@ -3170,9 +6940,24 @@
         <w:tc>
           <w:tcPr>
             <w:tcW w:type="dxa" w:w="2160"/>
+            <w:vAlign w:val="center"/>
+            <w:tcBorders>
+              <w:top w:val="single" w:sz="4" w:space="0" w:color="000000"/>
+              <w:start w:val="single" w:sz="4" w:space="0" w:color="000000"/>
+              <w:bottom w:val="single" w:sz="4" w:space="0" w:color="000000"/>
+              <w:end w:val="single" w:sz="4" w:space="0" w:color="000000"/>
+            </w:tcBorders>
           </w:tcPr>
           <w:p>
+            <w:pPr>
+              <w:jc w:val="center"/>
+            </w:pPr>
             <w:r>
+              <w:rPr>
+                <w:rFonts w:ascii="Times New Roman" w:hAnsi="Times New Roman" w:eastAsia="Times New Roman"/>
+                <w:b w:val="0"/>
+                <w:sz w:val="24"/>
+              </w:rPr>
               <w:t>{{ tables.A8.report_val() }}</w:t>
             </w:r>
           </w:p>
@@ -3180,9 +6965,24 @@
         <w:tc>
           <w:tcPr>
             <w:tcW w:type="dxa" w:w="2160"/>
+            <w:vAlign w:val="center"/>
+            <w:tcBorders>
+              <w:top w:val="single" w:sz="4" w:space="0" w:color="000000"/>
+              <w:start w:val="single" w:sz="4" w:space="0" w:color="000000"/>
+              <w:bottom w:val="single" w:sz="4" w:space="0" w:color="000000"/>
+              <w:end w:val="single" w:sz="4" w:space="0" w:color="000000"/>
+            </w:tcBorders>
           </w:tcPr>
           <w:p>
+            <w:pPr>
+              <w:jc w:val="center"/>
+            </w:pPr>
             <w:r>
+              <w:rPr>
+                <w:rFonts w:ascii="Times New Roman" w:hAnsi="Times New Roman" w:eastAsia="Times New Roman"/>
+                <w:b w:val="0"/>
+                <w:sz w:val="24"/>
+              </w:rPr>
               <w:t>{{ tables.A8.report_val() }}</w:t>
             </w:r>
           </w:p>
@@ -3199,9 +6999,24 @@
         <w:tc>
           <w:tcPr>
             <w:tcW w:type="dxa" w:w="2160"/>
+            <w:vAlign w:val="center"/>
+            <w:tcBorders>
+              <w:top w:val="single" w:sz="4" w:space="0" w:color="000000"/>
+              <w:start w:val="single" w:sz="4" w:space="0" w:color="000000"/>
+              <w:bottom w:val="single" w:sz="4" w:space="0" w:color="000000"/>
+              <w:end w:val="single" w:sz="4" w:space="0" w:color="000000"/>
+            </w:tcBorders>
           </w:tcPr>
           <w:p>
+            <w:pPr>
+              <w:jc w:val="center"/>
+            </w:pPr>
             <w:r>
+              <w:rPr>
+                <w:rFonts w:ascii="Times New Roman" w:hAnsi="Times New Roman" w:eastAsia="Times New Roman"/>
+                <w:b w:val="0"/>
+                <w:sz w:val="24"/>
+              </w:rPr>
               <w:t>100 kHz (10 µs)</w:t>
             </w:r>
           </w:p>
@@ -3209,9 +7024,24 @@
         <w:tc>
           <w:tcPr>
             <w:tcW w:type="dxa" w:w="2160"/>
+            <w:vAlign w:val="center"/>
+            <w:tcBorders>
+              <w:top w:val="single" w:sz="4" w:space="0" w:color="000000"/>
+              <w:start w:val="single" w:sz="4" w:space="0" w:color="000000"/>
+              <w:bottom w:val="single" w:sz="4" w:space="0" w:color="000000"/>
+              <w:end w:val="single" w:sz="4" w:space="0" w:color="000000"/>
+            </w:tcBorders>
           </w:tcPr>
           <w:p>
+            <w:pPr>
+              <w:jc w:val="center"/>
+            </w:pPr>
             <w:r>
+              <w:rPr>
+                <w:rFonts w:ascii="Times New Roman" w:hAnsi="Times New Roman" w:eastAsia="Times New Roman"/>
+                <w:b w:val="0"/>
+                <w:sz w:val="24"/>
+              </w:rPr>
               <w:t>{{ tables.A8.report_val() }}</w:t>
             </w:r>
           </w:p>
@@ -3219,9 +7049,24 @@
         <w:tc>
           <w:tcPr>
             <w:tcW w:type="dxa" w:w="2160"/>
+            <w:vAlign w:val="center"/>
+            <w:tcBorders>
+              <w:top w:val="single" w:sz="4" w:space="0" w:color="000000"/>
+              <w:start w:val="single" w:sz="4" w:space="0" w:color="000000"/>
+              <w:bottom w:val="single" w:sz="4" w:space="0" w:color="000000"/>
+              <w:end w:val="single" w:sz="4" w:space="0" w:color="000000"/>
+            </w:tcBorders>
           </w:tcPr>
           <w:p>
+            <w:pPr>
+              <w:jc w:val="center"/>
+            </w:pPr>
             <w:r>
+              <w:rPr>
+                <w:rFonts w:ascii="Times New Roman" w:hAnsi="Times New Roman" w:eastAsia="Times New Roman"/>
+                <w:b w:val="0"/>
+                <w:sz w:val="24"/>
+              </w:rPr>
               <w:t>{{ tables.A8.report_val() }}</w:t>
             </w:r>
           </w:p>
@@ -3238,9 +7083,24 @@
         <w:tc>
           <w:tcPr>
             <w:tcW w:type="dxa" w:w="2160"/>
+            <w:vAlign w:val="center"/>
+            <w:tcBorders>
+              <w:top w:val="single" w:sz="4" w:space="0" w:color="000000"/>
+              <w:start w:val="single" w:sz="4" w:space="0" w:color="000000"/>
+              <w:bottom w:val="single" w:sz="4" w:space="0" w:color="000000"/>
+              <w:end w:val="single" w:sz="4" w:space="0" w:color="000000"/>
+            </w:tcBorders>
           </w:tcPr>
           <w:p>
+            <w:pPr>
+              <w:jc w:val="center"/>
+            </w:pPr>
             <w:r>
+              <w:rPr>
+                <w:rFonts w:ascii="Times New Roman" w:hAnsi="Times New Roman" w:eastAsia="Times New Roman"/>
+                <w:b w:val="0"/>
+                <w:sz w:val="24"/>
+              </w:rPr>
               <w:t>1 MHz (1 µs)</w:t>
             </w:r>
           </w:p>
@@ -3248,9 +7108,24 @@
         <w:tc>
           <w:tcPr>
             <w:tcW w:type="dxa" w:w="2160"/>
+            <w:vAlign w:val="center"/>
+            <w:tcBorders>
+              <w:top w:val="single" w:sz="4" w:space="0" w:color="000000"/>
+              <w:start w:val="single" w:sz="4" w:space="0" w:color="000000"/>
+              <w:bottom w:val="single" w:sz="4" w:space="0" w:color="000000"/>
+              <w:end w:val="single" w:sz="4" w:space="0" w:color="000000"/>
+            </w:tcBorders>
           </w:tcPr>
           <w:p>
+            <w:pPr>
+              <w:jc w:val="center"/>
+            </w:pPr>
             <w:r>
+              <w:rPr>
+                <w:rFonts w:ascii="Times New Roman" w:hAnsi="Times New Roman" w:eastAsia="Times New Roman"/>
+                <w:b w:val="0"/>
+                <w:sz w:val="24"/>
+              </w:rPr>
               <w:t>{{ tables.A8.report_val() }}</w:t>
             </w:r>
           </w:p>
@@ -3258,9 +7133,24 @@
         <w:tc>
           <w:tcPr>
             <w:tcW w:type="dxa" w:w="2160"/>
+            <w:vAlign w:val="center"/>
+            <w:tcBorders>
+              <w:top w:val="single" w:sz="4" w:space="0" w:color="000000"/>
+              <w:start w:val="single" w:sz="4" w:space="0" w:color="000000"/>
+              <w:bottom w:val="single" w:sz="4" w:space="0" w:color="000000"/>
+              <w:end w:val="single" w:sz="4" w:space="0" w:color="000000"/>
+            </w:tcBorders>
           </w:tcPr>
           <w:p>
+            <w:pPr>
+              <w:jc w:val="center"/>
+            </w:pPr>
             <w:r>
+              <w:rPr>
+                <w:rFonts w:ascii="Times New Roman" w:hAnsi="Times New Roman" w:eastAsia="Times New Roman"/>
+                <w:b w:val="0"/>
+                <w:sz w:val="24"/>
+              </w:rPr>
               <w:t>{{ tables.A8.report_val() }}</w:t>
             </w:r>
           </w:p>
@@ -3277,9 +7167,24 @@
         <w:tc>
           <w:tcPr>
             <w:tcW w:type="dxa" w:w="2160"/>
+            <w:vAlign w:val="center"/>
+            <w:tcBorders>
+              <w:top w:val="single" w:sz="4" w:space="0" w:color="000000"/>
+              <w:start w:val="single" w:sz="4" w:space="0" w:color="000000"/>
+              <w:bottom w:val="single" w:sz="4" w:space="0" w:color="000000"/>
+              <w:end w:val="single" w:sz="4" w:space="0" w:color="000000"/>
+            </w:tcBorders>
           </w:tcPr>
           <w:p>
+            <w:pPr>
+              <w:jc w:val="center"/>
+            </w:pPr>
             <w:r>
+              <w:rPr>
+                <w:rFonts w:ascii="Times New Roman" w:hAnsi="Times New Roman" w:eastAsia="Times New Roman"/>
+                <w:b w:val="0"/>
+                <w:sz w:val="24"/>
+              </w:rPr>
               <w:t>2 MHz (0,5 µs)</w:t>
             </w:r>
           </w:p>
@@ -3287,9 +7192,24 @@
         <w:tc>
           <w:tcPr>
             <w:tcW w:type="dxa" w:w="2160"/>
+            <w:vAlign w:val="center"/>
+            <w:tcBorders>
+              <w:top w:val="single" w:sz="4" w:space="0" w:color="000000"/>
+              <w:start w:val="single" w:sz="4" w:space="0" w:color="000000"/>
+              <w:bottom w:val="single" w:sz="4" w:space="0" w:color="000000"/>
+              <w:end w:val="single" w:sz="4" w:space="0" w:color="000000"/>
+            </w:tcBorders>
           </w:tcPr>
           <w:p>
+            <w:pPr>
+              <w:jc w:val="center"/>
+            </w:pPr>
             <w:r>
+              <w:rPr>
+                <w:rFonts w:ascii="Times New Roman" w:hAnsi="Times New Roman" w:eastAsia="Times New Roman"/>
+                <w:b w:val="0"/>
+                <w:sz w:val="24"/>
+              </w:rPr>
               <w:t>{{ tables.A8.report_val() }}</w:t>
             </w:r>
           </w:p>
@@ -3297,9 +7217,24 @@
         <w:tc>
           <w:tcPr>
             <w:tcW w:type="dxa" w:w="2160"/>
+            <w:vAlign w:val="center"/>
+            <w:tcBorders>
+              <w:top w:val="single" w:sz="4" w:space="0" w:color="000000"/>
+              <w:start w:val="single" w:sz="4" w:space="0" w:color="000000"/>
+              <w:bottom w:val="single" w:sz="4" w:space="0" w:color="000000"/>
+              <w:end w:val="single" w:sz="4" w:space="0" w:color="000000"/>
+            </w:tcBorders>
           </w:tcPr>
           <w:p>
+            <w:pPr>
+              <w:jc w:val="center"/>
+            </w:pPr>
             <w:r>
+              <w:rPr>
+                <w:rFonts w:ascii="Times New Roman" w:hAnsi="Times New Roman" w:eastAsia="Times New Roman"/>
+                <w:b w:val="0"/>
+                <w:sz w:val="24"/>
+              </w:rPr>
               <w:t>{{ tables.A8.report_val() }}</w:t>
             </w:r>
           </w:p>
@@ -3316,9 +7251,24 @@
         <w:tc>
           <w:tcPr>
             <w:tcW w:type="dxa" w:w="2160"/>
+            <w:vAlign w:val="center"/>
+            <w:tcBorders>
+              <w:top w:val="single" w:sz="4" w:space="0" w:color="000000"/>
+              <w:start w:val="single" w:sz="4" w:space="0" w:color="000000"/>
+              <w:bottom w:val="single" w:sz="4" w:space="0" w:color="000000"/>
+              <w:end w:val="single" w:sz="4" w:space="0" w:color="000000"/>
+            </w:tcBorders>
           </w:tcPr>
           <w:p>
+            <w:pPr>
+              <w:jc w:val="center"/>
+            </w:pPr>
             <w:r>
+              <w:rPr>
+                <w:rFonts w:ascii="Times New Roman" w:hAnsi="Times New Roman" w:eastAsia="Times New Roman"/>
+                <w:b w:val="0"/>
+                <w:sz w:val="24"/>
+              </w:rPr>
               <w:t>10 MHz (100 ns)</w:t>
             </w:r>
           </w:p>
@@ -3326,9 +7276,24 @@
         <w:tc>
           <w:tcPr>
             <w:tcW w:type="dxa" w:w="2160"/>
+            <w:vAlign w:val="center"/>
+            <w:tcBorders>
+              <w:top w:val="single" w:sz="4" w:space="0" w:color="000000"/>
+              <w:start w:val="single" w:sz="4" w:space="0" w:color="000000"/>
+              <w:bottom w:val="single" w:sz="4" w:space="0" w:color="000000"/>
+              <w:end w:val="single" w:sz="4" w:space="0" w:color="000000"/>
+            </w:tcBorders>
           </w:tcPr>
           <w:p>
+            <w:pPr>
+              <w:jc w:val="center"/>
+            </w:pPr>
             <w:r>
+              <w:rPr>
+                <w:rFonts w:ascii="Times New Roman" w:hAnsi="Times New Roman" w:eastAsia="Times New Roman"/>
+                <w:b w:val="0"/>
+                <w:sz w:val="24"/>
+              </w:rPr>
               <w:t>{{ tables.A8.report_val() }}</w:t>
             </w:r>
           </w:p>
@@ -3336,9 +7301,24 @@
         <w:tc>
           <w:tcPr>
             <w:tcW w:type="dxa" w:w="2160"/>
+            <w:vAlign w:val="center"/>
+            <w:tcBorders>
+              <w:top w:val="single" w:sz="4" w:space="0" w:color="000000"/>
+              <w:start w:val="single" w:sz="4" w:space="0" w:color="000000"/>
+              <w:bottom w:val="single" w:sz="4" w:space="0" w:color="000000"/>
+              <w:end w:val="single" w:sz="4" w:space="0" w:color="000000"/>
+            </w:tcBorders>
           </w:tcPr>
           <w:p>
+            <w:pPr>
+              <w:jc w:val="center"/>
+            </w:pPr>
             <w:r>
+              <w:rPr>
+                <w:rFonts w:ascii="Times New Roman" w:hAnsi="Times New Roman" w:eastAsia="Times New Roman"/>
+                <w:b w:val="0"/>
+                <w:sz w:val="24"/>
+              </w:rPr>
               <w:t>{{ tables.A8.report_val() }}</w:t>
             </w:r>
           </w:p>
@@ -3355,9 +7335,24 @@
         <w:tc>
           <w:tcPr>
             <w:tcW w:type="dxa" w:w="2160"/>
+            <w:vAlign w:val="center"/>
+            <w:tcBorders>
+              <w:top w:val="single" w:sz="4" w:space="0" w:color="000000"/>
+              <w:start w:val="single" w:sz="4" w:space="0" w:color="000000"/>
+              <w:bottom w:val="single" w:sz="4" w:space="0" w:color="000000"/>
+              <w:end w:val="single" w:sz="4" w:space="0" w:color="000000"/>
+            </w:tcBorders>
           </w:tcPr>
           <w:p>
+            <w:pPr>
+              <w:jc w:val="center"/>
+            </w:pPr>
             <w:r>
+              <w:rPr>
+                <w:rFonts w:ascii="Times New Roman" w:hAnsi="Times New Roman" w:eastAsia="Times New Roman"/>
+                <w:b w:val="0"/>
+                <w:sz w:val="24"/>
+              </w:rPr>
               <w:t>50 MHz (20 ns)</w:t>
             </w:r>
           </w:p>
@@ -3365,9 +7360,24 @@
         <w:tc>
           <w:tcPr>
             <w:tcW w:type="dxa" w:w="2160"/>
+            <w:vAlign w:val="center"/>
+            <w:tcBorders>
+              <w:top w:val="single" w:sz="4" w:space="0" w:color="000000"/>
+              <w:start w:val="single" w:sz="4" w:space="0" w:color="000000"/>
+              <w:bottom w:val="single" w:sz="4" w:space="0" w:color="000000"/>
+              <w:end w:val="single" w:sz="4" w:space="0" w:color="000000"/>
+            </w:tcBorders>
           </w:tcPr>
           <w:p>
+            <w:pPr>
+              <w:jc w:val="center"/>
+            </w:pPr>
             <w:r>
+              <w:rPr>
+                <w:rFonts w:ascii="Times New Roman" w:hAnsi="Times New Roman" w:eastAsia="Times New Roman"/>
+                <w:b w:val="0"/>
+                <w:sz w:val="24"/>
+              </w:rPr>
               <w:t>{{ tables.A8.report_val() }}</w:t>
             </w:r>
           </w:p>
@@ -3375,9 +7385,24 @@
         <w:tc>
           <w:tcPr>
             <w:tcW w:type="dxa" w:w="2160"/>
+            <w:vAlign w:val="center"/>
+            <w:tcBorders>
+              <w:top w:val="single" w:sz="4" w:space="0" w:color="000000"/>
+              <w:start w:val="single" w:sz="4" w:space="0" w:color="000000"/>
+              <w:bottom w:val="single" w:sz="4" w:space="0" w:color="000000"/>
+              <w:end w:val="single" w:sz="4" w:space="0" w:color="000000"/>
+            </w:tcBorders>
           </w:tcPr>
           <w:p>
+            <w:pPr>
+              <w:jc w:val="center"/>
+            </w:pPr>
             <w:r>
+              <w:rPr>
+                <w:rFonts w:ascii="Times New Roman" w:hAnsi="Times New Roman" w:eastAsia="Times New Roman"/>
+                <w:b w:val="0"/>
+                <w:sz w:val="24"/>
+              </w:rPr>
               <w:t>{{ tables.A8.report_val() }}</w:t>
             </w:r>
           </w:p>
@@ -3394,9 +7419,24 @@
         <w:tc>
           <w:tcPr>
             <w:tcW w:type="dxa" w:w="2160"/>
+            <w:vAlign w:val="center"/>
+            <w:tcBorders>
+              <w:top w:val="single" w:sz="4" w:space="0" w:color="000000"/>
+              <w:start w:val="single" w:sz="4" w:space="0" w:color="000000"/>
+              <w:bottom w:val="single" w:sz="4" w:space="0" w:color="000000"/>
+              <w:end w:val="single" w:sz="4" w:space="0" w:color="000000"/>
+            </w:tcBorders>
           </w:tcPr>
           <w:p>
+            <w:pPr>
+              <w:jc w:val="center"/>
+            </w:pPr>
             <w:r>
+              <w:rPr>
+                <w:rFonts w:ascii="Times New Roman" w:hAnsi="Times New Roman" w:eastAsia="Times New Roman"/>
+                <w:b w:val="0"/>
+                <w:sz w:val="24"/>
+              </w:rPr>
               <w:t>100 MHz (10 ns)</w:t>
             </w:r>
           </w:p>
@@ -3404,9 +7444,24 @@
         <w:tc>
           <w:tcPr>
             <w:tcW w:type="dxa" w:w="2160"/>
+            <w:vAlign w:val="center"/>
+            <w:tcBorders>
+              <w:top w:val="single" w:sz="4" w:space="0" w:color="000000"/>
+              <w:start w:val="single" w:sz="4" w:space="0" w:color="000000"/>
+              <w:bottom w:val="single" w:sz="4" w:space="0" w:color="000000"/>
+              <w:end w:val="single" w:sz="4" w:space="0" w:color="000000"/>
+            </w:tcBorders>
           </w:tcPr>
           <w:p>
+            <w:pPr>
+              <w:jc w:val="center"/>
+            </w:pPr>
             <w:r>
+              <w:rPr>
+                <w:rFonts w:ascii="Times New Roman" w:hAnsi="Times New Roman" w:eastAsia="Times New Roman"/>
+                <w:b w:val="0"/>
+                <w:sz w:val="24"/>
+              </w:rPr>
               <w:t>{{ tables.A8.report_val() }}</w:t>
             </w:r>
           </w:p>
@@ -3414,9 +7469,24 @@
         <w:tc>
           <w:tcPr>
             <w:tcW w:type="dxa" w:w="2160"/>
+            <w:vAlign w:val="center"/>
+            <w:tcBorders>
+              <w:top w:val="single" w:sz="4" w:space="0" w:color="000000"/>
+              <w:start w:val="single" w:sz="4" w:space="0" w:color="000000"/>
+              <w:bottom w:val="single" w:sz="4" w:space="0" w:color="000000"/>
+              <w:end w:val="single" w:sz="4" w:space="0" w:color="000000"/>
+            </w:tcBorders>
           </w:tcPr>
           <w:p>
+            <w:pPr>
+              <w:jc w:val="center"/>
+            </w:pPr>
             <w:r>
+              <w:rPr>
+                <w:rFonts w:ascii="Times New Roman" w:hAnsi="Times New Roman" w:eastAsia="Times New Roman"/>
+                <w:b w:val="0"/>
+                <w:sz w:val="24"/>
+              </w:rPr>
               <w:t>{{ tables.A8.report_val() }}</w:t>
             </w:r>
           </w:p>
@@ -3433,9 +7503,24 @@
         <w:tc>
           <w:tcPr>
             <w:tcW w:type="dxa" w:w="2160"/>
+            <w:vAlign w:val="center"/>
+            <w:tcBorders>
+              <w:top w:val="single" w:sz="4" w:space="0" w:color="000000"/>
+              <w:start w:val="single" w:sz="4" w:space="0" w:color="000000"/>
+              <w:bottom w:val="single" w:sz="4" w:space="0" w:color="000000"/>
+              <w:end w:val="single" w:sz="4" w:space="0" w:color="000000"/>
+            </w:tcBorders>
           </w:tcPr>
           <w:p>
+            <w:pPr>
+              <w:jc w:val="center"/>
+            </w:pPr>
             <w:r>
+              <w:rPr>
+                <w:rFonts w:ascii="Times New Roman" w:hAnsi="Times New Roman" w:eastAsia="Times New Roman"/>
+                <w:b w:val="0"/>
+                <w:sz w:val="24"/>
+              </w:rPr>
               <w:t>200 MHz (5 ns)</w:t>
             </w:r>
           </w:p>
@@ -3443,9 +7528,24 @@
         <w:tc>
           <w:tcPr>
             <w:tcW w:type="dxa" w:w="2160"/>
+            <w:vAlign w:val="center"/>
+            <w:tcBorders>
+              <w:top w:val="single" w:sz="4" w:space="0" w:color="000000"/>
+              <w:start w:val="single" w:sz="4" w:space="0" w:color="000000"/>
+              <w:bottom w:val="single" w:sz="4" w:space="0" w:color="000000"/>
+              <w:end w:val="single" w:sz="4" w:space="0" w:color="000000"/>
+            </w:tcBorders>
           </w:tcPr>
           <w:p>
+            <w:pPr>
+              <w:jc w:val="center"/>
+            </w:pPr>
             <w:r>
+              <w:rPr>
+                <w:rFonts w:ascii="Times New Roman" w:hAnsi="Times New Roman" w:eastAsia="Times New Roman"/>
+                <w:b w:val="0"/>
+                <w:sz w:val="24"/>
+              </w:rPr>
               <w:t>{{ tables.A8.report_val() }}</w:t>
             </w:r>
           </w:p>
@@ -3453,9 +7553,24 @@
         <w:tc>
           <w:tcPr>
             <w:tcW w:type="dxa" w:w="2160"/>
+            <w:vAlign w:val="center"/>
+            <w:tcBorders>
+              <w:top w:val="single" w:sz="4" w:space="0" w:color="000000"/>
+              <w:start w:val="single" w:sz="4" w:space="0" w:color="000000"/>
+              <w:bottom w:val="single" w:sz="4" w:space="0" w:color="000000"/>
+              <w:end w:val="single" w:sz="4" w:space="0" w:color="000000"/>
+            </w:tcBorders>
           </w:tcPr>
           <w:p>
+            <w:pPr>
+              <w:jc w:val="center"/>
+            </w:pPr>
             <w:r>
+              <w:rPr>
+                <w:rFonts w:ascii="Times New Roman" w:hAnsi="Times New Roman" w:eastAsia="Times New Roman"/>
+                <w:b w:val="0"/>
+                <w:sz w:val="24"/>
+              </w:rPr>
               <w:t>{{ tables.A8.report_val() }}</w:t>
             </w:r>
           </w:p>
@@ -3472,9 +7587,24 @@
         <w:tc>
           <w:tcPr>
             <w:tcW w:type="dxa" w:w="2160"/>
+            <w:vAlign w:val="center"/>
+            <w:tcBorders>
+              <w:top w:val="single" w:sz="4" w:space="0" w:color="000000"/>
+              <w:start w:val="single" w:sz="4" w:space="0" w:color="000000"/>
+              <w:bottom w:val="single" w:sz="4" w:space="0" w:color="000000"/>
+              <w:end w:val="single" w:sz="4" w:space="0" w:color="000000"/>
+            </w:tcBorders>
           </w:tcPr>
           <w:p>
+            <w:pPr>
+              <w:jc w:val="center"/>
+            </w:pPr>
             <w:r>
+              <w:rPr>
+                <w:rFonts w:ascii="Times New Roman" w:hAnsi="Times New Roman" w:eastAsia="Times New Roman"/>
+                <w:b w:val="0"/>
+                <w:sz w:val="24"/>
+              </w:rPr>
               <w:t>300 MHz (3,33 ns)</w:t>
             </w:r>
           </w:p>
@@ -3482,9 +7612,24 @@
         <w:tc>
           <w:tcPr>
             <w:tcW w:type="dxa" w:w="2160"/>
+            <w:vAlign w:val="center"/>
+            <w:tcBorders>
+              <w:top w:val="single" w:sz="4" w:space="0" w:color="000000"/>
+              <w:start w:val="single" w:sz="4" w:space="0" w:color="000000"/>
+              <w:bottom w:val="single" w:sz="4" w:space="0" w:color="000000"/>
+              <w:end w:val="single" w:sz="4" w:space="0" w:color="000000"/>
+            </w:tcBorders>
           </w:tcPr>
           <w:p>
+            <w:pPr>
+              <w:jc w:val="center"/>
+            </w:pPr>
             <w:r>
+              <w:rPr>
+                <w:rFonts w:ascii="Times New Roman" w:hAnsi="Times New Roman" w:eastAsia="Times New Roman"/>
+                <w:b w:val="0"/>
+                <w:sz w:val="24"/>
+              </w:rPr>
               <w:t>{{ tables.A8.report_val() }}</w:t>
             </w:r>
           </w:p>
@@ -3492,9 +7637,24 @@
         <w:tc>
           <w:tcPr>
             <w:tcW w:type="dxa" w:w="2160"/>
+            <w:vAlign w:val="center"/>
+            <w:tcBorders>
+              <w:top w:val="single" w:sz="4" w:space="0" w:color="000000"/>
+              <w:start w:val="single" w:sz="4" w:space="0" w:color="000000"/>
+              <w:bottom w:val="single" w:sz="4" w:space="0" w:color="000000"/>
+              <w:end w:val="single" w:sz="4" w:space="0" w:color="000000"/>
+            </w:tcBorders>
           </w:tcPr>
           <w:p>
+            <w:pPr>
+              <w:jc w:val="center"/>
+            </w:pPr>
             <w:r>
+              <w:rPr>
+                <w:rFonts w:ascii="Times New Roman" w:hAnsi="Times New Roman" w:eastAsia="Times New Roman"/>
+                <w:b w:val="0"/>
+                <w:sz w:val="24"/>
+              </w:rPr>
               <w:t>{{ tables.A8.report_val() }}</w:t>
             </w:r>
           </w:p>
@@ -3510,12 +7670,30 @@
     </w:tbl>
     <w:p>
       <w:r>
+        <w:rPr>
+          <w:rFonts w:ascii="Times New Roman" w:hAnsi="Times New Roman" w:eastAsia="Times New Roman"/>
+          <w:color w:val="595959"/>
+          <w:sz w:val="18"/>
+        </w:rPr>
         <w:t>{% endif %}</w:t>
       </w:r>
     </w:p>
     <w:p>
       <w:r>
-        <w:t>4 Kết luận: {{ header.conclusion }}</w:t>
+        <w:rPr>
+          <w:rFonts w:ascii="Times New Roman" w:hAnsi="Times New Roman" w:eastAsia="Times New Roman"/>
+          <w:b/>
+          <w:sz w:val="26"/>
+        </w:rPr>
+        <w:t xml:space="preserve">4 Kết luận: </w:t>
+      </w:r>
+      <w:r>
+        <w:rPr>
+          <w:rFonts w:ascii="Times New Roman" w:hAnsi="Times New Roman" w:eastAsia="Times New Roman"/>
+          <w:b w:val="0"/>
+          <w:sz w:val="26"/>
+        </w:rPr>
+        <w:t>{{ header.conclusion }}</w:t>
       </w:r>
     </w:p>
     <w:tbl>
@@ -3531,14 +7709,33 @@
         <w:tc>
           <w:tcPr>
             <w:tcW w:type="dxa" w:w="4320"/>
+            <w:vAlign w:val="center"/>
           </w:tcPr>
           <w:p>
+            <w:pPr>
+              <w:spacing w:before="40"/>
+              <w:jc w:val="center"/>
+            </w:pPr>
             <w:r>
+              <w:rPr>
+                <w:rFonts w:ascii="Times New Roman" w:hAnsi="Times New Roman" w:eastAsia="Times New Roman"/>
+                <w:b/>
+                <w:sz w:val="26"/>
+              </w:rPr>
               <w:t>Người soát lại</w:t>
             </w:r>
           </w:p>
           <w:p>
+            <w:pPr>
+              <w:spacing w:before="40"/>
+              <w:jc w:val="center"/>
+            </w:pPr>
             <w:r>
+              <w:rPr>
+                <w:rFonts w:ascii="Times New Roman" w:hAnsi="Times New Roman" w:eastAsia="Times New Roman"/>
+                <w:b w:val="0"/>
+                <w:sz w:val="26"/>
+              </w:rPr>
               <w:t>{{ header.reviewer }}</w:t>
             </w:r>
           </w:p>
@@ -3546,14 +7743,33 @@
         <w:tc>
           <w:tcPr>
             <w:tcW w:type="dxa" w:w="4320"/>
+            <w:vAlign w:val="center"/>
           </w:tcPr>
           <w:p>
+            <w:pPr>
+              <w:spacing w:before="40"/>
+              <w:jc w:val="center"/>
+            </w:pPr>
             <w:r>
+              <w:rPr>
+                <w:rFonts w:ascii="Times New Roman" w:hAnsi="Times New Roman" w:eastAsia="Times New Roman"/>
+                <w:b/>
+                <w:sz w:val="26"/>
+              </w:rPr>
               <w:t>Kiểm định viên</w:t>
             </w:r>
           </w:p>
           <w:p>
+            <w:pPr>
+              <w:spacing w:before="40"/>
+              <w:jc w:val="center"/>
+            </w:pPr>
             <w:r>
+              <w:rPr>
+                <w:rFonts w:ascii="Times New Roman" w:hAnsi="Times New Roman" w:eastAsia="Times New Roman"/>
+                <w:b w:val="0"/>
+                <w:sz w:val="26"/>
+              </w:rPr>
               <w:t>{{ header.inspector }}</w:t>
             </w:r>
           </w:p>
@@ -3933,6 +8149,10 @@
     <w:name w:val="Normal"/>
     <w:qFormat/>
     <w:rsid w:val="00FC693F"/>
+    <w:rPr>
+      <w:rFonts w:ascii="Times New Roman" w:hAnsi="Times New Roman" w:eastAsia="Times New Roman"/>
+      <w:sz w:val="26"/>
+    </w:rPr>
   </w:style>
   <w:style w:type="paragraph" w:styleId="Header">
     <w:name w:val="header"/>
